--- a/6-过程管理/流程制度规范类文件/ZGS-06-01-过程框架管理制度 .docx
+++ b/6-过程管理/流程制度规范类文件/ZGS-06-01-过程框架管理制度 .docx
@@ -1,10 +1,11 @@
 
 <file path=word/document.xml><?xml version="1.0" encoding="utf-8"?>
-<w:document xmlns:wpc="http://schemas.microsoft.com/office/word/2010/wordprocessingCanvas" xmlns:mc="http://schemas.openxmlformats.org/markup-compatibility/2006" xmlns:o="urn:schemas-microsoft-com:office:office" xmlns:r="http://schemas.openxmlformats.org/officeDocument/2006/relationships" xmlns:m="http://schemas.openxmlformats.org/officeDocument/2006/math" xmlns:v="urn:schemas-microsoft-com:vml" xmlns:wp14="http://schemas.microsoft.com/office/word/2010/wordprocessingDrawing" xmlns:wp="http://schemas.openxmlformats.org/drawingml/2006/wordprocessingDrawing" xmlns:w="http://schemas.openxmlformats.org/wordprocessingml/2006/main" xmlns:w14="http://schemas.microsoft.com/office/word/2010/wordml" xmlns:w10="urn:schemas-microsoft-com:office:word" xmlns:w15="http://schemas.microsoft.com/office/word/2012/wordml" xmlns:wpg="http://schemas.microsoft.com/office/word/2010/wordprocessingGroup" xmlns:wpi="http://schemas.microsoft.com/office/word/2010/wordprocessingInk" xmlns:wne="http://schemas.microsoft.com/office/word/2006/wordml" xmlns:wps="http://schemas.microsoft.com/office/word/2010/wordprocessingShape" xmlns:wpsCustomData="http://www.wps.cn/officeDocument/2013/wpsCustomData" mc:Ignorable="w14 w15 wp14">
+<w:document xmlns:wpc="http://schemas.microsoft.com/office/word/2010/wordprocessingCanvas" xmlns:mc="http://schemas.openxmlformats.org/markup-compatibility/2006" xmlns:o="urn:schemas-microsoft-com:office:office" xmlns:r="http://schemas.openxmlformats.org/officeDocument/2006/relationships" xmlns:m="http://schemas.openxmlformats.org/officeDocument/2006/math" xmlns:v="urn:schemas-microsoft-com:vml" xmlns:wp14="http://schemas.microsoft.com/office/word/2010/wordprocessingDrawing" xmlns:wp="http://schemas.openxmlformats.org/drawingml/2006/wordprocessingDrawing" xmlns:w10="urn:schemas-microsoft-com:office:word" xmlns:w="http://schemas.openxmlformats.org/wordprocessingml/2006/main" xmlns:w14="http://schemas.microsoft.com/office/word/2010/wordml" xmlns:w15="http://schemas.microsoft.com/office/word/2012/wordml" xmlns:wne="http://schemas.microsoft.com/office/word/2006/wordml" xmlns:wpg="http://schemas.microsoft.com/office/word/2010/wordprocessingGroup" xmlns:wpi="http://schemas.microsoft.com/office/word/2010/wordprocessingInk" xmlns:wps="http://schemas.microsoft.com/office/word/2010/wordprocessingShape" mc:Ignorable="w14 w15 wp14">
+  <!-- Generated by Aspose.Words for .NET 13.3.0.1 -->
   <w:body>
     <w:p>
       <w:pPr>
-        <w:pStyle w:val="24"/>
+        <w:pStyle w:val="a"/>
         <w:keepNext w:val="0"/>
         <w:keepLines w:val="0"/>
         <w:pageBreakBefore w:val="0"/>
@@ -24,7 +25,7 @@
       <w:bookmarkStart w:id="0" w:name="_Toc16647"/>
       <w:r>
         <w:drawing>
-          <wp:anchor distT="0" distB="0" distL="114300" distR="114300" simplePos="0" relativeHeight="251660288" behindDoc="1" locked="0" layoutInCell="1" allowOverlap="1">
+          <wp:anchor distT="0" distB="0" distL="114300" distR="114300" simplePos="0" relativeHeight="251659264" behindDoc="1" locked="0" layoutInCell="1" allowOverlap="1">
             <wp:simplePos x="0" y="0"/>
             <wp:positionH relativeFrom="column">
               <wp:posOffset>0</wp:posOffset>
@@ -49,7 +50,7 @@
                     </pic:cNvPicPr>
                   </pic:nvPicPr>
                   <pic:blipFill>
-                    <a:blip r:embed="rId7"/>
+                    <a:blip xmlns:r="http://schemas.openxmlformats.org/officeDocument/2006/relationships" r:embed="rId4"/>
                     <a:stretch>
                       <a:fillRect/>
                     </a:stretch>
@@ -79,7 +80,7 @@
           <w:lang w:val="en-US" w:eastAsia="zh-CN"/>
         </w:rPr>
         <w:drawing>
-          <wp:anchor distT="0" distB="0" distL="114300" distR="114300" simplePos="0" relativeHeight="251659264" behindDoc="1" locked="0" layoutInCell="1" allowOverlap="1">
+          <wp:anchor distT="0" distB="0" distL="114300" distR="114300" simplePos="0" relativeHeight="251658240" behindDoc="1" locked="0" layoutInCell="1" allowOverlap="1">
             <wp:simplePos x="0" y="0"/>
             <wp:positionH relativeFrom="column">
               <wp:posOffset>635</wp:posOffset>
@@ -104,7 +105,7 @@
                     </pic:cNvPicPr>
                   </pic:nvPicPr>
                   <pic:blipFill>
-                    <a:blip r:embed="rId8">
+                    <a:blip xmlns:r="http://schemas.openxmlformats.org/officeDocument/2006/relationships" r:embed="rId5">
                       <a:alphaModFix amt="58000"/>
                       <a:lum contrast="-52000"/>
                     </a:blip>
@@ -138,7 +139,7 @@
     </w:p>
     <w:p>
       <w:pPr>
-        <w:pStyle w:val="25"/>
+        <w:pStyle w:val="a0"/>
         <w:keepNext w:val="0"/>
         <w:keepLines w:val="0"/>
         <w:pageBreakBefore w:val="0"/>
@@ -185,11 +186,11 @@
         <w:adjustRightInd w:val="0"/>
         <w:snapToGrid w:val="0"/>
         <w:spacing w:after="624" w:afterLines="200" w:line="219" w:lineRule="auto"/>
-        <w:ind w:left="0" w:leftChars="0" w:right="0" w:rightChars="0" w:firstLine="0" w:firstLineChars="0"/>
+        <w:ind w:left="0" w:right="0" w:firstLine="0" w:leftChars="0" w:rightChars="0" w:firstLineChars="0"/>
         <w:jc w:val="center"/>
         <w:textAlignment w:val="baseline"/>
         <w:rPr>
-          <w:rFonts w:hint="default" w:ascii="宋体" w:hAnsi="宋体" w:eastAsia="宋体" w:cs="宋体"/>
+          <w:rFonts w:ascii="宋体" w:eastAsia="宋体" w:hAnsi="宋体" w:cs="宋体" w:hint="default"/>
           <w:sz w:val="24"/>
           <w:szCs w:val="24"/>
           <w:lang w:val="en-US" w:eastAsia="zh-CN"/>
@@ -197,7 +198,7 @@
       </w:pPr>
       <w:r>
         <w:rPr>
-          <w:rFonts w:ascii="宋体" w:hAnsi="宋体" w:eastAsia="宋体" w:cs="宋体"/>
+          <w:rFonts w:ascii="宋体" w:eastAsia="宋体" w:hAnsi="宋体" w:cs="宋体"/>
           <w:b/>
           <w:bCs/>
           <w:spacing w:val="-3"/>
@@ -206,63 +207,20 @@
         </w:rPr>
         <w:t>文件编号：ZGS-06-01</w:t>
       </w:r>
-      <w:r>
-        <w:rPr>
-          <w:rFonts w:hint="eastAsia" w:ascii="宋体" w:hAnsi="宋体" w:eastAsia="宋体" w:cs="宋体"/>
-          <w:b/>
-          <w:bCs/>
-          <w:spacing w:val="-3"/>
-          <w:sz w:val="24"/>
-          <w:szCs w:val="24"/>
-          <w:lang w:val="en-US" w:eastAsia="zh-CN"/>
-        </w:rPr>
-      </w:r>
-      <w:r>
-        <w:rPr>
-          <w:rFonts w:ascii="宋体" w:hAnsi="宋体" w:eastAsia="宋体" w:cs="宋体"/>
-          <w:b/>
-          <w:bCs/>
-          <w:spacing w:val="-3"/>
-          <w:sz w:val="24"/>
-          <w:szCs w:val="24"/>
-        </w:rPr>
-      </w:r>
-      <w:r>
-        <w:rPr>
-          <w:rFonts w:hint="eastAsia" w:ascii="宋体" w:hAnsi="宋体" w:cs="宋体"/>
-          <w:b/>
-          <w:bCs/>
-          <w:spacing w:val="-3"/>
-          <w:sz w:val="24"/>
-          <w:szCs w:val="24"/>
-          <w:lang w:val="en-US" w:eastAsia="zh-CN"/>
-        </w:rPr>
-      </w:r>
-      <w:r>
-        <w:rPr>
-          <w:rFonts w:ascii="宋体" w:hAnsi="宋体" w:eastAsia="宋体" w:cs="宋体"/>
-          <w:b/>
-          <w:bCs/>
-          <w:spacing w:val="-3"/>
-          <w:sz w:val="24"/>
-          <w:szCs w:val="24"/>
-        </w:rPr>
-      </w:r>
     </w:p>
     <w:tbl>
       <w:tblPr>
-        <w:tblStyle w:val="21"/>
+        <w:tblStyle w:val="TableGrid"/>
         <w:tblW w:w="0" w:type="auto"/>
         <w:jc w:val="center"/>
         <w:tblBorders>
-          <w:top w:val="none" w:color="auto" w:sz="0" w:space="0"/>
-          <w:left w:val="none" w:color="auto" w:sz="0" w:space="0"/>
-          <w:bottom w:val="none" w:color="auto" w:sz="0" w:space="0"/>
-          <w:right w:val="none" w:color="auto" w:sz="0" w:space="0"/>
-          <w:insideH w:val="none" w:color="auto" w:sz="0" w:space="0"/>
-          <w:insideV w:val="none" w:color="auto" w:sz="0" w:space="0"/>
+          <w:top w:val="nil"/>
+          <w:left w:val="nil"/>
+          <w:bottom w:val="nil"/>
+          <w:right w:val="nil"/>
+          <w:insideH w:val="nil"/>
+          <w:insideV w:val="nil"/>
         </w:tblBorders>
-        <w:tblLayout w:type="autofit"/>
         <w:tblCellMar>
           <w:top w:w="0" w:type="dxa"/>
           <w:left w:w="108" w:type="dxa"/>
@@ -276,13 +234,15 @@
       </w:tblGrid>
       <w:tr>
         <w:tblPrEx>
+          <w:tblW w:w="0" w:type="auto"/>
+          <w:jc w:val="center"/>
           <w:tblBorders>
-            <w:top w:val="none" w:color="auto" w:sz="0" w:space="0"/>
-            <w:left w:val="none" w:color="auto" w:sz="0" w:space="0"/>
-            <w:bottom w:val="none" w:color="auto" w:sz="0" w:space="0"/>
-            <w:right w:val="none" w:color="auto" w:sz="0" w:space="0"/>
-            <w:insideH w:val="none" w:color="auto" w:sz="0" w:space="0"/>
-            <w:insideV w:val="none" w:color="auto" w:sz="0" w:space="0"/>
+            <w:top w:val="nil"/>
+            <w:left w:val="nil"/>
+            <w:bottom w:val="nil"/>
+            <w:right w:val="nil"/>
+            <w:insideH w:val="nil"/>
+            <w:insideV w:val="nil"/>
           </w:tblBorders>
           <w:tblCellMar>
             <w:top w:w="0" w:type="dxa"/>
@@ -292,7 +252,7 @@
           </w:tblCellMar>
         </w:tblPrEx>
         <w:trPr>
-          <w:trHeight w:val="810" w:hRule="atLeast"/>
+          <w:trHeight w:val="810"/>
           <w:jc w:val="center"/>
         </w:trPr>
         <w:tc>
@@ -330,7 +290,7 @@
             </w:r>
             <w:r>
               <w:rPr>
-                <w:rFonts w:hint="default" w:asciiTheme="minorAscii" w:hAnsiTheme="minorAscii" w:eastAsiaTheme="minorEastAsia"/>
+                <w:rFonts w:asciiTheme="minorAscii" w:eastAsiaTheme="minorEastAsia" w:hAnsiTheme="minorAscii" w:hint="default"/>
                 <w:spacing w:val="227"/>
                 <w:sz w:val="21"/>
                 <w:vertAlign w:val="baseline"/>
@@ -384,7 +344,7 @@
             </w:r>
             <w:r>
               <w:rPr>
-                <w:rFonts w:hint="eastAsia" w:asciiTheme="minorAscii" w:hAnsiTheme="minorAscii" w:eastAsiaTheme="minorEastAsia"/>
+                <w:rFonts w:asciiTheme="minorAscii" w:eastAsiaTheme="minorEastAsia" w:hAnsiTheme="minorAscii" w:hint="eastAsia"/>
                 <w:spacing w:val="227"/>
                 <w:sz w:val="21"/>
                 <w:vertAlign w:val="baseline"/>
@@ -406,14 +366,8 @@
       </w:tr>
       <w:tr>
         <w:tblPrEx>
-          <w:tblBorders>
-            <w:top w:val="none" w:color="auto" w:sz="0" w:space="0"/>
-            <w:left w:val="none" w:color="auto" w:sz="0" w:space="0"/>
-            <w:bottom w:val="none" w:color="auto" w:sz="0" w:space="0"/>
-            <w:right w:val="none" w:color="auto" w:sz="0" w:space="0"/>
-            <w:insideH w:val="none" w:color="auto" w:sz="0" w:space="0"/>
-            <w:insideV w:val="none" w:color="auto" w:sz="0" w:space="0"/>
-          </w:tblBorders>
+          <w:tblW w:w="0" w:type="auto"/>
+          <w:jc w:val="center"/>
           <w:tblCellMar>
             <w:top w:w="0" w:type="dxa"/>
             <w:left w:w="108" w:type="dxa"/>
@@ -422,7 +376,7 @@
           </w:tblCellMar>
         </w:tblPrEx>
         <w:trPr>
-          <w:trHeight w:val="810" w:hRule="atLeast"/>
+          <w:trHeight w:val="810"/>
           <w:jc w:val="center"/>
         </w:trPr>
         <w:tc>
@@ -446,7 +400,7 @@
               <w:snapToGrid w:val="0"/>
               <w:textAlignment w:val="baseline"/>
               <w:rPr>
-                <w:rFonts w:hint="default" w:ascii="Arial" w:hAnsi="Arial" w:eastAsia="Arial" w:cs="Arial"/>
+                <w:rFonts w:ascii="Arial" w:eastAsia="Arial" w:hAnsi="Arial" w:cs="Arial" w:hint="default"/>
                 <w:snapToGrid w:val="0"/>
                 <w:color w:val="000000"/>
                 <w:kern w:val="0"/>
@@ -478,7 +432,7 @@
             </w:r>
             <w:r>
               <w:rPr>
-                <w:rFonts w:hint="default" w:asciiTheme="minorAscii" w:hAnsiTheme="minorAscii" w:eastAsiaTheme="minorEastAsia"/>
+                <w:rFonts w:asciiTheme="minorAscii" w:eastAsiaTheme="minorEastAsia" w:hAnsiTheme="minorAscii" w:hint="default"/>
                 <w:spacing w:val="227"/>
                 <w:sz w:val="21"/>
                 <w:vertAlign w:val="baseline"/>
@@ -531,7 +485,7 @@
               <w:snapToGrid w:val="0"/>
               <w:textAlignment w:val="baseline"/>
               <w:rPr>
-                <w:rFonts w:hint="default" w:ascii="Arial" w:hAnsi="Arial" w:eastAsia="Arial" w:cs="Arial"/>
+                <w:rFonts w:ascii="Arial" w:eastAsia="Arial" w:hAnsi="Arial" w:cs="Arial" w:hint="default"/>
                 <w:snapToGrid w:val="0"/>
                 <w:color w:val="000000"/>
                 <w:kern w:val="0"/>
@@ -549,8 +503,8 @@
               </w:rPr>
               <w:t>审核</w:t>
             </w:r>
-            <w:bookmarkStart w:id="38" w:name="_GoBack"/>
-            <w:bookmarkEnd w:id="38"/>
+            <w:bookmarkStart w:id="2" w:name="_GoBack"/>
+            <w:bookmarkEnd w:id="2"/>
             <w:r>
               <w:rPr>
                 <w:rFonts w:hint="eastAsia"/>
@@ -561,7 +515,7 @@
             </w:r>
             <w:r>
               <w:rPr>
-                <w:rFonts w:hint="eastAsia" w:asciiTheme="minorAscii" w:hAnsiTheme="minorAscii" w:eastAsiaTheme="minorEastAsia"/>
+                <w:rFonts w:asciiTheme="minorAscii" w:eastAsiaTheme="minorEastAsia" w:hAnsiTheme="minorAscii" w:hint="eastAsia"/>
                 <w:spacing w:val="227"/>
                 <w:sz w:val="21"/>
                 <w:vertAlign w:val="baseline"/>
@@ -583,14 +537,8 @@
       </w:tr>
       <w:tr>
         <w:tblPrEx>
-          <w:tblBorders>
-            <w:top w:val="none" w:color="auto" w:sz="0" w:space="0"/>
-            <w:left w:val="none" w:color="auto" w:sz="0" w:space="0"/>
-            <w:bottom w:val="none" w:color="auto" w:sz="0" w:space="0"/>
-            <w:right w:val="none" w:color="auto" w:sz="0" w:space="0"/>
-            <w:insideH w:val="none" w:color="auto" w:sz="0" w:space="0"/>
-            <w:insideV w:val="none" w:color="auto" w:sz="0" w:space="0"/>
-          </w:tblBorders>
+          <w:tblW w:w="0" w:type="auto"/>
+          <w:jc w:val="center"/>
           <w:tblCellMar>
             <w:top w:w="0" w:type="dxa"/>
             <w:left w:w="108" w:type="dxa"/>
@@ -599,7 +547,7 @@
           </w:tblCellMar>
         </w:tblPrEx>
         <w:trPr>
-          <w:trHeight w:val="635" w:hRule="atLeast"/>
+          <w:trHeight w:val="635"/>
           <w:jc w:val="center"/>
         </w:trPr>
         <w:tc>
@@ -636,31 +584,6 @@
                 <w:lang w:val="en-US" w:eastAsia="zh-CN"/>
               </w:rPr>
               <w:t>批准人:宋海滨</w:t>
-            </w:r>
-            <w:r>
-              <w:rPr>
-                <w:rFonts w:hint="eastAsia"/>
-                <w:spacing w:val="1"/>
-                <w:kern w:val="0"/>
-                <w:vertAlign w:val="baseline"/>
-                <w:lang w:val="en-US" w:eastAsia="zh-CN"/>
-              </w:rPr>
-            </w:r>
-            <w:r>
-              <w:rPr>
-                <w:rFonts w:hint="eastAsia" w:asciiTheme="minorAscii" w:hAnsiTheme="minorAscii" w:eastAsiaTheme="minorEastAsia"/>
-                <w:spacing w:val="227"/>
-                <w:sz w:val="21"/>
-                <w:vertAlign w:val="baseline"/>
-                <w:lang w:val="en-US" w:eastAsia="zh-CN"/>
-              </w:rPr>
-            </w:r>
-            <w:r>
-              <w:rPr>
-                <w:rFonts w:hint="eastAsia"/>
-                <w:u w:val="single"/>
-                <w:lang w:val="en-US" w:eastAsia="zh-CN"/>
-              </w:rPr>
             </w:r>
           </w:p>
         </w:tc>
@@ -699,7 +622,7 @@
             </w:r>
             <w:r>
               <w:rPr>
-                <w:rFonts w:hint="eastAsia" w:asciiTheme="minorAscii" w:hAnsiTheme="minorAscii" w:eastAsiaTheme="minorEastAsia"/>
+                <w:rFonts w:asciiTheme="minorAscii" w:eastAsiaTheme="minorEastAsia" w:hAnsiTheme="minorAscii" w:hint="eastAsia"/>
                 <w:spacing w:val="227"/>
                 <w:sz w:val="21"/>
                 <w:vertAlign w:val="baseline"/>
@@ -758,14 +681,14 @@
         <w:ind w:left="3634"/>
         <w:textAlignment w:val="baseline"/>
         <w:rPr>
-          <w:rFonts w:ascii="宋体" w:hAnsi="宋体" w:eastAsia="宋体" w:cs="宋体"/>
+          <w:rFonts w:ascii="宋体" w:eastAsia="宋体" w:hAnsi="宋体" w:cs="宋体"/>
           <w:sz w:val="31"/>
           <w:szCs w:val="31"/>
         </w:rPr>
       </w:pPr>
       <w:r>
         <w:rPr>
-          <w:rFonts w:ascii="宋体" w:hAnsi="宋体" w:eastAsia="宋体" w:cs="宋体"/>
+          <w:rFonts w:ascii="宋体" w:eastAsia="宋体" w:hAnsi="宋体" w:cs="宋体"/>
           <w:b/>
           <w:bCs/>
           <w:spacing w:val="4"/>
@@ -777,16 +700,16 @@
     </w:p>
     <w:tbl>
       <w:tblPr>
-        <w:tblStyle w:val="26"/>
+        <w:tblStyle w:val="TableNormal0"/>
         <w:tblW w:w="7137" w:type="dxa"/>
         <w:jc w:val="center"/>
         <w:tblBorders>
-          <w:top w:val="single" w:color="000000" w:sz="2" w:space="0"/>
-          <w:left w:val="single" w:color="000000" w:sz="2" w:space="0"/>
-          <w:bottom w:val="single" w:color="000000" w:sz="2" w:space="0"/>
-          <w:right w:val="single" w:color="000000" w:sz="2" w:space="0"/>
-          <w:insideH w:val="single" w:color="000000" w:sz="2" w:space="0"/>
-          <w:insideV w:val="single" w:color="000000" w:sz="2" w:space="0"/>
+          <w:top w:val="single" w:sz="2" w:space="0" w:color="000000"/>
+          <w:left w:val="single" w:sz="2" w:space="0" w:color="000000"/>
+          <w:bottom w:val="single" w:sz="2" w:space="0" w:color="000000"/>
+          <w:right w:val="single" w:sz="2" w:space="0" w:color="000000"/>
+          <w:insideH w:val="single" w:sz="2" w:space="0" w:color="000000"/>
+          <w:insideV w:val="single" w:sz="2" w:space="0" w:color="000000"/>
         </w:tblBorders>
         <w:tblLayout w:type="fixed"/>
         <w:tblCellMar>
@@ -804,14 +727,17 @@
       </w:tblGrid>
       <w:tr>
         <w:tblPrEx>
+          <w:tblW w:w="7137" w:type="dxa"/>
+          <w:jc w:val="center"/>
           <w:tblBorders>
-            <w:top w:val="single" w:color="000000" w:sz="2" w:space="0"/>
-            <w:left w:val="single" w:color="000000" w:sz="2" w:space="0"/>
-            <w:bottom w:val="single" w:color="000000" w:sz="2" w:space="0"/>
-            <w:right w:val="single" w:color="000000" w:sz="2" w:space="0"/>
-            <w:insideH w:val="single" w:color="000000" w:sz="2" w:space="0"/>
-            <w:insideV w:val="single" w:color="000000" w:sz="2" w:space="0"/>
+            <w:top w:val="single" w:sz="2" w:space="0" w:color="000000"/>
+            <w:left w:val="single" w:sz="2" w:space="0" w:color="000000"/>
+            <w:bottom w:val="single" w:sz="2" w:space="0" w:color="000000"/>
+            <w:right w:val="single" w:sz="2" w:space="0" w:color="000000"/>
+            <w:insideH w:val="single" w:sz="2" w:space="0" w:color="000000"/>
+            <w:insideV w:val="single" w:sz="2" w:space="0" w:color="000000"/>
           </w:tblBorders>
+          <w:tblLayout w:type="fixed"/>
           <w:tblCellMar>
             <w:top w:w="0" w:type="dxa"/>
             <w:left w:w="0" w:type="dxa"/>
@@ -820,7 +746,7 @@
           </w:tblCellMar>
         </w:tblPrEx>
         <w:trPr>
-          <w:trHeight w:val="593" w:hRule="atLeast"/>
+          <w:trHeight w:val="593"/>
           <w:jc w:val="center"/>
         </w:trPr>
         <w:tc>
@@ -842,18 +768,18 @@
               <w:adjustRightInd w:val="0"/>
               <w:snapToGrid w:val="0"/>
               <w:spacing w:before="176" w:line="228" w:lineRule="auto"/>
-              <w:ind w:left="0" w:leftChars="0" w:right="0" w:rightChars="0" w:firstLine="0" w:firstLineChars="0"/>
+              <w:ind w:left="0" w:right="0" w:firstLine="0" w:leftChars="0" w:rightChars="0" w:firstLineChars="0"/>
               <w:jc w:val="center"/>
               <w:textAlignment w:val="baseline"/>
               <w:rPr>
-                <w:rFonts w:ascii="宋体" w:hAnsi="宋体" w:eastAsia="宋体" w:cs="宋体"/>
+                <w:rFonts w:ascii="宋体" w:eastAsia="宋体" w:hAnsi="宋体" w:cs="宋体"/>
                 <w:sz w:val="20"/>
                 <w:szCs w:val="20"/>
               </w:rPr>
             </w:pPr>
             <w:r>
               <w:rPr>
-                <w:rFonts w:ascii="宋体" w:hAnsi="宋体" w:eastAsia="宋体" w:cs="宋体"/>
+                <w:rFonts w:ascii="宋体" w:eastAsia="宋体" w:hAnsi="宋体" w:cs="宋体"/>
                 <w:spacing w:val="-14"/>
                 <w:sz w:val="20"/>
                 <w:szCs w:val="20"/>
@@ -881,18 +807,18 @@
               <w:adjustRightInd w:val="0"/>
               <w:snapToGrid w:val="0"/>
               <w:spacing w:before="175" w:line="227" w:lineRule="auto"/>
-              <w:ind w:left="0" w:leftChars="0" w:right="0" w:rightChars="0" w:firstLine="0" w:firstLineChars="0"/>
+              <w:ind w:left="0" w:right="0" w:firstLine="0" w:leftChars="0" w:rightChars="0" w:firstLineChars="0"/>
               <w:jc w:val="center"/>
               <w:textAlignment w:val="baseline"/>
               <w:rPr>
-                <w:rFonts w:ascii="宋体" w:hAnsi="宋体" w:eastAsia="宋体" w:cs="宋体"/>
+                <w:rFonts w:ascii="宋体" w:eastAsia="宋体" w:hAnsi="宋体" w:cs="宋体"/>
                 <w:sz w:val="20"/>
                 <w:szCs w:val="20"/>
               </w:rPr>
             </w:pPr>
             <w:r>
               <w:rPr>
-                <w:rFonts w:ascii="宋体" w:hAnsi="宋体" w:eastAsia="宋体" w:cs="宋体"/>
+                <w:rFonts w:ascii="宋体" w:eastAsia="宋体" w:hAnsi="宋体" w:cs="宋体"/>
                 <w:spacing w:val="4"/>
                 <w:sz w:val="20"/>
                 <w:szCs w:val="20"/>
@@ -920,18 +846,18 @@
               <w:adjustRightInd w:val="0"/>
               <w:snapToGrid w:val="0"/>
               <w:spacing w:before="175" w:line="228" w:lineRule="auto"/>
-              <w:ind w:left="0" w:leftChars="0" w:right="0" w:rightChars="0" w:firstLine="0" w:firstLineChars="0"/>
+              <w:ind w:left="0" w:right="0" w:firstLine="0" w:leftChars="0" w:rightChars="0" w:firstLineChars="0"/>
               <w:jc w:val="center"/>
               <w:textAlignment w:val="baseline"/>
               <w:rPr>
-                <w:rFonts w:ascii="宋体" w:hAnsi="宋体" w:eastAsia="宋体" w:cs="宋体"/>
+                <w:rFonts w:ascii="宋体" w:eastAsia="宋体" w:hAnsi="宋体" w:cs="宋体"/>
                 <w:sz w:val="20"/>
                 <w:szCs w:val="20"/>
               </w:rPr>
             </w:pPr>
             <w:r>
               <w:rPr>
-                <w:rFonts w:ascii="宋体" w:hAnsi="宋体" w:eastAsia="宋体" w:cs="宋体"/>
+                <w:rFonts w:ascii="宋体" w:eastAsia="宋体" w:hAnsi="宋体" w:cs="宋体"/>
                 <w:spacing w:val="7"/>
                 <w:sz w:val="20"/>
                 <w:szCs w:val="20"/>
@@ -959,18 +885,18 @@
               <w:adjustRightInd w:val="0"/>
               <w:snapToGrid w:val="0"/>
               <w:spacing w:before="176" w:line="229" w:lineRule="auto"/>
-              <w:ind w:left="0" w:leftChars="0" w:right="0" w:rightChars="0" w:firstLine="0" w:firstLineChars="0"/>
+              <w:ind w:left="0" w:right="0" w:firstLine="0" w:leftChars="0" w:rightChars="0" w:firstLineChars="0"/>
               <w:jc w:val="center"/>
               <w:textAlignment w:val="baseline"/>
               <w:rPr>
-                <w:rFonts w:ascii="宋体" w:hAnsi="宋体" w:eastAsia="宋体" w:cs="宋体"/>
+                <w:rFonts w:ascii="宋体" w:eastAsia="宋体" w:hAnsi="宋体" w:cs="宋体"/>
                 <w:sz w:val="20"/>
                 <w:szCs w:val="20"/>
               </w:rPr>
             </w:pPr>
             <w:r>
               <w:rPr>
-                <w:rFonts w:ascii="宋体" w:hAnsi="宋体" w:eastAsia="宋体" w:cs="宋体"/>
+                <w:rFonts w:ascii="宋体" w:eastAsia="宋体" w:hAnsi="宋体" w:cs="宋体"/>
                 <w:spacing w:val="7"/>
                 <w:sz w:val="20"/>
                 <w:szCs w:val="20"/>
@@ -982,14 +908,9 @@
       </w:tr>
       <w:tr>
         <w:tblPrEx>
-          <w:tblBorders>
-            <w:top w:val="single" w:color="000000" w:sz="2" w:space="0"/>
-            <w:left w:val="single" w:color="000000" w:sz="2" w:space="0"/>
-            <w:bottom w:val="single" w:color="000000" w:sz="2" w:space="0"/>
-            <w:right w:val="single" w:color="000000" w:sz="2" w:space="0"/>
-            <w:insideH w:val="single" w:color="000000" w:sz="2" w:space="0"/>
-            <w:insideV w:val="single" w:color="000000" w:sz="2" w:space="0"/>
-          </w:tblBorders>
+          <w:tblW w:w="7137" w:type="dxa"/>
+          <w:jc w:val="center"/>
+          <w:tblLayout w:type="fixed"/>
           <w:tblCellMar>
             <w:top w:w="0" w:type="dxa"/>
             <w:left w:w="0" w:type="dxa"/>
@@ -998,7 +919,7 @@
           </w:tblCellMar>
         </w:tblPrEx>
         <w:trPr>
-          <w:trHeight w:val="516" w:hRule="atLeast"/>
+          <w:trHeight w:val="516"/>
           <w:jc w:val="center"/>
         </w:trPr>
         <w:tc>
@@ -1020,11 +941,11 @@
               <w:adjustRightInd w:val="0"/>
               <w:snapToGrid w:val="0"/>
               <w:spacing w:before="173" w:line="267" w:lineRule="exact"/>
-              <w:ind w:left="0" w:leftChars="0" w:right="0" w:rightChars="0" w:firstLine="0" w:firstLineChars="0"/>
+              <w:ind w:left="0" w:right="0" w:firstLine="0" w:leftChars="0" w:rightChars="0" w:firstLineChars="0"/>
               <w:jc w:val="center"/>
               <w:textAlignment w:val="baseline"/>
               <w:rPr>
-                <w:rFonts w:hint="default" w:ascii="宋体" w:hAnsi="宋体" w:eastAsia="宋体" w:cs="宋体"/>
+                <w:rFonts w:ascii="宋体" w:eastAsia="宋体" w:hAnsi="宋体" w:cs="宋体" w:hint="default"/>
                 <w:sz w:val="20"/>
                 <w:szCs w:val="20"/>
                 <w:lang w:val="en-US" w:eastAsia="zh-CN"/>
@@ -1032,7 +953,7 @@
             </w:pPr>
             <w:r>
               <w:rPr>
-                <w:rFonts w:ascii="宋体" w:hAnsi="宋体" w:eastAsia="宋体" w:cs="宋体"/>
+                <w:rFonts w:ascii="宋体" w:eastAsia="宋体" w:hAnsi="宋体" w:cs="宋体"/>
                 <w:spacing w:val="3"/>
                 <w:position w:val="1"/>
                 <w:sz w:val="20"/>
@@ -1042,7 +963,7 @@
             </w:r>
             <w:r>
               <w:rPr>
-                <w:rFonts w:hint="eastAsia" w:ascii="宋体" w:hAnsi="宋体" w:cs="宋体"/>
+                <w:rFonts w:ascii="宋体" w:hAnsi="宋体" w:cs="宋体" w:hint="eastAsia"/>
                 <w:spacing w:val="3"/>
                 <w:position w:val="1"/>
                 <w:sz w:val="20"/>
@@ -1072,18 +993,18 @@
               <w:adjustRightInd w:val="0"/>
               <w:snapToGrid w:val="0"/>
               <w:spacing w:before="173" w:line="267" w:lineRule="exact"/>
-              <w:ind w:left="0" w:leftChars="0" w:right="0" w:rightChars="0" w:firstLine="0" w:firstLineChars="0"/>
+              <w:ind w:left="0" w:right="0" w:firstLine="0" w:leftChars="0" w:rightChars="0" w:firstLineChars="0"/>
               <w:jc w:val="center"/>
               <w:textAlignment w:val="baseline"/>
               <w:rPr>
-                <w:rFonts w:ascii="宋体" w:hAnsi="宋体" w:eastAsia="宋体" w:cs="宋体"/>
+                <w:rFonts w:ascii="宋体" w:eastAsia="宋体" w:hAnsi="宋体" w:cs="宋体"/>
                 <w:sz w:val="20"/>
                 <w:szCs w:val="20"/>
               </w:rPr>
             </w:pPr>
             <w:r>
               <w:rPr>
-                <w:rFonts w:ascii="宋体" w:hAnsi="宋体" w:eastAsia="宋体" w:cs="宋体"/>
+                <w:rFonts w:ascii="宋体" w:eastAsia="宋体" w:hAnsi="宋体" w:cs="宋体"/>
                 <w:spacing w:val="4"/>
                 <w:position w:val="1"/>
                 <w:sz w:val="20"/>
@@ -1112,18 +1033,18 @@
               <w:adjustRightInd w:val="0"/>
               <w:snapToGrid w:val="0"/>
               <w:spacing w:before="172" w:line="228" w:lineRule="auto"/>
-              <w:ind w:left="0" w:leftChars="0" w:right="0" w:rightChars="0" w:firstLine="0" w:firstLineChars="0"/>
+              <w:ind w:left="0" w:right="0" w:firstLine="0" w:leftChars="0" w:rightChars="0" w:firstLineChars="0"/>
               <w:jc w:val="center"/>
               <w:textAlignment w:val="baseline"/>
               <w:rPr>
-                <w:rFonts w:ascii="宋体" w:hAnsi="宋体" w:eastAsia="宋体" w:cs="宋体"/>
+                <w:rFonts w:ascii="宋体" w:eastAsia="宋体" w:hAnsi="宋体" w:cs="宋体"/>
                 <w:sz w:val="20"/>
                 <w:szCs w:val="20"/>
               </w:rPr>
             </w:pPr>
             <w:r>
               <w:rPr>
-                <w:rFonts w:ascii="宋体" w:hAnsi="宋体" w:eastAsia="宋体" w:cs="宋体"/>
+                <w:rFonts w:ascii="宋体" w:eastAsia="宋体" w:hAnsi="宋体" w:cs="宋体"/>
                 <w:spacing w:val="7"/>
                 <w:sz w:val="20"/>
                 <w:szCs w:val="20"/>
@@ -1151,11 +1072,11 @@
               <w:adjustRightInd w:val="0"/>
               <w:snapToGrid w:val="0"/>
               <w:spacing w:before="173" w:line="229" w:lineRule="auto"/>
-              <w:ind w:left="0" w:leftChars="0" w:right="0" w:rightChars="0" w:firstLine="0" w:firstLineChars="0"/>
+              <w:ind w:left="0" w:right="0" w:firstLine="0" w:leftChars="0" w:rightChars="0" w:firstLineChars="0"/>
               <w:jc w:val="center"/>
               <w:textAlignment w:val="baseline"/>
               <w:rPr>
-                <w:rFonts w:ascii="宋体" w:hAnsi="宋体" w:eastAsia="宋体" w:cs="宋体"/>
+                <w:rFonts w:ascii="宋体" w:eastAsia="宋体" w:hAnsi="宋体" w:cs="宋体"/>
                 <w:sz w:val="20"/>
                 <w:szCs w:val="20"/>
               </w:rPr>
@@ -1172,14 +1093,9 @@
       </w:tr>
       <w:tr>
         <w:tblPrEx>
-          <w:tblBorders>
-            <w:top w:val="single" w:color="000000" w:sz="2" w:space="0"/>
-            <w:left w:val="single" w:color="000000" w:sz="2" w:space="0"/>
-            <w:bottom w:val="single" w:color="000000" w:sz="2" w:space="0"/>
-            <w:right w:val="single" w:color="000000" w:sz="2" w:space="0"/>
-            <w:insideH w:val="single" w:color="000000" w:sz="2" w:space="0"/>
-            <w:insideV w:val="single" w:color="000000" w:sz="2" w:space="0"/>
-          </w:tblBorders>
+          <w:tblW w:w="7137" w:type="dxa"/>
+          <w:jc w:val="center"/>
+          <w:tblLayout w:type="fixed"/>
           <w:tblCellMar>
             <w:top w:w="0" w:type="dxa"/>
             <w:left w:w="0" w:type="dxa"/>
@@ -1188,7 +1104,7 @@
           </w:tblCellMar>
         </w:tblPrEx>
         <w:trPr>
-          <w:trHeight w:val="556" w:hRule="atLeast"/>
+          <w:trHeight w:val="556"/>
           <w:jc w:val="center"/>
         </w:trPr>
         <w:tc>
@@ -1197,7 +1113,7 @@
           </w:tcPr>
           <w:p>
             <w:pPr>
-              <w:pStyle w:val="27"/>
+              <w:pStyle w:val="TableText"/>
               <w:keepNext w:val="0"/>
               <w:keepLines w:val="0"/>
               <w:pageBreakBefore w:val="0"/>
@@ -1210,7 +1126,7 @@
               <w:bidi w:val="0"/>
               <w:adjustRightInd w:val="0"/>
               <w:snapToGrid w:val="0"/>
-              <w:ind w:left="0" w:leftChars="0" w:right="0" w:rightChars="0" w:firstLine="0" w:firstLineChars="0"/>
+              <w:ind w:left="0" w:right="0" w:firstLine="0" w:leftChars="0" w:rightChars="0" w:firstLineChars="0"/>
               <w:jc w:val="center"/>
               <w:textAlignment w:val="baseline"/>
             </w:pPr>
@@ -1222,7 +1138,7 @@
           </w:tcPr>
           <w:p>
             <w:pPr>
-              <w:pStyle w:val="27"/>
+              <w:pStyle w:val="TableText"/>
               <w:keepNext w:val="0"/>
               <w:keepLines w:val="0"/>
               <w:pageBreakBefore w:val="0"/>
@@ -1235,7 +1151,7 @@
               <w:bidi w:val="0"/>
               <w:adjustRightInd w:val="0"/>
               <w:snapToGrid w:val="0"/>
-              <w:ind w:left="0" w:leftChars="0" w:right="0" w:rightChars="0" w:firstLine="0" w:firstLineChars="0"/>
+              <w:ind w:left="0" w:right="0" w:firstLine="0" w:leftChars="0" w:rightChars="0" w:firstLineChars="0"/>
               <w:jc w:val="center"/>
               <w:textAlignment w:val="baseline"/>
             </w:pPr>
@@ -1247,7 +1163,7 @@
           </w:tcPr>
           <w:p>
             <w:pPr>
-              <w:pStyle w:val="27"/>
+              <w:pStyle w:val="TableText"/>
               <w:keepNext w:val="0"/>
               <w:keepLines w:val="0"/>
               <w:pageBreakBefore w:val="0"/>
@@ -1260,7 +1176,7 @@
               <w:bidi w:val="0"/>
               <w:adjustRightInd w:val="0"/>
               <w:snapToGrid w:val="0"/>
-              <w:ind w:left="0" w:leftChars="0" w:right="0" w:rightChars="0" w:firstLine="0" w:firstLineChars="0"/>
+              <w:ind w:left="0" w:right="0" w:firstLine="0" w:leftChars="0" w:rightChars="0" w:firstLineChars="0"/>
               <w:jc w:val="center"/>
               <w:textAlignment w:val="baseline"/>
             </w:pPr>
@@ -1272,7 +1188,7 @@
           </w:tcPr>
           <w:p>
             <w:pPr>
-              <w:pStyle w:val="27"/>
+              <w:pStyle w:val="TableText"/>
               <w:keepNext w:val="0"/>
               <w:keepLines w:val="0"/>
               <w:pageBreakBefore w:val="0"/>
@@ -1285,7 +1201,7 @@
               <w:bidi w:val="0"/>
               <w:adjustRightInd w:val="0"/>
               <w:snapToGrid w:val="0"/>
-              <w:ind w:left="0" w:leftChars="0" w:right="0" w:rightChars="0" w:firstLine="0" w:firstLineChars="0"/>
+              <w:ind w:left="0" w:right="0" w:firstLine="0" w:leftChars="0" w:rightChars="0" w:firstLineChars="0"/>
               <w:jc w:val="center"/>
               <w:textAlignment w:val="baseline"/>
             </w:pPr>
@@ -1294,14 +1210,9 @@
       </w:tr>
       <w:tr>
         <w:tblPrEx>
-          <w:tblBorders>
-            <w:top w:val="single" w:color="000000" w:sz="2" w:space="0"/>
-            <w:left w:val="single" w:color="000000" w:sz="2" w:space="0"/>
-            <w:bottom w:val="single" w:color="000000" w:sz="2" w:space="0"/>
-            <w:right w:val="single" w:color="000000" w:sz="2" w:space="0"/>
-            <w:insideH w:val="single" w:color="000000" w:sz="2" w:space="0"/>
-            <w:insideV w:val="single" w:color="000000" w:sz="2" w:space="0"/>
-          </w:tblBorders>
+          <w:tblW w:w="7137" w:type="dxa"/>
+          <w:jc w:val="center"/>
+          <w:tblLayout w:type="fixed"/>
           <w:tblCellMar>
             <w:top w:w="0" w:type="dxa"/>
             <w:left w:w="0" w:type="dxa"/>
@@ -1310,7 +1221,7 @@
           </w:tblCellMar>
         </w:tblPrEx>
         <w:trPr>
-          <w:trHeight w:val="556" w:hRule="atLeast"/>
+          <w:trHeight w:val="556"/>
           <w:jc w:val="center"/>
         </w:trPr>
         <w:tc>
@@ -1319,7 +1230,7 @@
           </w:tcPr>
           <w:p>
             <w:pPr>
-              <w:pStyle w:val="27"/>
+              <w:pStyle w:val="TableText"/>
               <w:keepNext w:val="0"/>
               <w:keepLines w:val="0"/>
               <w:pageBreakBefore w:val="0"/>
@@ -1332,7 +1243,7 @@
               <w:bidi w:val="0"/>
               <w:adjustRightInd w:val="0"/>
               <w:snapToGrid w:val="0"/>
-              <w:ind w:left="0" w:leftChars="0" w:right="0" w:rightChars="0" w:firstLine="0" w:firstLineChars="0"/>
+              <w:ind w:left="0" w:right="0" w:firstLine="0" w:leftChars="0" w:rightChars="0" w:firstLineChars="0"/>
               <w:jc w:val="center"/>
               <w:textAlignment w:val="baseline"/>
             </w:pPr>
@@ -1344,7 +1255,7 @@
           </w:tcPr>
           <w:p>
             <w:pPr>
-              <w:pStyle w:val="27"/>
+              <w:pStyle w:val="TableText"/>
               <w:keepNext w:val="0"/>
               <w:keepLines w:val="0"/>
               <w:pageBreakBefore w:val="0"/>
@@ -1357,7 +1268,7 @@
               <w:bidi w:val="0"/>
               <w:adjustRightInd w:val="0"/>
               <w:snapToGrid w:val="0"/>
-              <w:ind w:left="0" w:leftChars="0" w:right="0" w:rightChars="0" w:firstLine="0" w:firstLineChars="0"/>
+              <w:ind w:left="0" w:right="0" w:firstLine="0" w:leftChars="0" w:rightChars="0" w:firstLineChars="0"/>
               <w:jc w:val="center"/>
               <w:textAlignment w:val="baseline"/>
             </w:pPr>
@@ -1369,7 +1280,7 @@
           </w:tcPr>
           <w:p>
             <w:pPr>
-              <w:pStyle w:val="27"/>
+              <w:pStyle w:val="TableText"/>
               <w:keepNext w:val="0"/>
               <w:keepLines w:val="0"/>
               <w:pageBreakBefore w:val="0"/>
@@ -1382,7 +1293,7 @@
               <w:bidi w:val="0"/>
               <w:adjustRightInd w:val="0"/>
               <w:snapToGrid w:val="0"/>
-              <w:ind w:left="0" w:leftChars="0" w:right="0" w:rightChars="0" w:firstLine="0" w:firstLineChars="0"/>
+              <w:ind w:left="0" w:right="0" w:firstLine="0" w:leftChars="0" w:rightChars="0" w:firstLineChars="0"/>
               <w:jc w:val="center"/>
               <w:textAlignment w:val="baseline"/>
             </w:pPr>
@@ -1394,7 +1305,7 @@
           </w:tcPr>
           <w:p>
             <w:pPr>
-              <w:pStyle w:val="27"/>
+              <w:pStyle w:val="TableText"/>
               <w:keepNext w:val="0"/>
               <w:keepLines w:val="0"/>
               <w:pageBreakBefore w:val="0"/>
@@ -1407,7 +1318,7 @@
               <w:bidi w:val="0"/>
               <w:adjustRightInd w:val="0"/>
               <w:snapToGrid w:val="0"/>
-              <w:ind w:left="0" w:leftChars="0" w:right="0" w:rightChars="0" w:firstLine="0" w:firstLineChars="0"/>
+              <w:ind w:left="0" w:right="0" w:firstLine="0" w:leftChars="0" w:rightChars="0" w:firstLineChars="0"/>
               <w:jc w:val="center"/>
               <w:textAlignment w:val="baseline"/>
             </w:pPr>
@@ -1416,14 +1327,9 @@
       </w:tr>
       <w:tr>
         <w:tblPrEx>
-          <w:tblBorders>
-            <w:top w:val="single" w:color="000000" w:sz="2" w:space="0"/>
-            <w:left w:val="single" w:color="000000" w:sz="2" w:space="0"/>
-            <w:bottom w:val="single" w:color="000000" w:sz="2" w:space="0"/>
-            <w:right w:val="single" w:color="000000" w:sz="2" w:space="0"/>
-            <w:insideH w:val="single" w:color="000000" w:sz="2" w:space="0"/>
-            <w:insideV w:val="single" w:color="000000" w:sz="2" w:space="0"/>
-          </w:tblBorders>
+          <w:tblW w:w="7137" w:type="dxa"/>
+          <w:jc w:val="center"/>
+          <w:tblLayout w:type="fixed"/>
           <w:tblCellMar>
             <w:top w:w="0" w:type="dxa"/>
             <w:left w:w="0" w:type="dxa"/>
@@ -1432,7 +1338,7 @@
           </w:tblCellMar>
         </w:tblPrEx>
         <w:trPr>
-          <w:trHeight w:val="557" w:hRule="atLeast"/>
+          <w:trHeight w:val="557"/>
           <w:jc w:val="center"/>
         </w:trPr>
         <w:tc>
@@ -1441,7 +1347,7 @@
           </w:tcPr>
           <w:p>
             <w:pPr>
-              <w:pStyle w:val="27"/>
+              <w:pStyle w:val="TableText"/>
               <w:keepNext w:val="0"/>
               <w:keepLines w:val="0"/>
               <w:pageBreakBefore w:val="0"/>
@@ -1454,7 +1360,7 @@
               <w:bidi w:val="0"/>
               <w:adjustRightInd w:val="0"/>
               <w:snapToGrid w:val="0"/>
-              <w:ind w:left="0" w:leftChars="0" w:right="0" w:rightChars="0" w:firstLine="0" w:firstLineChars="0"/>
+              <w:ind w:left="0" w:right="0" w:firstLine="0" w:leftChars="0" w:rightChars="0" w:firstLineChars="0"/>
               <w:jc w:val="center"/>
               <w:textAlignment w:val="baseline"/>
             </w:pPr>
@@ -1466,7 +1372,7 @@
           </w:tcPr>
           <w:p>
             <w:pPr>
-              <w:pStyle w:val="27"/>
+              <w:pStyle w:val="TableText"/>
               <w:keepNext w:val="0"/>
               <w:keepLines w:val="0"/>
               <w:pageBreakBefore w:val="0"/>
@@ -1479,7 +1385,7 @@
               <w:bidi w:val="0"/>
               <w:adjustRightInd w:val="0"/>
               <w:snapToGrid w:val="0"/>
-              <w:ind w:left="0" w:leftChars="0" w:right="0" w:rightChars="0" w:firstLine="0" w:firstLineChars="0"/>
+              <w:ind w:left="0" w:right="0" w:firstLine="0" w:leftChars="0" w:rightChars="0" w:firstLineChars="0"/>
               <w:jc w:val="center"/>
               <w:textAlignment w:val="baseline"/>
             </w:pPr>
@@ -1491,7 +1397,7 @@
           </w:tcPr>
           <w:p>
             <w:pPr>
-              <w:pStyle w:val="27"/>
+              <w:pStyle w:val="TableText"/>
               <w:keepNext w:val="0"/>
               <w:keepLines w:val="0"/>
               <w:pageBreakBefore w:val="0"/>
@@ -1504,7 +1410,7 @@
               <w:bidi w:val="0"/>
               <w:adjustRightInd w:val="0"/>
               <w:snapToGrid w:val="0"/>
-              <w:ind w:left="0" w:leftChars="0" w:right="0" w:rightChars="0" w:firstLine="0" w:firstLineChars="0"/>
+              <w:ind w:left="0" w:right="0" w:firstLine="0" w:leftChars="0" w:rightChars="0" w:firstLineChars="0"/>
               <w:jc w:val="center"/>
               <w:textAlignment w:val="baseline"/>
             </w:pPr>
@@ -1516,7 +1422,7 @@
           </w:tcPr>
           <w:p>
             <w:pPr>
-              <w:pStyle w:val="27"/>
+              <w:pStyle w:val="TableText"/>
               <w:keepNext w:val="0"/>
               <w:keepLines w:val="0"/>
               <w:pageBreakBefore w:val="0"/>
@@ -1529,7 +1435,7 @@
               <w:bidi w:val="0"/>
               <w:adjustRightInd w:val="0"/>
               <w:snapToGrid w:val="0"/>
-              <w:ind w:left="0" w:leftChars="0" w:right="0" w:rightChars="0" w:firstLine="0" w:firstLineChars="0"/>
+              <w:ind w:left="0" w:right="0" w:firstLine="0" w:leftChars="0" w:rightChars="0" w:firstLineChars="0"/>
               <w:jc w:val="center"/>
               <w:textAlignment w:val="baseline"/>
             </w:pPr>
@@ -1560,7 +1466,7 @@
     <w:sdt>
       <w:sdtPr>
         <w:rPr>
-          <w:rFonts w:hint="eastAsia" w:ascii="宋体" w:hAnsi="宋体" w:eastAsia="宋体" w:cs="宋体"/>
+          <w:rFonts w:ascii="宋体" w:eastAsia="宋体" w:hAnsi="宋体" w:cs="宋体" w:hint="eastAsia"/>
           <w:snapToGrid w:val="0"/>
           <w:color w:val="000000"/>
           <w:kern w:val="0"/>
@@ -1576,7 +1482,7 @@
       </w:sdtPr>
       <w:sdtEndPr>
         <w:rPr>
-          <w:rFonts w:hint="eastAsia" w:ascii="宋体" w:hAnsi="宋体" w:eastAsia="宋体" w:cs="宋体"/>
+          <w:rFonts w:ascii="宋体" w:eastAsia="宋体" w:hAnsi="宋体" w:cs="宋体" w:hint="eastAsia"/>
           <w:snapToGrid w:val="0"/>
           <w:color w:val="000000"/>
           <w:kern w:val="0"/>
@@ -1602,18 +1508,18 @@
             <w:adjustRightInd w:val="0"/>
             <w:snapToGrid w:val="0"/>
             <w:spacing w:before="0" w:beforeLines="0" w:after="0" w:afterLines="0" w:line="312" w:lineRule="auto"/>
-            <w:ind w:left="0" w:leftChars="0" w:right="0" w:rightChars="0" w:firstLine="0" w:firstLineChars="0"/>
+            <w:ind w:left="0" w:right="0" w:firstLine="0" w:leftChars="0" w:rightChars="0" w:firstLineChars="0"/>
             <w:jc w:val="center"/>
             <w:textAlignment w:val="baseline"/>
             <w:rPr>
-              <w:rFonts w:hint="eastAsia" w:ascii="宋体" w:hAnsi="宋体" w:eastAsia="宋体" w:cs="宋体"/>
+              <w:rFonts w:ascii="宋体" w:eastAsia="宋体" w:hAnsi="宋体" w:cs="宋体" w:hint="eastAsia"/>
               <w:sz w:val="24"/>
               <w:szCs w:val="24"/>
             </w:rPr>
           </w:pPr>
           <w:r>
             <w:rPr>
-              <w:rFonts w:hint="eastAsia" w:ascii="宋体" w:hAnsi="宋体" w:eastAsia="宋体" w:cs="宋体"/>
+              <w:rFonts w:ascii="宋体" w:eastAsia="宋体" w:hAnsi="宋体" w:cs="宋体" w:hint="eastAsia"/>
               <w:sz w:val="24"/>
               <w:szCs w:val="24"/>
             </w:rPr>
@@ -1622,14 +1528,14 @@
         </w:p>
         <w:p>
           <w:pPr>
-            <w:pStyle w:val="16"/>
+            <w:pStyle w:val="TOC1"/>
             <w:tabs>
               <w:tab w:val="right" w:leader="dot" w:pos="8306"/>
             </w:tabs>
           </w:pPr>
           <w:r>
             <w:rPr>
-              <w:rFonts w:hint="eastAsia" w:ascii="宋体" w:hAnsi="宋体" w:eastAsia="宋体" w:cs="宋体"/>
+              <w:rFonts w:ascii="宋体" w:eastAsia="宋体" w:hAnsi="宋体" w:cs="宋体" w:hint="eastAsia"/>
               <w:sz w:val="24"/>
               <w:szCs w:val="24"/>
             </w:rPr>
@@ -1637,7 +1543,7 @@
           </w:r>
           <w:r>
             <w:rPr>
-              <w:rFonts w:hint="eastAsia" w:ascii="宋体" w:hAnsi="宋体" w:eastAsia="宋体" w:cs="宋体"/>
+              <w:rFonts w:ascii="宋体" w:eastAsia="宋体" w:hAnsi="宋体" w:cs="宋体" w:hint="eastAsia"/>
               <w:sz w:val="24"/>
               <w:szCs w:val="24"/>
             </w:rPr>
@@ -1645,7 +1551,7 @@
           </w:r>
           <w:r>
             <w:rPr>
-              <w:rFonts w:hint="eastAsia" w:ascii="宋体" w:hAnsi="宋体" w:eastAsia="宋体" w:cs="宋体"/>
+              <w:rFonts w:ascii="宋体" w:eastAsia="宋体" w:hAnsi="宋体" w:cs="宋体" w:hint="eastAsia"/>
               <w:sz w:val="24"/>
               <w:szCs w:val="24"/>
             </w:rPr>
@@ -1653,21 +1559,21 @@
           </w:r>
           <w:r>
             <w:rPr>
-              <w:rFonts w:hint="eastAsia" w:ascii="宋体" w:hAnsi="宋体" w:eastAsia="宋体" w:cs="宋体"/>
+              <w:rFonts w:ascii="宋体" w:eastAsia="宋体" w:hAnsi="宋体" w:cs="宋体" w:hint="eastAsia"/>
               <w:szCs w:val="24"/>
             </w:rPr>
             <w:fldChar w:fldCharType="begin"/>
           </w:r>
           <w:r>
             <w:rPr>
-              <w:rFonts w:hint="eastAsia" w:ascii="宋体" w:hAnsi="宋体" w:eastAsia="宋体" w:cs="宋体"/>
+              <w:rFonts w:ascii="宋体" w:eastAsia="宋体" w:hAnsi="宋体" w:cs="宋体" w:hint="eastAsia"/>
               <w:szCs w:val="24"/>
             </w:rPr>
             <w:instrText xml:space="preserve"> HYPERLINK \l _Toc16647 </w:instrText>
           </w:r>
           <w:r>
             <w:rPr>
-              <w:rFonts w:hint="eastAsia" w:ascii="宋体" w:hAnsi="宋体" w:eastAsia="宋体" w:cs="宋体"/>
+              <w:rFonts w:ascii="宋体" w:eastAsia="宋体" w:hAnsi="宋体" w:cs="宋体" w:hint="eastAsia"/>
               <w:szCs w:val="24"/>
             </w:rPr>
             <w:fldChar w:fldCharType="separate"/>
@@ -1699,7 +1605,7 @@
           </w:r>
           <w:r>
             <w:rPr>
-              <w:rFonts w:hint="eastAsia" w:ascii="宋体" w:hAnsi="宋体" w:eastAsia="宋体" w:cs="宋体"/>
+              <w:rFonts w:ascii="宋体" w:eastAsia="宋体" w:hAnsi="宋体" w:cs="宋体" w:hint="eastAsia"/>
               <w:szCs w:val="24"/>
             </w:rPr>
             <w:fldChar w:fldCharType="end"/>
@@ -1707,28 +1613,28 @@
         </w:p>
         <w:p>
           <w:pPr>
-            <w:pStyle w:val="16"/>
+            <w:pStyle w:val="TOC1"/>
             <w:tabs>
               <w:tab w:val="right" w:leader="dot" w:pos="8306"/>
             </w:tabs>
           </w:pPr>
           <w:r>
             <w:rPr>
-              <w:rFonts w:hint="eastAsia" w:ascii="宋体" w:hAnsi="宋体" w:eastAsia="宋体" w:cs="宋体"/>
+              <w:rFonts w:ascii="宋体" w:eastAsia="宋体" w:hAnsi="宋体" w:cs="宋体" w:hint="eastAsia"/>
               <w:szCs w:val="24"/>
             </w:rPr>
             <w:fldChar w:fldCharType="begin"/>
           </w:r>
           <w:r>
             <w:rPr>
-              <w:rFonts w:hint="eastAsia" w:ascii="宋体" w:hAnsi="宋体" w:eastAsia="宋体" w:cs="宋体"/>
+              <w:rFonts w:ascii="宋体" w:eastAsia="宋体" w:hAnsi="宋体" w:cs="宋体" w:hint="eastAsia"/>
               <w:szCs w:val="24"/>
             </w:rPr>
             <w:instrText xml:space="preserve"> HYPERLINK \l _Toc21305 </w:instrText>
           </w:r>
           <w:r>
             <w:rPr>
-              <w:rFonts w:hint="eastAsia" w:ascii="宋体" w:hAnsi="宋体" w:eastAsia="宋体" w:cs="宋体"/>
+              <w:rFonts w:ascii="宋体" w:eastAsia="宋体" w:hAnsi="宋体" w:cs="宋体" w:hint="eastAsia"/>
               <w:szCs w:val="24"/>
             </w:rPr>
             <w:fldChar w:fldCharType="separate"/>
@@ -1760,7 +1666,7 @@
           </w:r>
           <w:r>
             <w:rPr>
-              <w:rFonts w:hint="eastAsia" w:ascii="宋体" w:hAnsi="宋体" w:eastAsia="宋体" w:cs="宋体"/>
+              <w:rFonts w:ascii="宋体" w:eastAsia="宋体" w:hAnsi="宋体" w:cs="宋体" w:hint="eastAsia"/>
               <w:szCs w:val="24"/>
             </w:rPr>
             <w:fldChar w:fldCharType="end"/>
@@ -1768,28 +1674,28 @@
         </w:p>
         <w:p>
           <w:pPr>
-            <w:pStyle w:val="16"/>
+            <w:pStyle w:val="TOC1"/>
             <w:tabs>
               <w:tab w:val="right" w:leader="dot" w:pos="8306"/>
             </w:tabs>
           </w:pPr>
           <w:r>
             <w:rPr>
-              <w:rFonts w:hint="eastAsia" w:ascii="宋体" w:hAnsi="宋体" w:eastAsia="宋体" w:cs="宋体"/>
+              <w:rFonts w:ascii="宋体" w:eastAsia="宋体" w:hAnsi="宋体" w:cs="宋体" w:hint="eastAsia"/>
               <w:szCs w:val="24"/>
             </w:rPr>
             <w:fldChar w:fldCharType="begin"/>
           </w:r>
           <w:r>
             <w:rPr>
-              <w:rFonts w:hint="eastAsia" w:ascii="宋体" w:hAnsi="宋体" w:eastAsia="宋体" w:cs="宋体"/>
+              <w:rFonts w:ascii="宋体" w:eastAsia="宋体" w:hAnsi="宋体" w:cs="宋体" w:hint="eastAsia"/>
               <w:szCs w:val="24"/>
             </w:rPr>
             <w:instrText xml:space="preserve"> HYPERLINK \l _Toc30055 </w:instrText>
           </w:r>
           <w:r>
             <w:rPr>
-              <w:rFonts w:hint="eastAsia" w:ascii="宋体" w:hAnsi="宋体" w:eastAsia="宋体" w:cs="宋体"/>
+              <w:rFonts w:ascii="宋体" w:eastAsia="宋体" w:hAnsi="宋体" w:cs="宋体" w:hint="eastAsia"/>
               <w:szCs w:val="24"/>
             </w:rPr>
             <w:fldChar w:fldCharType="separate"/>
@@ -1827,7 +1733,7 @@
           </w:r>
           <w:r>
             <w:rPr>
-              <w:rFonts w:hint="eastAsia" w:ascii="宋体" w:hAnsi="宋体" w:eastAsia="宋体" w:cs="宋体"/>
+              <w:rFonts w:ascii="宋体" w:eastAsia="宋体" w:hAnsi="宋体" w:cs="宋体" w:hint="eastAsia"/>
               <w:szCs w:val="24"/>
             </w:rPr>
             <w:fldChar w:fldCharType="end"/>
@@ -1835,28 +1741,28 @@
         </w:p>
         <w:p>
           <w:pPr>
-            <w:pStyle w:val="17"/>
+            <w:pStyle w:val="TOC2"/>
             <w:tabs>
               <w:tab w:val="right" w:leader="dot" w:pos="8306"/>
             </w:tabs>
           </w:pPr>
           <w:r>
             <w:rPr>
-              <w:rFonts w:hint="eastAsia" w:ascii="宋体" w:hAnsi="宋体" w:eastAsia="宋体" w:cs="宋体"/>
+              <w:rFonts w:ascii="宋体" w:eastAsia="宋体" w:hAnsi="宋体" w:cs="宋体" w:hint="eastAsia"/>
               <w:szCs w:val="24"/>
             </w:rPr>
             <w:fldChar w:fldCharType="begin"/>
           </w:r>
           <w:r>
             <w:rPr>
-              <w:rFonts w:hint="eastAsia" w:ascii="宋体" w:hAnsi="宋体" w:eastAsia="宋体" w:cs="宋体"/>
+              <w:rFonts w:ascii="宋体" w:eastAsia="宋体" w:hAnsi="宋体" w:cs="宋体" w:hint="eastAsia"/>
               <w:szCs w:val="24"/>
             </w:rPr>
             <w:instrText xml:space="preserve"> HYPERLINK \l _Toc25343 </w:instrText>
           </w:r>
           <w:r>
             <w:rPr>
-              <w:rFonts w:hint="eastAsia" w:ascii="宋体" w:hAnsi="宋体" w:eastAsia="宋体" w:cs="宋体"/>
+              <w:rFonts w:ascii="宋体" w:eastAsia="宋体" w:hAnsi="宋体" w:cs="宋体" w:hint="eastAsia"/>
               <w:szCs w:val="24"/>
             </w:rPr>
             <w:fldChar w:fldCharType="separate"/>
@@ -1893,7 +1799,7 @@
           </w:r>
           <w:r>
             <w:rPr>
-              <w:rFonts w:hint="eastAsia" w:ascii="宋体" w:hAnsi="宋体" w:eastAsia="宋体" w:cs="宋体"/>
+              <w:rFonts w:ascii="宋体" w:eastAsia="宋体" w:hAnsi="宋体" w:cs="宋体" w:hint="eastAsia"/>
               <w:szCs w:val="24"/>
             </w:rPr>
             <w:fldChar w:fldCharType="end"/>
@@ -1901,28 +1807,28 @@
         </w:p>
         <w:p>
           <w:pPr>
-            <w:pStyle w:val="17"/>
+            <w:pStyle w:val="TOC2"/>
             <w:tabs>
               <w:tab w:val="right" w:leader="dot" w:pos="8306"/>
             </w:tabs>
           </w:pPr>
           <w:r>
             <w:rPr>
-              <w:rFonts w:hint="eastAsia" w:ascii="宋体" w:hAnsi="宋体" w:eastAsia="宋体" w:cs="宋体"/>
+              <w:rFonts w:ascii="宋体" w:eastAsia="宋体" w:hAnsi="宋体" w:cs="宋体" w:hint="eastAsia"/>
               <w:szCs w:val="24"/>
             </w:rPr>
             <w:fldChar w:fldCharType="begin"/>
           </w:r>
           <w:r>
             <w:rPr>
-              <w:rFonts w:hint="eastAsia" w:ascii="宋体" w:hAnsi="宋体" w:eastAsia="宋体" w:cs="宋体"/>
+              <w:rFonts w:ascii="宋体" w:eastAsia="宋体" w:hAnsi="宋体" w:cs="宋体" w:hint="eastAsia"/>
               <w:szCs w:val="24"/>
             </w:rPr>
             <w:instrText xml:space="preserve"> HYPERLINK \l _Toc17027 </w:instrText>
           </w:r>
           <w:r>
             <w:rPr>
-              <w:rFonts w:hint="eastAsia" w:ascii="宋体" w:hAnsi="宋体" w:eastAsia="宋体" w:cs="宋体"/>
+              <w:rFonts w:ascii="宋体" w:eastAsia="宋体" w:hAnsi="宋体" w:cs="宋体" w:hint="eastAsia"/>
               <w:szCs w:val="24"/>
             </w:rPr>
             <w:fldChar w:fldCharType="separate"/>
@@ -1959,7 +1865,7 @@
           </w:r>
           <w:r>
             <w:rPr>
-              <w:rFonts w:hint="eastAsia" w:ascii="宋体" w:hAnsi="宋体" w:eastAsia="宋体" w:cs="宋体"/>
+              <w:rFonts w:ascii="宋体" w:eastAsia="宋体" w:hAnsi="宋体" w:cs="宋体" w:hint="eastAsia"/>
               <w:szCs w:val="24"/>
             </w:rPr>
             <w:fldChar w:fldCharType="end"/>
@@ -1967,28 +1873,28 @@
         </w:p>
         <w:p>
           <w:pPr>
-            <w:pStyle w:val="17"/>
+            <w:pStyle w:val="TOC2"/>
             <w:tabs>
               <w:tab w:val="right" w:leader="dot" w:pos="8306"/>
             </w:tabs>
           </w:pPr>
           <w:r>
             <w:rPr>
-              <w:rFonts w:hint="eastAsia" w:ascii="宋体" w:hAnsi="宋体" w:eastAsia="宋体" w:cs="宋体"/>
+              <w:rFonts w:ascii="宋体" w:eastAsia="宋体" w:hAnsi="宋体" w:cs="宋体" w:hint="eastAsia"/>
               <w:szCs w:val="24"/>
             </w:rPr>
             <w:fldChar w:fldCharType="begin"/>
           </w:r>
           <w:r>
             <w:rPr>
-              <w:rFonts w:hint="eastAsia" w:ascii="宋体" w:hAnsi="宋体" w:eastAsia="宋体" w:cs="宋体"/>
+              <w:rFonts w:ascii="宋体" w:eastAsia="宋体" w:hAnsi="宋体" w:cs="宋体" w:hint="eastAsia"/>
               <w:szCs w:val="24"/>
             </w:rPr>
             <w:instrText xml:space="preserve"> HYPERLINK \l _Toc32003 </w:instrText>
           </w:r>
           <w:r>
             <w:rPr>
-              <w:rFonts w:hint="eastAsia" w:ascii="宋体" w:hAnsi="宋体" w:eastAsia="宋体" w:cs="宋体"/>
+              <w:rFonts w:ascii="宋体" w:eastAsia="宋体" w:hAnsi="宋体" w:cs="宋体" w:hint="eastAsia"/>
               <w:szCs w:val="24"/>
             </w:rPr>
             <w:fldChar w:fldCharType="separate"/>
@@ -2025,7 +1931,7 @@
           </w:r>
           <w:r>
             <w:rPr>
-              <w:rFonts w:hint="eastAsia" w:ascii="宋体" w:hAnsi="宋体" w:eastAsia="宋体" w:cs="宋体"/>
+              <w:rFonts w:ascii="宋体" w:eastAsia="宋体" w:hAnsi="宋体" w:cs="宋体" w:hint="eastAsia"/>
               <w:szCs w:val="24"/>
             </w:rPr>
             <w:fldChar w:fldCharType="end"/>
@@ -2033,28 +1939,28 @@
         </w:p>
         <w:p>
           <w:pPr>
-            <w:pStyle w:val="17"/>
+            <w:pStyle w:val="TOC2"/>
             <w:tabs>
               <w:tab w:val="right" w:leader="dot" w:pos="8306"/>
             </w:tabs>
           </w:pPr>
           <w:r>
             <w:rPr>
-              <w:rFonts w:hint="eastAsia" w:ascii="宋体" w:hAnsi="宋体" w:eastAsia="宋体" w:cs="宋体"/>
+              <w:rFonts w:ascii="宋体" w:eastAsia="宋体" w:hAnsi="宋体" w:cs="宋体" w:hint="eastAsia"/>
               <w:szCs w:val="24"/>
             </w:rPr>
             <w:fldChar w:fldCharType="begin"/>
           </w:r>
           <w:r>
             <w:rPr>
-              <w:rFonts w:hint="eastAsia" w:ascii="宋体" w:hAnsi="宋体" w:eastAsia="宋体" w:cs="宋体"/>
+              <w:rFonts w:ascii="宋体" w:eastAsia="宋体" w:hAnsi="宋体" w:cs="宋体" w:hint="eastAsia"/>
               <w:szCs w:val="24"/>
             </w:rPr>
             <w:instrText xml:space="preserve"> HYPERLINK \l _Toc3213 </w:instrText>
           </w:r>
           <w:r>
             <w:rPr>
-              <w:rFonts w:hint="eastAsia" w:ascii="宋体" w:hAnsi="宋体" w:eastAsia="宋体" w:cs="宋体"/>
+              <w:rFonts w:ascii="宋体" w:eastAsia="宋体" w:hAnsi="宋体" w:cs="宋体" w:hint="eastAsia"/>
               <w:szCs w:val="24"/>
             </w:rPr>
             <w:fldChar w:fldCharType="separate"/>
@@ -2091,7 +1997,7 @@
           </w:r>
           <w:r>
             <w:rPr>
-              <w:rFonts w:hint="eastAsia" w:ascii="宋体" w:hAnsi="宋体" w:eastAsia="宋体" w:cs="宋体"/>
+              <w:rFonts w:ascii="宋体" w:eastAsia="宋体" w:hAnsi="宋体" w:cs="宋体" w:hint="eastAsia"/>
               <w:szCs w:val="24"/>
             </w:rPr>
             <w:fldChar w:fldCharType="end"/>
@@ -2099,28 +2005,28 @@
         </w:p>
         <w:p>
           <w:pPr>
-            <w:pStyle w:val="13"/>
+            <w:pStyle w:val="TOC3"/>
             <w:tabs>
               <w:tab w:val="right" w:leader="dot" w:pos="8306"/>
             </w:tabs>
           </w:pPr>
           <w:r>
             <w:rPr>
-              <w:rFonts w:hint="eastAsia" w:ascii="宋体" w:hAnsi="宋体" w:eastAsia="宋体" w:cs="宋体"/>
+              <w:rFonts w:ascii="宋体" w:eastAsia="宋体" w:hAnsi="宋体" w:cs="宋体" w:hint="eastAsia"/>
               <w:szCs w:val="24"/>
             </w:rPr>
             <w:fldChar w:fldCharType="begin"/>
           </w:r>
           <w:r>
             <w:rPr>
-              <w:rFonts w:hint="eastAsia" w:ascii="宋体" w:hAnsi="宋体" w:eastAsia="宋体" w:cs="宋体"/>
+              <w:rFonts w:ascii="宋体" w:eastAsia="宋体" w:hAnsi="宋体" w:cs="宋体" w:hint="eastAsia"/>
               <w:szCs w:val="24"/>
             </w:rPr>
             <w:instrText xml:space="preserve"> HYPERLINK \l _Toc576 </w:instrText>
           </w:r>
           <w:r>
             <w:rPr>
-              <w:rFonts w:hint="eastAsia" w:ascii="宋体" w:hAnsi="宋体" w:eastAsia="宋体" w:cs="宋体"/>
+              <w:rFonts w:ascii="宋体" w:eastAsia="宋体" w:hAnsi="宋体" w:cs="宋体" w:hint="eastAsia"/>
               <w:szCs w:val="24"/>
             </w:rPr>
             <w:fldChar w:fldCharType="separate"/>
@@ -2157,7 +2063,7 @@
           </w:r>
           <w:r>
             <w:rPr>
-              <w:rFonts w:hint="eastAsia" w:ascii="宋体" w:hAnsi="宋体" w:eastAsia="宋体" w:cs="宋体"/>
+              <w:rFonts w:ascii="宋体" w:eastAsia="宋体" w:hAnsi="宋体" w:cs="宋体" w:hint="eastAsia"/>
               <w:szCs w:val="24"/>
             </w:rPr>
             <w:fldChar w:fldCharType="end"/>
@@ -2165,28 +2071,28 @@
         </w:p>
         <w:p>
           <w:pPr>
-            <w:pStyle w:val="13"/>
+            <w:pStyle w:val="TOC3"/>
             <w:tabs>
               <w:tab w:val="right" w:leader="dot" w:pos="8306"/>
             </w:tabs>
           </w:pPr>
           <w:r>
             <w:rPr>
-              <w:rFonts w:hint="eastAsia" w:ascii="宋体" w:hAnsi="宋体" w:eastAsia="宋体" w:cs="宋体"/>
+              <w:rFonts w:ascii="宋体" w:eastAsia="宋体" w:hAnsi="宋体" w:cs="宋体" w:hint="eastAsia"/>
               <w:szCs w:val="24"/>
             </w:rPr>
             <w:fldChar w:fldCharType="begin"/>
           </w:r>
           <w:r>
             <w:rPr>
-              <w:rFonts w:hint="eastAsia" w:ascii="宋体" w:hAnsi="宋体" w:eastAsia="宋体" w:cs="宋体"/>
+              <w:rFonts w:ascii="宋体" w:eastAsia="宋体" w:hAnsi="宋体" w:cs="宋体" w:hint="eastAsia"/>
               <w:szCs w:val="24"/>
             </w:rPr>
             <w:instrText xml:space="preserve"> HYPERLINK \l _Toc20446 </w:instrText>
           </w:r>
           <w:r>
             <w:rPr>
-              <w:rFonts w:hint="eastAsia" w:ascii="宋体" w:hAnsi="宋体" w:eastAsia="宋体" w:cs="宋体"/>
+              <w:rFonts w:ascii="宋体" w:eastAsia="宋体" w:hAnsi="宋体" w:cs="宋体" w:hint="eastAsia"/>
               <w:szCs w:val="24"/>
             </w:rPr>
             <w:fldChar w:fldCharType="separate"/>
@@ -2223,7 +2129,7 @@
           </w:r>
           <w:r>
             <w:rPr>
-              <w:rFonts w:hint="eastAsia" w:ascii="宋体" w:hAnsi="宋体" w:eastAsia="宋体" w:cs="宋体"/>
+              <w:rFonts w:ascii="宋体" w:eastAsia="宋体" w:hAnsi="宋体" w:cs="宋体" w:hint="eastAsia"/>
               <w:szCs w:val="24"/>
             </w:rPr>
             <w:fldChar w:fldCharType="end"/>
@@ -2231,28 +2137,28 @@
         </w:p>
         <w:p>
           <w:pPr>
-            <w:pStyle w:val="13"/>
+            <w:pStyle w:val="TOC3"/>
             <w:tabs>
               <w:tab w:val="right" w:leader="dot" w:pos="8306"/>
             </w:tabs>
           </w:pPr>
           <w:r>
             <w:rPr>
-              <w:rFonts w:hint="eastAsia" w:ascii="宋体" w:hAnsi="宋体" w:eastAsia="宋体" w:cs="宋体"/>
+              <w:rFonts w:ascii="宋体" w:eastAsia="宋体" w:hAnsi="宋体" w:cs="宋体" w:hint="eastAsia"/>
               <w:szCs w:val="24"/>
             </w:rPr>
             <w:fldChar w:fldCharType="begin"/>
           </w:r>
           <w:r>
             <w:rPr>
-              <w:rFonts w:hint="eastAsia" w:ascii="宋体" w:hAnsi="宋体" w:eastAsia="宋体" w:cs="宋体"/>
+              <w:rFonts w:ascii="宋体" w:eastAsia="宋体" w:hAnsi="宋体" w:cs="宋体" w:hint="eastAsia"/>
               <w:szCs w:val="24"/>
             </w:rPr>
             <w:instrText xml:space="preserve"> HYPERLINK \l _Toc18385 </w:instrText>
           </w:r>
           <w:r>
             <w:rPr>
-              <w:rFonts w:hint="eastAsia" w:ascii="宋体" w:hAnsi="宋体" w:eastAsia="宋体" w:cs="宋体"/>
+              <w:rFonts w:ascii="宋体" w:eastAsia="宋体" w:hAnsi="宋体" w:cs="宋体" w:hint="eastAsia"/>
               <w:szCs w:val="24"/>
             </w:rPr>
             <w:fldChar w:fldCharType="separate"/>
@@ -2296,7 +2202,7 @@
           </w:r>
           <w:r>
             <w:rPr>
-              <w:rFonts w:hint="eastAsia" w:ascii="宋体" w:hAnsi="宋体" w:eastAsia="宋体" w:cs="宋体"/>
+              <w:rFonts w:ascii="宋体" w:eastAsia="宋体" w:hAnsi="宋体" w:cs="宋体" w:hint="eastAsia"/>
               <w:szCs w:val="24"/>
             </w:rPr>
             <w:fldChar w:fldCharType="end"/>
@@ -2304,28 +2210,28 @@
         </w:p>
         <w:p>
           <w:pPr>
-            <w:pStyle w:val="13"/>
+            <w:pStyle w:val="TOC3"/>
             <w:tabs>
               <w:tab w:val="right" w:leader="dot" w:pos="8306"/>
             </w:tabs>
           </w:pPr>
           <w:r>
             <w:rPr>
-              <w:rFonts w:hint="eastAsia" w:ascii="宋体" w:hAnsi="宋体" w:eastAsia="宋体" w:cs="宋体"/>
+              <w:rFonts w:ascii="宋体" w:eastAsia="宋体" w:hAnsi="宋体" w:cs="宋体" w:hint="eastAsia"/>
               <w:szCs w:val="24"/>
             </w:rPr>
             <w:fldChar w:fldCharType="begin"/>
           </w:r>
           <w:r>
             <w:rPr>
-              <w:rFonts w:hint="eastAsia" w:ascii="宋体" w:hAnsi="宋体" w:eastAsia="宋体" w:cs="宋体"/>
+              <w:rFonts w:ascii="宋体" w:eastAsia="宋体" w:hAnsi="宋体" w:cs="宋体" w:hint="eastAsia"/>
               <w:szCs w:val="24"/>
             </w:rPr>
             <w:instrText xml:space="preserve"> HYPERLINK \l _Toc14018 </w:instrText>
           </w:r>
           <w:r>
             <w:rPr>
-              <w:rFonts w:hint="eastAsia" w:ascii="宋体" w:hAnsi="宋体" w:eastAsia="宋体" w:cs="宋体"/>
+              <w:rFonts w:ascii="宋体" w:eastAsia="宋体" w:hAnsi="宋体" w:cs="宋体" w:hint="eastAsia"/>
               <w:szCs w:val="24"/>
             </w:rPr>
             <w:fldChar w:fldCharType="separate"/>
@@ -2362,7 +2268,7 @@
           </w:r>
           <w:r>
             <w:rPr>
-              <w:rFonts w:hint="eastAsia" w:ascii="宋体" w:hAnsi="宋体" w:eastAsia="宋体" w:cs="宋体"/>
+              <w:rFonts w:ascii="宋体" w:eastAsia="宋体" w:hAnsi="宋体" w:cs="宋体" w:hint="eastAsia"/>
               <w:szCs w:val="24"/>
             </w:rPr>
             <w:fldChar w:fldCharType="end"/>
@@ -2370,28 +2276,28 @@
         </w:p>
         <w:p>
           <w:pPr>
-            <w:pStyle w:val="16"/>
+            <w:pStyle w:val="TOC1"/>
             <w:tabs>
               <w:tab w:val="right" w:leader="dot" w:pos="8306"/>
             </w:tabs>
           </w:pPr>
           <w:r>
             <w:rPr>
-              <w:rFonts w:hint="eastAsia" w:ascii="宋体" w:hAnsi="宋体" w:eastAsia="宋体" w:cs="宋体"/>
+              <w:rFonts w:ascii="宋体" w:eastAsia="宋体" w:hAnsi="宋体" w:cs="宋体" w:hint="eastAsia"/>
               <w:szCs w:val="24"/>
             </w:rPr>
             <w:fldChar w:fldCharType="begin"/>
           </w:r>
           <w:r>
             <w:rPr>
-              <w:rFonts w:hint="eastAsia" w:ascii="宋体" w:hAnsi="宋体" w:eastAsia="宋体" w:cs="宋体"/>
+              <w:rFonts w:ascii="宋体" w:eastAsia="宋体" w:hAnsi="宋体" w:cs="宋体" w:hint="eastAsia"/>
               <w:szCs w:val="24"/>
             </w:rPr>
             <w:instrText xml:space="preserve"> HYPERLINK \l _Toc14848 </w:instrText>
           </w:r>
           <w:r>
             <w:rPr>
-              <w:rFonts w:hint="eastAsia" w:ascii="宋体" w:hAnsi="宋体" w:eastAsia="宋体" w:cs="宋体"/>
+              <w:rFonts w:ascii="宋体" w:eastAsia="宋体" w:hAnsi="宋体" w:cs="宋体" w:hint="eastAsia"/>
               <w:szCs w:val="24"/>
             </w:rPr>
             <w:fldChar w:fldCharType="separate"/>
@@ -2428,7 +2334,7 @@
           </w:r>
           <w:r>
             <w:rPr>
-              <w:rFonts w:hint="eastAsia" w:ascii="宋体" w:hAnsi="宋体" w:eastAsia="宋体" w:cs="宋体"/>
+              <w:rFonts w:ascii="宋体" w:eastAsia="宋体" w:hAnsi="宋体" w:cs="宋体" w:hint="eastAsia"/>
               <w:szCs w:val="24"/>
             </w:rPr>
             <w:fldChar w:fldCharType="end"/>
@@ -2436,28 +2342,28 @@
         </w:p>
         <w:p>
           <w:pPr>
-            <w:pStyle w:val="16"/>
+            <w:pStyle w:val="TOC1"/>
             <w:tabs>
               <w:tab w:val="right" w:leader="dot" w:pos="8306"/>
             </w:tabs>
           </w:pPr>
           <w:r>
             <w:rPr>
-              <w:rFonts w:hint="eastAsia" w:ascii="宋体" w:hAnsi="宋体" w:eastAsia="宋体" w:cs="宋体"/>
+              <w:rFonts w:ascii="宋体" w:eastAsia="宋体" w:hAnsi="宋体" w:cs="宋体" w:hint="eastAsia"/>
               <w:szCs w:val="24"/>
             </w:rPr>
             <w:fldChar w:fldCharType="begin"/>
           </w:r>
           <w:r>
             <w:rPr>
-              <w:rFonts w:hint="eastAsia" w:ascii="宋体" w:hAnsi="宋体" w:eastAsia="宋体" w:cs="宋体"/>
+              <w:rFonts w:ascii="宋体" w:eastAsia="宋体" w:hAnsi="宋体" w:cs="宋体" w:hint="eastAsia"/>
               <w:szCs w:val="24"/>
             </w:rPr>
             <w:instrText xml:space="preserve"> HYPERLINK \l _Toc708 </w:instrText>
           </w:r>
           <w:r>
             <w:rPr>
-              <w:rFonts w:hint="eastAsia" w:ascii="宋体" w:hAnsi="宋体" w:eastAsia="宋体" w:cs="宋体"/>
+              <w:rFonts w:ascii="宋体" w:eastAsia="宋体" w:hAnsi="宋体" w:cs="宋体" w:hint="eastAsia"/>
               <w:szCs w:val="24"/>
             </w:rPr>
             <w:fldChar w:fldCharType="separate"/>
@@ -2494,7 +2400,7 @@
           </w:r>
           <w:r>
             <w:rPr>
-              <w:rFonts w:hint="eastAsia" w:ascii="宋体" w:hAnsi="宋体" w:eastAsia="宋体" w:cs="宋体"/>
+              <w:rFonts w:ascii="宋体" w:eastAsia="宋体" w:hAnsi="宋体" w:cs="宋体" w:hint="eastAsia"/>
               <w:szCs w:val="24"/>
             </w:rPr>
             <w:fldChar w:fldCharType="end"/>
@@ -2502,28 +2408,28 @@
         </w:p>
         <w:p>
           <w:pPr>
-            <w:pStyle w:val="17"/>
+            <w:pStyle w:val="TOC2"/>
             <w:tabs>
               <w:tab w:val="right" w:leader="dot" w:pos="8306"/>
             </w:tabs>
           </w:pPr>
           <w:r>
             <w:rPr>
-              <w:rFonts w:hint="eastAsia" w:ascii="宋体" w:hAnsi="宋体" w:eastAsia="宋体" w:cs="宋体"/>
+              <w:rFonts w:ascii="宋体" w:eastAsia="宋体" w:hAnsi="宋体" w:cs="宋体" w:hint="eastAsia"/>
               <w:szCs w:val="24"/>
             </w:rPr>
             <w:fldChar w:fldCharType="begin"/>
           </w:r>
           <w:r>
             <w:rPr>
-              <w:rFonts w:hint="eastAsia" w:ascii="宋体" w:hAnsi="宋体" w:eastAsia="宋体" w:cs="宋体"/>
+              <w:rFonts w:ascii="宋体" w:eastAsia="宋体" w:hAnsi="宋体" w:cs="宋体" w:hint="eastAsia"/>
               <w:szCs w:val="24"/>
             </w:rPr>
             <w:instrText xml:space="preserve"> HYPERLINK \l _Toc10480 </w:instrText>
           </w:r>
           <w:r>
             <w:rPr>
-              <w:rFonts w:hint="eastAsia" w:ascii="宋体" w:hAnsi="宋体" w:eastAsia="宋体" w:cs="宋体"/>
+              <w:rFonts w:ascii="宋体" w:eastAsia="宋体" w:hAnsi="宋体" w:cs="宋体" w:hint="eastAsia"/>
               <w:szCs w:val="24"/>
             </w:rPr>
             <w:fldChar w:fldCharType="separate"/>
@@ -2560,7 +2466,7 @@
           </w:r>
           <w:r>
             <w:rPr>
-              <w:rFonts w:hint="eastAsia" w:ascii="宋体" w:hAnsi="宋体" w:eastAsia="宋体" w:cs="宋体"/>
+              <w:rFonts w:ascii="宋体" w:eastAsia="宋体" w:hAnsi="宋体" w:cs="宋体" w:hint="eastAsia"/>
               <w:szCs w:val="24"/>
             </w:rPr>
             <w:fldChar w:fldCharType="end"/>
@@ -2568,28 +2474,28 @@
         </w:p>
         <w:p>
           <w:pPr>
-            <w:pStyle w:val="17"/>
+            <w:pStyle w:val="TOC2"/>
             <w:tabs>
               <w:tab w:val="right" w:leader="dot" w:pos="8306"/>
             </w:tabs>
           </w:pPr>
           <w:r>
             <w:rPr>
-              <w:rFonts w:hint="eastAsia" w:ascii="宋体" w:hAnsi="宋体" w:eastAsia="宋体" w:cs="宋体"/>
+              <w:rFonts w:ascii="宋体" w:eastAsia="宋体" w:hAnsi="宋体" w:cs="宋体" w:hint="eastAsia"/>
               <w:szCs w:val="24"/>
             </w:rPr>
             <w:fldChar w:fldCharType="begin"/>
           </w:r>
           <w:r>
             <w:rPr>
-              <w:rFonts w:hint="eastAsia" w:ascii="宋体" w:hAnsi="宋体" w:eastAsia="宋体" w:cs="宋体"/>
+              <w:rFonts w:ascii="宋体" w:eastAsia="宋体" w:hAnsi="宋体" w:cs="宋体" w:hint="eastAsia"/>
               <w:szCs w:val="24"/>
             </w:rPr>
             <w:instrText xml:space="preserve"> HYPERLINK \l _Toc3380 </w:instrText>
           </w:r>
           <w:r>
             <w:rPr>
-              <w:rFonts w:hint="eastAsia" w:ascii="宋体" w:hAnsi="宋体" w:eastAsia="宋体" w:cs="宋体"/>
+              <w:rFonts w:ascii="宋体" w:eastAsia="宋体" w:hAnsi="宋体" w:cs="宋体" w:hint="eastAsia"/>
               <w:szCs w:val="24"/>
             </w:rPr>
             <w:fldChar w:fldCharType="separate"/>
@@ -2626,7 +2532,7 @@
           </w:r>
           <w:r>
             <w:rPr>
-              <w:rFonts w:hint="eastAsia" w:ascii="宋体" w:hAnsi="宋体" w:eastAsia="宋体" w:cs="宋体"/>
+              <w:rFonts w:ascii="宋体" w:eastAsia="宋体" w:hAnsi="宋体" w:cs="宋体" w:hint="eastAsia"/>
               <w:szCs w:val="24"/>
             </w:rPr>
             <w:fldChar w:fldCharType="end"/>
@@ -2634,28 +2540,28 @@
         </w:p>
         <w:p>
           <w:pPr>
-            <w:pStyle w:val="17"/>
+            <w:pStyle w:val="TOC2"/>
             <w:tabs>
               <w:tab w:val="right" w:leader="dot" w:pos="8306"/>
             </w:tabs>
           </w:pPr>
           <w:r>
             <w:rPr>
-              <w:rFonts w:hint="eastAsia" w:ascii="宋体" w:hAnsi="宋体" w:eastAsia="宋体" w:cs="宋体"/>
+              <w:rFonts w:ascii="宋体" w:eastAsia="宋体" w:hAnsi="宋体" w:cs="宋体" w:hint="eastAsia"/>
               <w:szCs w:val="24"/>
             </w:rPr>
             <w:fldChar w:fldCharType="begin"/>
           </w:r>
           <w:r>
             <w:rPr>
-              <w:rFonts w:hint="eastAsia" w:ascii="宋体" w:hAnsi="宋体" w:eastAsia="宋体" w:cs="宋体"/>
+              <w:rFonts w:ascii="宋体" w:eastAsia="宋体" w:hAnsi="宋体" w:cs="宋体" w:hint="eastAsia"/>
               <w:szCs w:val="24"/>
             </w:rPr>
             <w:instrText xml:space="preserve"> HYPERLINK \l _Toc4993 </w:instrText>
           </w:r>
           <w:r>
             <w:rPr>
-              <w:rFonts w:hint="eastAsia" w:ascii="宋体" w:hAnsi="宋体" w:eastAsia="宋体" w:cs="宋体"/>
+              <w:rFonts w:ascii="宋体" w:eastAsia="宋体" w:hAnsi="宋体" w:cs="宋体" w:hint="eastAsia"/>
               <w:szCs w:val="24"/>
             </w:rPr>
             <w:fldChar w:fldCharType="separate"/>
@@ -2692,7 +2598,7 @@
           </w:r>
           <w:r>
             <w:rPr>
-              <w:rFonts w:hint="eastAsia" w:ascii="宋体" w:hAnsi="宋体" w:eastAsia="宋体" w:cs="宋体"/>
+              <w:rFonts w:ascii="宋体" w:eastAsia="宋体" w:hAnsi="宋体" w:cs="宋体" w:hint="eastAsia"/>
               <w:szCs w:val="24"/>
             </w:rPr>
             <w:fldChar w:fldCharType="end"/>
@@ -2700,28 +2606,28 @@
         </w:p>
         <w:p>
           <w:pPr>
-            <w:pStyle w:val="16"/>
+            <w:pStyle w:val="TOC1"/>
             <w:tabs>
               <w:tab w:val="right" w:leader="dot" w:pos="8306"/>
             </w:tabs>
           </w:pPr>
           <w:r>
             <w:rPr>
-              <w:rFonts w:hint="eastAsia" w:ascii="宋体" w:hAnsi="宋体" w:eastAsia="宋体" w:cs="宋体"/>
+              <w:rFonts w:ascii="宋体" w:eastAsia="宋体" w:hAnsi="宋体" w:cs="宋体" w:hint="eastAsia"/>
               <w:szCs w:val="24"/>
             </w:rPr>
             <w:fldChar w:fldCharType="begin"/>
           </w:r>
           <w:r>
             <w:rPr>
-              <w:rFonts w:hint="eastAsia" w:ascii="宋体" w:hAnsi="宋体" w:eastAsia="宋体" w:cs="宋体"/>
+              <w:rFonts w:ascii="宋体" w:eastAsia="宋体" w:hAnsi="宋体" w:cs="宋体" w:hint="eastAsia"/>
               <w:szCs w:val="24"/>
             </w:rPr>
             <w:instrText xml:space="preserve"> HYPERLINK \l _Toc252 </w:instrText>
           </w:r>
           <w:r>
             <w:rPr>
-              <w:rFonts w:hint="eastAsia" w:ascii="宋体" w:hAnsi="宋体" w:eastAsia="宋体" w:cs="宋体"/>
+              <w:rFonts w:ascii="宋体" w:eastAsia="宋体" w:hAnsi="宋体" w:cs="宋体" w:hint="eastAsia"/>
               <w:szCs w:val="24"/>
             </w:rPr>
             <w:fldChar w:fldCharType="separate"/>
@@ -2758,7 +2664,7 @@
           </w:r>
           <w:r>
             <w:rPr>
-              <w:rFonts w:hint="eastAsia" w:ascii="宋体" w:hAnsi="宋体" w:eastAsia="宋体" w:cs="宋体"/>
+              <w:rFonts w:ascii="宋体" w:eastAsia="宋体" w:hAnsi="宋体" w:cs="宋体" w:hint="eastAsia"/>
               <w:szCs w:val="24"/>
             </w:rPr>
             <w:fldChar w:fldCharType="end"/>
@@ -2766,28 +2672,28 @@
         </w:p>
         <w:p>
           <w:pPr>
-            <w:pStyle w:val="17"/>
+            <w:pStyle w:val="TOC2"/>
             <w:tabs>
               <w:tab w:val="right" w:leader="dot" w:pos="8306"/>
             </w:tabs>
           </w:pPr>
           <w:r>
             <w:rPr>
-              <w:rFonts w:hint="eastAsia" w:ascii="宋体" w:hAnsi="宋体" w:eastAsia="宋体" w:cs="宋体"/>
+              <w:rFonts w:ascii="宋体" w:eastAsia="宋体" w:hAnsi="宋体" w:cs="宋体" w:hint="eastAsia"/>
               <w:szCs w:val="24"/>
             </w:rPr>
             <w:fldChar w:fldCharType="begin"/>
           </w:r>
           <w:r>
             <w:rPr>
-              <w:rFonts w:hint="eastAsia" w:ascii="宋体" w:hAnsi="宋体" w:eastAsia="宋体" w:cs="宋体"/>
+              <w:rFonts w:ascii="宋体" w:eastAsia="宋体" w:hAnsi="宋体" w:cs="宋体" w:hint="eastAsia"/>
               <w:szCs w:val="24"/>
             </w:rPr>
             <w:instrText xml:space="preserve"> HYPERLINK \l _Toc10842 </w:instrText>
           </w:r>
           <w:r>
             <w:rPr>
-              <w:rFonts w:hint="eastAsia" w:ascii="宋体" w:hAnsi="宋体" w:eastAsia="宋体" w:cs="宋体"/>
+              <w:rFonts w:ascii="宋体" w:eastAsia="宋体" w:hAnsi="宋体" w:cs="宋体" w:hint="eastAsia"/>
               <w:szCs w:val="24"/>
             </w:rPr>
             <w:fldChar w:fldCharType="separate"/>
@@ -2824,7 +2730,7 @@
           </w:r>
           <w:r>
             <w:rPr>
-              <w:rFonts w:hint="eastAsia" w:ascii="宋体" w:hAnsi="宋体" w:eastAsia="宋体" w:cs="宋体"/>
+              <w:rFonts w:ascii="宋体" w:eastAsia="宋体" w:hAnsi="宋体" w:cs="宋体" w:hint="eastAsia"/>
               <w:szCs w:val="24"/>
             </w:rPr>
             <w:fldChar w:fldCharType="end"/>
@@ -2832,28 +2738,28 @@
         </w:p>
         <w:p>
           <w:pPr>
-            <w:pStyle w:val="13"/>
+            <w:pStyle w:val="TOC3"/>
             <w:tabs>
               <w:tab w:val="right" w:leader="dot" w:pos="8306"/>
             </w:tabs>
           </w:pPr>
           <w:r>
             <w:rPr>
-              <w:rFonts w:hint="eastAsia" w:ascii="宋体" w:hAnsi="宋体" w:eastAsia="宋体" w:cs="宋体"/>
+              <w:rFonts w:ascii="宋体" w:eastAsia="宋体" w:hAnsi="宋体" w:cs="宋体" w:hint="eastAsia"/>
               <w:szCs w:val="24"/>
             </w:rPr>
             <w:fldChar w:fldCharType="begin"/>
           </w:r>
           <w:r>
             <w:rPr>
-              <w:rFonts w:hint="eastAsia" w:ascii="宋体" w:hAnsi="宋体" w:eastAsia="宋体" w:cs="宋体"/>
+              <w:rFonts w:ascii="宋体" w:eastAsia="宋体" w:hAnsi="宋体" w:cs="宋体" w:hint="eastAsia"/>
               <w:szCs w:val="24"/>
             </w:rPr>
             <w:instrText xml:space="preserve"> HYPERLINK \l _Toc16383 </w:instrText>
           </w:r>
           <w:r>
             <w:rPr>
-              <w:rFonts w:hint="eastAsia" w:ascii="宋体" w:hAnsi="宋体" w:eastAsia="宋体" w:cs="宋体"/>
+              <w:rFonts w:ascii="宋体" w:eastAsia="宋体" w:hAnsi="宋体" w:cs="宋体" w:hint="eastAsia"/>
               <w:szCs w:val="24"/>
             </w:rPr>
             <w:fldChar w:fldCharType="separate"/>
@@ -2890,7 +2796,7 @@
           </w:r>
           <w:r>
             <w:rPr>
-              <w:rFonts w:hint="eastAsia" w:ascii="宋体" w:hAnsi="宋体" w:eastAsia="宋体" w:cs="宋体"/>
+              <w:rFonts w:ascii="宋体" w:eastAsia="宋体" w:hAnsi="宋体" w:cs="宋体" w:hint="eastAsia"/>
               <w:szCs w:val="24"/>
             </w:rPr>
             <w:fldChar w:fldCharType="end"/>
@@ -2898,28 +2804,28 @@
         </w:p>
         <w:p>
           <w:pPr>
-            <w:pStyle w:val="13"/>
+            <w:pStyle w:val="TOC3"/>
             <w:tabs>
               <w:tab w:val="right" w:leader="dot" w:pos="8306"/>
             </w:tabs>
           </w:pPr>
           <w:r>
             <w:rPr>
-              <w:rFonts w:hint="eastAsia" w:ascii="宋体" w:hAnsi="宋体" w:eastAsia="宋体" w:cs="宋体"/>
+              <w:rFonts w:ascii="宋体" w:eastAsia="宋体" w:hAnsi="宋体" w:cs="宋体" w:hint="eastAsia"/>
               <w:szCs w:val="24"/>
             </w:rPr>
             <w:fldChar w:fldCharType="begin"/>
           </w:r>
           <w:r>
             <w:rPr>
-              <w:rFonts w:hint="eastAsia" w:ascii="宋体" w:hAnsi="宋体" w:eastAsia="宋体" w:cs="宋体"/>
+              <w:rFonts w:ascii="宋体" w:eastAsia="宋体" w:hAnsi="宋体" w:cs="宋体" w:hint="eastAsia"/>
               <w:szCs w:val="24"/>
             </w:rPr>
             <w:instrText xml:space="preserve"> HYPERLINK \l _Toc21569 </w:instrText>
           </w:r>
           <w:r>
             <w:rPr>
-              <w:rFonts w:hint="eastAsia" w:ascii="宋体" w:hAnsi="宋体" w:eastAsia="宋体" w:cs="宋体"/>
+              <w:rFonts w:ascii="宋体" w:eastAsia="宋体" w:hAnsi="宋体" w:cs="宋体" w:hint="eastAsia"/>
               <w:szCs w:val="24"/>
             </w:rPr>
             <w:fldChar w:fldCharType="separate"/>
@@ -2956,7 +2862,7 @@
           </w:r>
           <w:r>
             <w:rPr>
-              <w:rFonts w:hint="eastAsia" w:ascii="宋体" w:hAnsi="宋体" w:eastAsia="宋体" w:cs="宋体"/>
+              <w:rFonts w:ascii="宋体" w:eastAsia="宋体" w:hAnsi="宋体" w:cs="宋体" w:hint="eastAsia"/>
               <w:szCs w:val="24"/>
             </w:rPr>
             <w:fldChar w:fldCharType="end"/>
@@ -2964,28 +2870,28 @@
         </w:p>
         <w:p>
           <w:pPr>
-            <w:pStyle w:val="13"/>
+            <w:pStyle w:val="TOC3"/>
             <w:tabs>
               <w:tab w:val="right" w:leader="dot" w:pos="8306"/>
             </w:tabs>
           </w:pPr>
           <w:r>
             <w:rPr>
-              <w:rFonts w:hint="eastAsia" w:ascii="宋体" w:hAnsi="宋体" w:eastAsia="宋体" w:cs="宋体"/>
+              <w:rFonts w:ascii="宋体" w:eastAsia="宋体" w:hAnsi="宋体" w:cs="宋体" w:hint="eastAsia"/>
               <w:szCs w:val="24"/>
             </w:rPr>
             <w:fldChar w:fldCharType="begin"/>
           </w:r>
           <w:r>
             <w:rPr>
-              <w:rFonts w:hint="eastAsia" w:ascii="宋体" w:hAnsi="宋体" w:eastAsia="宋体" w:cs="宋体"/>
+              <w:rFonts w:ascii="宋体" w:eastAsia="宋体" w:hAnsi="宋体" w:cs="宋体" w:hint="eastAsia"/>
               <w:szCs w:val="24"/>
             </w:rPr>
             <w:instrText xml:space="preserve"> HYPERLINK \l _Toc14490 </w:instrText>
           </w:r>
           <w:r>
             <w:rPr>
-              <w:rFonts w:hint="eastAsia" w:ascii="宋体" w:hAnsi="宋体" w:eastAsia="宋体" w:cs="宋体"/>
+              <w:rFonts w:ascii="宋体" w:eastAsia="宋体" w:hAnsi="宋体" w:cs="宋体" w:hint="eastAsia"/>
               <w:szCs w:val="24"/>
             </w:rPr>
             <w:fldChar w:fldCharType="separate"/>
@@ -3022,7 +2928,7 @@
           </w:r>
           <w:r>
             <w:rPr>
-              <w:rFonts w:hint="eastAsia" w:ascii="宋体" w:hAnsi="宋体" w:eastAsia="宋体" w:cs="宋体"/>
+              <w:rFonts w:ascii="宋体" w:eastAsia="宋体" w:hAnsi="宋体" w:cs="宋体" w:hint="eastAsia"/>
               <w:szCs w:val="24"/>
             </w:rPr>
             <w:fldChar w:fldCharType="end"/>
@@ -3030,28 +2936,28 @@
         </w:p>
         <w:p>
           <w:pPr>
-            <w:pStyle w:val="13"/>
+            <w:pStyle w:val="TOC3"/>
             <w:tabs>
               <w:tab w:val="right" w:leader="dot" w:pos="8306"/>
             </w:tabs>
           </w:pPr>
           <w:r>
             <w:rPr>
-              <w:rFonts w:hint="eastAsia" w:ascii="宋体" w:hAnsi="宋体" w:eastAsia="宋体" w:cs="宋体"/>
+              <w:rFonts w:ascii="宋体" w:eastAsia="宋体" w:hAnsi="宋体" w:cs="宋体" w:hint="eastAsia"/>
               <w:szCs w:val="24"/>
             </w:rPr>
             <w:fldChar w:fldCharType="begin"/>
           </w:r>
           <w:r>
             <w:rPr>
-              <w:rFonts w:hint="eastAsia" w:ascii="宋体" w:hAnsi="宋体" w:eastAsia="宋体" w:cs="宋体"/>
+              <w:rFonts w:ascii="宋体" w:eastAsia="宋体" w:hAnsi="宋体" w:cs="宋体" w:hint="eastAsia"/>
               <w:szCs w:val="24"/>
             </w:rPr>
             <w:instrText xml:space="preserve"> HYPERLINK \l _Toc1571 </w:instrText>
           </w:r>
           <w:r>
             <w:rPr>
-              <w:rFonts w:hint="eastAsia" w:ascii="宋体" w:hAnsi="宋体" w:eastAsia="宋体" w:cs="宋体"/>
+              <w:rFonts w:ascii="宋体" w:eastAsia="宋体" w:hAnsi="宋体" w:cs="宋体" w:hint="eastAsia"/>
               <w:szCs w:val="24"/>
             </w:rPr>
             <w:fldChar w:fldCharType="separate"/>
@@ -3088,7 +2994,7 @@
           </w:r>
           <w:r>
             <w:rPr>
-              <w:rFonts w:hint="eastAsia" w:ascii="宋体" w:hAnsi="宋体" w:eastAsia="宋体" w:cs="宋体"/>
+              <w:rFonts w:ascii="宋体" w:eastAsia="宋体" w:hAnsi="宋体" w:cs="宋体" w:hint="eastAsia"/>
               <w:szCs w:val="24"/>
             </w:rPr>
             <w:fldChar w:fldCharType="end"/>
@@ -3096,28 +3002,28 @@
         </w:p>
         <w:p>
           <w:pPr>
-            <w:pStyle w:val="17"/>
+            <w:pStyle w:val="TOC2"/>
             <w:tabs>
               <w:tab w:val="right" w:leader="dot" w:pos="8306"/>
             </w:tabs>
           </w:pPr>
           <w:r>
             <w:rPr>
-              <w:rFonts w:hint="eastAsia" w:ascii="宋体" w:hAnsi="宋体" w:eastAsia="宋体" w:cs="宋体"/>
+              <w:rFonts w:ascii="宋体" w:eastAsia="宋体" w:hAnsi="宋体" w:cs="宋体" w:hint="eastAsia"/>
               <w:szCs w:val="24"/>
             </w:rPr>
             <w:fldChar w:fldCharType="begin"/>
           </w:r>
           <w:r>
             <w:rPr>
-              <w:rFonts w:hint="eastAsia" w:ascii="宋体" w:hAnsi="宋体" w:eastAsia="宋体" w:cs="宋体"/>
+              <w:rFonts w:ascii="宋体" w:eastAsia="宋体" w:hAnsi="宋体" w:cs="宋体" w:hint="eastAsia"/>
               <w:szCs w:val="24"/>
             </w:rPr>
             <w:instrText xml:space="preserve"> HYPERLINK \l _Toc21502 </w:instrText>
           </w:r>
           <w:r>
             <w:rPr>
-              <w:rFonts w:hint="eastAsia" w:ascii="宋体" w:hAnsi="宋体" w:eastAsia="宋体" w:cs="宋体"/>
+              <w:rFonts w:ascii="宋体" w:eastAsia="宋体" w:hAnsi="宋体" w:cs="宋体" w:hint="eastAsia"/>
               <w:szCs w:val="24"/>
             </w:rPr>
             <w:fldChar w:fldCharType="separate"/>
@@ -3154,7 +3060,7 @@
           </w:r>
           <w:r>
             <w:rPr>
-              <w:rFonts w:hint="eastAsia" w:ascii="宋体" w:hAnsi="宋体" w:eastAsia="宋体" w:cs="宋体"/>
+              <w:rFonts w:ascii="宋体" w:eastAsia="宋体" w:hAnsi="宋体" w:cs="宋体" w:hint="eastAsia"/>
               <w:szCs w:val="24"/>
             </w:rPr>
             <w:fldChar w:fldCharType="end"/>
@@ -3162,28 +3068,28 @@
         </w:p>
         <w:p>
           <w:pPr>
-            <w:pStyle w:val="13"/>
+            <w:pStyle w:val="TOC3"/>
             <w:tabs>
               <w:tab w:val="right" w:leader="dot" w:pos="8306"/>
             </w:tabs>
           </w:pPr>
           <w:r>
             <w:rPr>
-              <w:rFonts w:hint="eastAsia" w:ascii="宋体" w:hAnsi="宋体" w:eastAsia="宋体" w:cs="宋体"/>
+              <w:rFonts w:ascii="宋体" w:eastAsia="宋体" w:hAnsi="宋体" w:cs="宋体" w:hint="eastAsia"/>
               <w:szCs w:val="24"/>
             </w:rPr>
             <w:fldChar w:fldCharType="begin"/>
           </w:r>
           <w:r>
             <w:rPr>
-              <w:rFonts w:hint="eastAsia" w:ascii="宋体" w:hAnsi="宋体" w:eastAsia="宋体" w:cs="宋体"/>
+              <w:rFonts w:ascii="宋体" w:eastAsia="宋体" w:hAnsi="宋体" w:cs="宋体" w:hint="eastAsia"/>
               <w:szCs w:val="24"/>
             </w:rPr>
             <w:instrText xml:space="preserve"> HYPERLINK \l _Toc5246 </w:instrText>
           </w:r>
           <w:r>
             <w:rPr>
-              <w:rFonts w:hint="eastAsia" w:ascii="宋体" w:hAnsi="宋体" w:eastAsia="宋体" w:cs="宋体"/>
+              <w:rFonts w:ascii="宋体" w:eastAsia="宋体" w:hAnsi="宋体" w:cs="宋体" w:hint="eastAsia"/>
               <w:szCs w:val="24"/>
             </w:rPr>
             <w:fldChar w:fldCharType="separate"/>
@@ -3220,7 +3126,7 @@
           </w:r>
           <w:r>
             <w:rPr>
-              <w:rFonts w:hint="eastAsia" w:ascii="宋体" w:hAnsi="宋体" w:eastAsia="宋体" w:cs="宋体"/>
+              <w:rFonts w:ascii="宋体" w:eastAsia="宋体" w:hAnsi="宋体" w:cs="宋体" w:hint="eastAsia"/>
               <w:szCs w:val="24"/>
             </w:rPr>
             <w:fldChar w:fldCharType="end"/>
@@ -3228,28 +3134,28 @@
         </w:p>
         <w:p>
           <w:pPr>
-            <w:pStyle w:val="13"/>
+            <w:pStyle w:val="TOC3"/>
             <w:tabs>
               <w:tab w:val="right" w:leader="dot" w:pos="8306"/>
             </w:tabs>
           </w:pPr>
           <w:r>
             <w:rPr>
-              <w:rFonts w:hint="eastAsia" w:ascii="宋体" w:hAnsi="宋体" w:eastAsia="宋体" w:cs="宋体"/>
+              <w:rFonts w:ascii="宋体" w:eastAsia="宋体" w:hAnsi="宋体" w:cs="宋体" w:hint="eastAsia"/>
               <w:szCs w:val="24"/>
             </w:rPr>
             <w:fldChar w:fldCharType="begin"/>
           </w:r>
           <w:r>
             <w:rPr>
-              <w:rFonts w:hint="eastAsia" w:ascii="宋体" w:hAnsi="宋体" w:eastAsia="宋体" w:cs="宋体"/>
+              <w:rFonts w:ascii="宋体" w:eastAsia="宋体" w:hAnsi="宋体" w:cs="宋体" w:hint="eastAsia"/>
               <w:szCs w:val="24"/>
             </w:rPr>
             <w:instrText xml:space="preserve"> HYPERLINK \l _Toc11382 </w:instrText>
           </w:r>
           <w:r>
             <w:rPr>
-              <w:rFonts w:hint="eastAsia" w:ascii="宋体" w:hAnsi="宋体" w:eastAsia="宋体" w:cs="宋体"/>
+              <w:rFonts w:ascii="宋体" w:eastAsia="宋体" w:hAnsi="宋体" w:cs="宋体" w:hint="eastAsia"/>
               <w:szCs w:val="24"/>
             </w:rPr>
             <w:fldChar w:fldCharType="separate"/>
@@ -3286,7 +3192,7 @@
           </w:r>
           <w:r>
             <w:rPr>
-              <w:rFonts w:hint="eastAsia" w:ascii="宋体" w:hAnsi="宋体" w:eastAsia="宋体" w:cs="宋体"/>
+              <w:rFonts w:ascii="宋体" w:eastAsia="宋体" w:hAnsi="宋体" w:cs="宋体" w:hint="eastAsia"/>
               <w:szCs w:val="24"/>
             </w:rPr>
             <w:fldChar w:fldCharType="end"/>
@@ -3294,28 +3200,28 @@
         </w:p>
         <w:p>
           <w:pPr>
-            <w:pStyle w:val="17"/>
+            <w:pStyle w:val="TOC2"/>
             <w:tabs>
               <w:tab w:val="right" w:leader="dot" w:pos="8306"/>
             </w:tabs>
           </w:pPr>
           <w:r>
             <w:rPr>
-              <w:rFonts w:hint="eastAsia" w:ascii="宋体" w:hAnsi="宋体" w:eastAsia="宋体" w:cs="宋体"/>
+              <w:rFonts w:ascii="宋体" w:eastAsia="宋体" w:hAnsi="宋体" w:cs="宋体" w:hint="eastAsia"/>
               <w:szCs w:val="24"/>
             </w:rPr>
             <w:fldChar w:fldCharType="begin"/>
           </w:r>
           <w:r>
             <w:rPr>
-              <w:rFonts w:hint="eastAsia" w:ascii="宋体" w:hAnsi="宋体" w:eastAsia="宋体" w:cs="宋体"/>
+              <w:rFonts w:ascii="宋体" w:eastAsia="宋体" w:hAnsi="宋体" w:cs="宋体" w:hint="eastAsia"/>
               <w:szCs w:val="24"/>
             </w:rPr>
             <w:instrText xml:space="preserve"> HYPERLINK \l _Toc4371 </w:instrText>
           </w:r>
           <w:r>
             <w:rPr>
-              <w:rFonts w:hint="eastAsia" w:ascii="宋体" w:hAnsi="宋体" w:eastAsia="宋体" w:cs="宋体"/>
+              <w:rFonts w:ascii="宋体" w:eastAsia="宋体" w:hAnsi="宋体" w:cs="宋体" w:hint="eastAsia"/>
               <w:szCs w:val="24"/>
             </w:rPr>
             <w:fldChar w:fldCharType="separate"/>
@@ -3352,7 +3258,7 @@
           </w:r>
           <w:r>
             <w:rPr>
-              <w:rFonts w:hint="eastAsia" w:ascii="宋体" w:hAnsi="宋体" w:eastAsia="宋体" w:cs="宋体"/>
+              <w:rFonts w:ascii="宋体" w:eastAsia="宋体" w:hAnsi="宋体" w:cs="宋体" w:hint="eastAsia"/>
               <w:szCs w:val="24"/>
             </w:rPr>
             <w:fldChar w:fldCharType="end"/>
@@ -3360,28 +3266,28 @@
         </w:p>
         <w:p>
           <w:pPr>
-            <w:pStyle w:val="13"/>
+            <w:pStyle w:val="TOC3"/>
             <w:tabs>
               <w:tab w:val="right" w:leader="dot" w:pos="8306"/>
             </w:tabs>
           </w:pPr>
           <w:r>
             <w:rPr>
-              <w:rFonts w:hint="eastAsia" w:ascii="宋体" w:hAnsi="宋体" w:eastAsia="宋体" w:cs="宋体"/>
+              <w:rFonts w:ascii="宋体" w:eastAsia="宋体" w:hAnsi="宋体" w:cs="宋体" w:hint="eastAsia"/>
               <w:szCs w:val="24"/>
             </w:rPr>
             <w:fldChar w:fldCharType="begin"/>
           </w:r>
           <w:r>
             <w:rPr>
-              <w:rFonts w:hint="eastAsia" w:ascii="宋体" w:hAnsi="宋体" w:eastAsia="宋体" w:cs="宋体"/>
+              <w:rFonts w:ascii="宋体" w:eastAsia="宋体" w:hAnsi="宋体" w:cs="宋体" w:hint="eastAsia"/>
               <w:szCs w:val="24"/>
             </w:rPr>
             <w:instrText xml:space="preserve"> HYPERLINK \l _Toc29408 </w:instrText>
           </w:r>
           <w:r>
             <w:rPr>
-              <w:rFonts w:hint="eastAsia" w:ascii="宋体" w:hAnsi="宋体" w:eastAsia="宋体" w:cs="宋体"/>
+              <w:rFonts w:ascii="宋体" w:eastAsia="宋体" w:hAnsi="宋体" w:cs="宋体" w:hint="eastAsia"/>
               <w:szCs w:val="24"/>
             </w:rPr>
             <w:fldChar w:fldCharType="separate"/>
@@ -3418,7 +3324,7 @@
           </w:r>
           <w:r>
             <w:rPr>
-              <w:rFonts w:hint="eastAsia" w:ascii="宋体" w:hAnsi="宋体" w:eastAsia="宋体" w:cs="宋体"/>
+              <w:rFonts w:ascii="宋体" w:eastAsia="宋体" w:hAnsi="宋体" w:cs="宋体" w:hint="eastAsia"/>
               <w:szCs w:val="24"/>
             </w:rPr>
             <w:fldChar w:fldCharType="end"/>
@@ -3426,28 +3332,28 @@
         </w:p>
         <w:p>
           <w:pPr>
-            <w:pStyle w:val="13"/>
+            <w:pStyle w:val="TOC3"/>
             <w:tabs>
               <w:tab w:val="right" w:leader="dot" w:pos="8306"/>
             </w:tabs>
           </w:pPr>
           <w:r>
             <w:rPr>
-              <w:rFonts w:hint="eastAsia" w:ascii="宋体" w:hAnsi="宋体" w:eastAsia="宋体" w:cs="宋体"/>
+              <w:rFonts w:ascii="宋体" w:eastAsia="宋体" w:hAnsi="宋体" w:cs="宋体" w:hint="eastAsia"/>
               <w:szCs w:val="24"/>
             </w:rPr>
             <w:fldChar w:fldCharType="begin"/>
           </w:r>
           <w:r>
             <w:rPr>
-              <w:rFonts w:hint="eastAsia" w:ascii="宋体" w:hAnsi="宋体" w:eastAsia="宋体" w:cs="宋体"/>
+              <w:rFonts w:ascii="宋体" w:eastAsia="宋体" w:hAnsi="宋体" w:cs="宋体" w:hint="eastAsia"/>
               <w:szCs w:val="24"/>
             </w:rPr>
             <w:instrText xml:space="preserve"> HYPERLINK \l _Toc7930 </w:instrText>
           </w:r>
           <w:r>
             <w:rPr>
-              <w:rFonts w:hint="eastAsia" w:ascii="宋体" w:hAnsi="宋体" w:eastAsia="宋体" w:cs="宋体"/>
+              <w:rFonts w:ascii="宋体" w:eastAsia="宋体" w:hAnsi="宋体" w:cs="宋体" w:hint="eastAsia"/>
               <w:szCs w:val="24"/>
             </w:rPr>
             <w:fldChar w:fldCharType="separate"/>
@@ -3484,7 +3390,7 @@
           </w:r>
           <w:r>
             <w:rPr>
-              <w:rFonts w:hint="eastAsia" w:ascii="宋体" w:hAnsi="宋体" w:eastAsia="宋体" w:cs="宋体"/>
+              <w:rFonts w:ascii="宋体" w:eastAsia="宋体" w:hAnsi="宋体" w:cs="宋体" w:hint="eastAsia"/>
               <w:szCs w:val="24"/>
             </w:rPr>
             <w:fldChar w:fldCharType="end"/>
@@ -3492,28 +3398,28 @@
         </w:p>
         <w:p>
           <w:pPr>
-            <w:pStyle w:val="17"/>
+            <w:pStyle w:val="TOC2"/>
             <w:tabs>
               <w:tab w:val="right" w:leader="dot" w:pos="8306"/>
             </w:tabs>
           </w:pPr>
           <w:r>
             <w:rPr>
-              <w:rFonts w:hint="eastAsia" w:ascii="宋体" w:hAnsi="宋体" w:eastAsia="宋体" w:cs="宋体"/>
+              <w:rFonts w:ascii="宋体" w:eastAsia="宋体" w:hAnsi="宋体" w:cs="宋体" w:hint="eastAsia"/>
               <w:szCs w:val="24"/>
             </w:rPr>
             <w:fldChar w:fldCharType="begin"/>
           </w:r>
           <w:r>
             <w:rPr>
-              <w:rFonts w:hint="eastAsia" w:ascii="宋体" w:hAnsi="宋体" w:eastAsia="宋体" w:cs="宋体"/>
+              <w:rFonts w:ascii="宋体" w:eastAsia="宋体" w:hAnsi="宋体" w:cs="宋体" w:hint="eastAsia"/>
               <w:szCs w:val="24"/>
             </w:rPr>
             <w:instrText xml:space="preserve"> HYPERLINK \l _Toc25820 </w:instrText>
           </w:r>
           <w:r>
             <w:rPr>
-              <w:rFonts w:hint="eastAsia" w:ascii="宋体" w:hAnsi="宋体" w:eastAsia="宋体" w:cs="宋体"/>
+              <w:rFonts w:ascii="宋体" w:eastAsia="宋体" w:hAnsi="宋体" w:cs="宋体" w:hint="eastAsia"/>
               <w:szCs w:val="24"/>
             </w:rPr>
             <w:fldChar w:fldCharType="separate"/>
@@ -3550,7 +3456,7 @@
           </w:r>
           <w:r>
             <w:rPr>
-              <w:rFonts w:hint="eastAsia" w:ascii="宋体" w:hAnsi="宋体" w:eastAsia="宋体" w:cs="宋体"/>
+              <w:rFonts w:ascii="宋体" w:eastAsia="宋体" w:hAnsi="宋体" w:cs="宋体" w:hint="eastAsia"/>
               <w:szCs w:val="24"/>
             </w:rPr>
             <w:fldChar w:fldCharType="end"/>
@@ -3558,28 +3464,28 @@
         </w:p>
         <w:p>
           <w:pPr>
-            <w:pStyle w:val="13"/>
+            <w:pStyle w:val="TOC3"/>
             <w:tabs>
               <w:tab w:val="right" w:leader="dot" w:pos="8306"/>
             </w:tabs>
           </w:pPr>
           <w:r>
             <w:rPr>
-              <w:rFonts w:hint="eastAsia" w:ascii="宋体" w:hAnsi="宋体" w:eastAsia="宋体" w:cs="宋体"/>
+              <w:rFonts w:ascii="宋体" w:eastAsia="宋体" w:hAnsi="宋体" w:cs="宋体" w:hint="eastAsia"/>
               <w:szCs w:val="24"/>
             </w:rPr>
             <w:fldChar w:fldCharType="begin"/>
           </w:r>
           <w:r>
             <w:rPr>
-              <w:rFonts w:hint="eastAsia" w:ascii="宋体" w:hAnsi="宋体" w:eastAsia="宋体" w:cs="宋体"/>
+              <w:rFonts w:ascii="宋体" w:eastAsia="宋体" w:hAnsi="宋体" w:cs="宋体" w:hint="eastAsia"/>
               <w:szCs w:val="24"/>
             </w:rPr>
             <w:instrText xml:space="preserve"> HYPERLINK \l _Toc14485 </w:instrText>
           </w:r>
           <w:r>
             <w:rPr>
-              <w:rFonts w:hint="eastAsia" w:ascii="宋体" w:hAnsi="宋体" w:eastAsia="宋体" w:cs="宋体"/>
+              <w:rFonts w:ascii="宋体" w:eastAsia="宋体" w:hAnsi="宋体" w:cs="宋体" w:hint="eastAsia"/>
               <w:szCs w:val="24"/>
             </w:rPr>
             <w:fldChar w:fldCharType="separate"/>
@@ -3616,7 +3522,7 @@
           </w:r>
           <w:r>
             <w:rPr>
-              <w:rFonts w:hint="eastAsia" w:ascii="宋体" w:hAnsi="宋体" w:eastAsia="宋体" w:cs="宋体"/>
+              <w:rFonts w:ascii="宋体" w:eastAsia="宋体" w:hAnsi="宋体" w:cs="宋体" w:hint="eastAsia"/>
               <w:szCs w:val="24"/>
             </w:rPr>
             <w:fldChar w:fldCharType="end"/>
@@ -3624,28 +3530,28 @@
         </w:p>
         <w:p>
           <w:pPr>
-            <w:pStyle w:val="13"/>
+            <w:pStyle w:val="TOC3"/>
             <w:tabs>
               <w:tab w:val="right" w:leader="dot" w:pos="8306"/>
             </w:tabs>
           </w:pPr>
           <w:r>
             <w:rPr>
-              <w:rFonts w:hint="eastAsia" w:ascii="宋体" w:hAnsi="宋体" w:eastAsia="宋体" w:cs="宋体"/>
+              <w:rFonts w:ascii="宋体" w:eastAsia="宋体" w:hAnsi="宋体" w:cs="宋体" w:hint="eastAsia"/>
               <w:szCs w:val="24"/>
             </w:rPr>
             <w:fldChar w:fldCharType="begin"/>
           </w:r>
           <w:r>
             <w:rPr>
-              <w:rFonts w:hint="eastAsia" w:ascii="宋体" w:hAnsi="宋体" w:eastAsia="宋体" w:cs="宋体"/>
+              <w:rFonts w:ascii="宋体" w:eastAsia="宋体" w:hAnsi="宋体" w:cs="宋体" w:hint="eastAsia"/>
               <w:szCs w:val="24"/>
             </w:rPr>
             <w:instrText xml:space="preserve"> HYPERLINK \l _Toc382 </w:instrText>
           </w:r>
           <w:r>
             <w:rPr>
-              <w:rFonts w:hint="eastAsia" w:ascii="宋体" w:hAnsi="宋体" w:eastAsia="宋体" w:cs="宋体"/>
+              <w:rFonts w:ascii="宋体" w:eastAsia="宋体" w:hAnsi="宋体" w:cs="宋体" w:hint="eastAsia"/>
               <w:szCs w:val="24"/>
             </w:rPr>
             <w:fldChar w:fldCharType="separate"/>
@@ -3682,7 +3588,7 @@
           </w:r>
           <w:r>
             <w:rPr>
-              <w:rFonts w:hint="eastAsia" w:ascii="宋体" w:hAnsi="宋体" w:eastAsia="宋体" w:cs="宋体"/>
+              <w:rFonts w:ascii="宋体" w:eastAsia="宋体" w:hAnsi="宋体" w:cs="宋体" w:hint="eastAsia"/>
               <w:szCs w:val="24"/>
             </w:rPr>
             <w:fldChar w:fldCharType="end"/>
@@ -3690,28 +3596,28 @@
         </w:p>
         <w:p>
           <w:pPr>
-            <w:pStyle w:val="17"/>
+            <w:pStyle w:val="TOC2"/>
             <w:tabs>
               <w:tab w:val="right" w:leader="dot" w:pos="8306"/>
             </w:tabs>
           </w:pPr>
           <w:r>
             <w:rPr>
-              <w:rFonts w:hint="eastAsia" w:ascii="宋体" w:hAnsi="宋体" w:eastAsia="宋体" w:cs="宋体"/>
+              <w:rFonts w:ascii="宋体" w:eastAsia="宋体" w:hAnsi="宋体" w:cs="宋体" w:hint="eastAsia"/>
               <w:szCs w:val="24"/>
             </w:rPr>
             <w:fldChar w:fldCharType="begin"/>
           </w:r>
           <w:r>
             <w:rPr>
-              <w:rFonts w:hint="eastAsia" w:ascii="宋体" w:hAnsi="宋体" w:eastAsia="宋体" w:cs="宋体"/>
+              <w:rFonts w:ascii="宋体" w:eastAsia="宋体" w:hAnsi="宋体" w:cs="宋体" w:hint="eastAsia"/>
               <w:szCs w:val="24"/>
             </w:rPr>
             <w:instrText xml:space="preserve"> HYPERLINK \l _Toc32252 </w:instrText>
           </w:r>
           <w:r>
             <w:rPr>
-              <w:rFonts w:hint="eastAsia" w:ascii="宋体" w:hAnsi="宋体" w:eastAsia="宋体" w:cs="宋体"/>
+              <w:rFonts w:ascii="宋体" w:eastAsia="宋体" w:hAnsi="宋体" w:cs="宋体" w:hint="eastAsia"/>
               <w:szCs w:val="24"/>
             </w:rPr>
             <w:fldChar w:fldCharType="separate"/>
@@ -3748,7 +3654,7 @@
           </w:r>
           <w:r>
             <w:rPr>
-              <w:rFonts w:hint="eastAsia" w:ascii="宋体" w:hAnsi="宋体" w:eastAsia="宋体" w:cs="宋体"/>
+              <w:rFonts w:ascii="宋体" w:eastAsia="宋体" w:hAnsi="宋体" w:cs="宋体" w:hint="eastAsia"/>
               <w:szCs w:val="24"/>
             </w:rPr>
             <w:fldChar w:fldCharType="end"/>
@@ -3756,42 +3662,42 @@
         </w:p>
         <w:p>
           <w:pPr>
-            <w:pStyle w:val="16"/>
+            <w:pStyle w:val="TOC1"/>
             <w:tabs>
               <w:tab w:val="right" w:leader="dot" w:pos="8306"/>
             </w:tabs>
           </w:pPr>
           <w:r>
             <w:rPr>
-              <w:rFonts w:hint="eastAsia" w:ascii="宋体" w:hAnsi="宋体" w:eastAsia="宋体" w:cs="宋体"/>
+              <w:rFonts w:ascii="宋体" w:eastAsia="宋体" w:hAnsi="宋体" w:cs="宋体" w:hint="eastAsia"/>
               <w:szCs w:val="24"/>
             </w:rPr>
             <w:fldChar w:fldCharType="begin"/>
           </w:r>
           <w:r>
             <w:rPr>
-              <w:rFonts w:hint="eastAsia" w:ascii="宋体" w:hAnsi="宋体" w:eastAsia="宋体" w:cs="宋体"/>
+              <w:rFonts w:ascii="宋体" w:eastAsia="宋体" w:hAnsi="宋体" w:cs="宋体" w:hint="eastAsia"/>
               <w:szCs w:val="24"/>
             </w:rPr>
             <w:instrText xml:space="preserve"> HYPERLINK \l _Toc22661 </w:instrText>
           </w:r>
           <w:r>
             <w:rPr>
-              <w:rFonts w:hint="eastAsia" w:ascii="宋体" w:hAnsi="宋体" w:eastAsia="宋体" w:cs="宋体"/>
+              <w:rFonts w:ascii="宋体" w:eastAsia="宋体" w:hAnsi="宋体" w:cs="宋体" w:hint="eastAsia"/>
               <w:szCs w:val="24"/>
             </w:rPr>
             <w:fldChar w:fldCharType="separate"/>
           </w:r>
           <w:r>
             <w:rPr>
-              <w:rFonts w:hint="default" w:eastAsia="宋体"/>
+              <w:rFonts w:eastAsia="宋体" w:hint="default"/>
               <w:lang w:val="en-US" w:eastAsia="zh-CN"/>
             </w:rPr>
             <w:t xml:space="preserve">5. </w:t>
           </w:r>
           <w:r>
             <w:rPr>
-              <w:rFonts w:hint="eastAsia" w:eastAsia="宋体"/>
+              <w:rFonts w:eastAsia="宋体" w:hint="eastAsia"/>
               <w:lang w:val="en-US" w:eastAsia="zh-CN"/>
             </w:rPr>
             <w:t>附则</w:t>
@@ -3816,7 +3722,7 @@
           </w:r>
           <w:r>
             <w:rPr>
-              <w:rFonts w:hint="eastAsia" w:ascii="宋体" w:hAnsi="宋体" w:eastAsia="宋体" w:cs="宋体"/>
+              <w:rFonts w:ascii="宋体" w:eastAsia="宋体" w:hAnsi="宋体" w:cs="宋体" w:hint="eastAsia"/>
               <w:szCs w:val="24"/>
             </w:rPr>
             <w:fldChar w:fldCharType="end"/>
@@ -3824,28 +3730,28 @@
         </w:p>
         <w:p>
           <w:pPr>
-            <w:pStyle w:val="16"/>
+            <w:pStyle w:val="TOC1"/>
             <w:tabs>
               <w:tab w:val="right" w:leader="dot" w:pos="8306"/>
             </w:tabs>
           </w:pPr>
           <w:r>
             <w:rPr>
-              <w:rFonts w:hint="eastAsia" w:ascii="宋体" w:hAnsi="宋体" w:eastAsia="宋体" w:cs="宋体"/>
+              <w:rFonts w:ascii="宋体" w:eastAsia="宋体" w:hAnsi="宋体" w:cs="宋体" w:hint="eastAsia"/>
               <w:szCs w:val="24"/>
             </w:rPr>
             <w:fldChar w:fldCharType="begin"/>
           </w:r>
           <w:r>
             <w:rPr>
-              <w:rFonts w:hint="eastAsia" w:ascii="宋体" w:hAnsi="宋体" w:eastAsia="宋体" w:cs="宋体"/>
+              <w:rFonts w:ascii="宋体" w:eastAsia="宋体" w:hAnsi="宋体" w:cs="宋体" w:hint="eastAsia"/>
               <w:szCs w:val="24"/>
             </w:rPr>
             <w:instrText xml:space="preserve"> HYPERLINK \l _Toc6095 </w:instrText>
           </w:r>
           <w:r>
             <w:rPr>
-              <w:rFonts w:hint="eastAsia" w:ascii="宋体" w:hAnsi="宋体" w:eastAsia="宋体" w:cs="宋体"/>
+              <w:rFonts w:ascii="宋体" w:eastAsia="宋体" w:hAnsi="宋体" w:cs="宋体" w:hint="eastAsia"/>
               <w:szCs w:val="24"/>
             </w:rPr>
             <w:fldChar w:fldCharType="separate"/>
@@ -3884,7 +3790,7 @@
           </w:r>
           <w:r>
             <w:rPr>
-              <w:rFonts w:hint="eastAsia" w:ascii="宋体" w:hAnsi="宋体" w:eastAsia="宋体" w:cs="宋体"/>
+              <w:rFonts w:ascii="宋体" w:eastAsia="宋体" w:hAnsi="宋体" w:cs="宋体" w:hint="eastAsia"/>
               <w:szCs w:val="24"/>
             </w:rPr>
             <w:fldChar w:fldCharType="end"/>
@@ -3892,28 +3798,28 @@
         </w:p>
         <w:p>
           <w:pPr>
-            <w:pStyle w:val="16"/>
+            <w:pStyle w:val="TOC1"/>
             <w:tabs>
               <w:tab w:val="right" w:leader="dot" w:pos="8306"/>
             </w:tabs>
           </w:pPr>
           <w:r>
             <w:rPr>
-              <w:rFonts w:hint="eastAsia" w:ascii="宋体" w:hAnsi="宋体" w:eastAsia="宋体" w:cs="宋体"/>
+              <w:rFonts w:ascii="宋体" w:eastAsia="宋体" w:hAnsi="宋体" w:cs="宋体" w:hint="eastAsia"/>
               <w:szCs w:val="24"/>
             </w:rPr>
             <w:fldChar w:fldCharType="begin"/>
           </w:r>
           <w:r>
             <w:rPr>
-              <w:rFonts w:hint="eastAsia" w:ascii="宋体" w:hAnsi="宋体" w:eastAsia="宋体" w:cs="宋体"/>
+              <w:rFonts w:ascii="宋体" w:eastAsia="宋体" w:hAnsi="宋体" w:cs="宋体" w:hint="eastAsia"/>
               <w:szCs w:val="24"/>
             </w:rPr>
             <w:instrText xml:space="preserve"> HYPERLINK \l _Toc28779 </w:instrText>
           </w:r>
           <w:r>
             <w:rPr>
-              <w:rFonts w:hint="eastAsia" w:ascii="宋体" w:hAnsi="宋体" w:eastAsia="宋体" w:cs="宋体"/>
+              <w:rFonts w:ascii="宋体" w:eastAsia="宋体" w:hAnsi="宋体" w:cs="宋体" w:hint="eastAsia"/>
               <w:szCs w:val="24"/>
             </w:rPr>
             <w:fldChar w:fldCharType="separate"/>
@@ -3952,7 +3858,7 @@
           </w:r>
           <w:r>
             <w:rPr>
-              <w:rFonts w:hint="eastAsia" w:ascii="宋体" w:hAnsi="宋体" w:eastAsia="宋体" w:cs="宋体"/>
+              <w:rFonts w:ascii="宋体" w:eastAsia="宋体" w:hAnsi="宋体" w:cs="宋体" w:hint="eastAsia"/>
               <w:szCs w:val="24"/>
             </w:rPr>
             <w:fldChar w:fldCharType="end"/>
@@ -3976,7 +3882,7 @@
             <w:spacing w:line="312" w:lineRule="auto"/>
             <w:textAlignment w:val="baseline"/>
             <w:rPr>
-              <w:rFonts w:hint="eastAsia" w:ascii="宋体" w:hAnsi="宋体" w:eastAsia="宋体" w:cs="宋体"/>
+              <w:rFonts w:ascii="宋体" w:eastAsia="宋体" w:hAnsi="宋体" w:cs="宋体" w:hint="eastAsia"/>
               <w:snapToGrid w:val="0"/>
               <w:color w:val="000000"/>
               <w:kern w:val="0"/>
@@ -3987,7 +3893,7 @@
           </w:pPr>
           <w:r>
             <w:rPr>
-              <w:rFonts w:hint="eastAsia" w:ascii="宋体" w:hAnsi="宋体" w:eastAsia="宋体" w:cs="宋体"/>
+              <w:rFonts w:ascii="宋体" w:eastAsia="宋体" w:hAnsi="宋体" w:cs="宋体" w:hint="eastAsia"/>
               <w:szCs w:val="24"/>
             </w:rPr>
             <w:fldChar w:fldCharType="end"/>
@@ -4011,7 +3917,7 @@
         <w:snapToGrid w:val="0"/>
         <w:textAlignment w:val="baseline"/>
         <w:rPr>
-          <w:rFonts w:ascii="Arial" w:hAnsi="Arial" w:eastAsia="Arial" w:cs="Arial"/>
+          <w:rFonts w:ascii="Arial" w:eastAsia="Arial" w:hAnsi="Arial" w:cs="Arial"/>
           <w:snapToGrid w:val="0"/>
           <w:color w:val="000000"/>
           <w:kern w:val="0"/>
@@ -4022,7 +3928,7 @@
       </w:pPr>
       <w:r>
         <w:rPr>
-          <w:rFonts w:ascii="Arial" w:hAnsi="Arial" w:eastAsia="Arial" w:cs="Arial"/>
+          <w:rFonts w:ascii="Arial" w:eastAsia="Arial" w:hAnsi="Arial" w:cs="Arial"/>
           <w:snapToGrid w:val="0"/>
           <w:color w:val="000000"/>
           <w:kern w:val="0"/>
@@ -4035,22 +3941,22 @@
     </w:p>
     <w:p>
       <w:pPr>
-        <w:pStyle w:val="28"/>
-        <w:keepNext w:val="0"/>
-        <w:keepLines w:val="0"/>
-        <w:pageBreakBefore w:val="0"/>
-        <w:widowControl w:val="0"/>
-        <w:kinsoku w:val="0"/>
-        <w:wordWrap/>
-        <w:overflowPunct/>
-        <w:autoSpaceDE w:val="0"/>
-        <w:autoSpaceDN w:val="0"/>
-        <w:bidi w:val="0"/>
-        <w:adjustRightInd w:val="0"/>
-        <w:snapToGrid w:val="0"/>
-        <w:textAlignment w:val="baseline"/>
-      </w:pPr>
-      <w:bookmarkStart w:id="2" w:name="_Toc30055"/>
+        <w:pStyle w:val="1"/>
+        <w:keepNext w:val="0"/>
+        <w:keepLines w:val="0"/>
+        <w:pageBreakBefore w:val="0"/>
+        <w:widowControl w:val="0"/>
+        <w:kinsoku w:val="0"/>
+        <w:wordWrap/>
+        <w:overflowPunct/>
+        <w:autoSpaceDE w:val="0"/>
+        <w:autoSpaceDN w:val="0"/>
+        <w:bidi w:val="0"/>
+        <w:adjustRightInd w:val="0"/>
+        <w:snapToGrid w:val="0"/>
+        <w:textAlignment w:val="baseline"/>
+      </w:pPr>
+      <w:bookmarkStart w:id="3" w:name="_Toc30055"/>
       <w:r>
         <w:rPr>
           <w:rFonts w:hint="eastAsia"/>
@@ -4058,40 +3964,40 @@
         </w:rPr>
         <w:t>总则</w:t>
       </w:r>
-      <w:bookmarkEnd w:id="2"/>
-    </w:p>
-    <w:p>
-      <w:pPr>
-        <w:pStyle w:val="30"/>
-        <w:keepNext w:val="0"/>
-        <w:keepLines w:val="0"/>
-        <w:pageBreakBefore w:val="0"/>
-        <w:widowControl w:val="0"/>
-        <w:kinsoku w:val="0"/>
-        <w:wordWrap/>
-        <w:overflowPunct/>
-        <w:autoSpaceDE w:val="0"/>
-        <w:autoSpaceDN w:val="0"/>
-        <w:bidi w:val="0"/>
-        <w:adjustRightInd w:val="0"/>
-        <w:snapToGrid w:val="0"/>
-        <w:textAlignment w:val="baseline"/>
-        <w:rPr>
-          <w:rFonts w:hint="eastAsia"/>
-        </w:rPr>
-      </w:pPr>
-      <w:bookmarkStart w:id="3" w:name="_Toc25343"/>
+      <w:bookmarkEnd w:id="3"/>
+    </w:p>
+    <w:p>
+      <w:pPr>
+        <w:pStyle w:val="2"/>
+        <w:keepNext w:val="0"/>
+        <w:keepLines w:val="0"/>
+        <w:pageBreakBefore w:val="0"/>
+        <w:widowControl w:val="0"/>
+        <w:kinsoku w:val="0"/>
+        <w:wordWrap/>
+        <w:overflowPunct/>
+        <w:autoSpaceDE w:val="0"/>
+        <w:autoSpaceDN w:val="0"/>
+        <w:bidi w:val="0"/>
+        <w:adjustRightInd w:val="0"/>
+        <w:snapToGrid w:val="0"/>
+        <w:textAlignment w:val="baseline"/>
+        <w:rPr>
+          <w:rFonts w:hint="eastAsia"/>
+        </w:rPr>
+      </w:pPr>
+      <w:bookmarkStart w:id="4" w:name="_Toc25343"/>
       <w:r>
         <w:rPr>
           <w:rFonts w:hint="eastAsia"/>
         </w:rPr>
         <w:t>目的</w:t>
       </w:r>
-      <w:bookmarkEnd w:id="3"/>
-    </w:p>
-    <w:p>
-      <w:pPr>
-        <w:pStyle w:val="29"/>
+      <w:bookmarkEnd w:id="4"/>
+    </w:p>
+    <w:p>
+      <w:pPr>
+        <w:pStyle w:val="a1"/>
         <w:keepNext w:val="0"/>
         <w:keepLines w:val="0"/>
         <w:pageBreakBefore w:val="0"/>
@@ -4118,36 +4024,36 @@
     </w:p>
     <w:p>
       <w:pPr>
-        <w:pStyle w:val="30"/>
-        <w:keepNext w:val="0"/>
-        <w:keepLines w:val="0"/>
-        <w:pageBreakBefore w:val="0"/>
-        <w:widowControl w:val="0"/>
-        <w:kinsoku w:val="0"/>
-        <w:wordWrap/>
-        <w:overflowPunct/>
-        <w:autoSpaceDE w:val="0"/>
-        <w:autoSpaceDN w:val="0"/>
-        <w:bidi w:val="0"/>
-        <w:adjustRightInd w:val="0"/>
-        <w:snapToGrid w:val="0"/>
-        <w:textAlignment w:val="baseline"/>
-        <w:rPr>
-          <w:rFonts w:hint="eastAsia"/>
-        </w:rPr>
-      </w:pPr>
-      <w:bookmarkStart w:id="4" w:name="_Toc17027"/>
+        <w:pStyle w:val="2"/>
+        <w:keepNext w:val="0"/>
+        <w:keepLines w:val="0"/>
+        <w:pageBreakBefore w:val="0"/>
+        <w:widowControl w:val="0"/>
+        <w:kinsoku w:val="0"/>
+        <w:wordWrap/>
+        <w:overflowPunct/>
+        <w:autoSpaceDE w:val="0"/>
+        <w:autoSpaceDN w:val="0"/>
+        <w:bidi w:val="0"/>
+        <w:adjustRightInd w:val="0"/>
+        <w:snapToGrid w:val="0"/>
+        <w:textAlignment w:val="baseline"/>
+        <w:rPr>
+          <w:rFonts w:hint="eastAsia"/>
+        </w:rPr>
+      </w:pPr>
+      <w:bookmarkStart w:id="5" w:name="_Toc17027"/>
       <w:r>
         <w:rPr>
           <w:rFonts w:hint="eastAsia"/>
         </w:rPr>
         <w:t>适用范围</w:t>
       </w:r>
-      <w:bookmarkEnd w:id="4"/>
-    </w:p>
-    <w:p>
-      <w:pPr>
-        <w:pStyle w:val="29"/>
+      <w:bookmarkEnd w:id="5"/>
+    </w:p>
+    <w:p>
+      <w:pPr>
+        <w:pStyle w:val="a1"/>
         <w:keepNext w:val="0"/>
         <w:keepLines w:val="0"/>
         <w:pageBreakBefore w:val="0"/>
@@ -4174,36 +4080,36 @@
     </w:p>
     <w:p>
       <w:pPr>
-        <w:pStyle w:val="30"/>
-        <w:keepNext w:val="0"/>
-        <w:keepLines w:val="0"/>
-        <w:pageBreakBefore w:val="0"/>
-        <w:widowControl w:val="0"/>
-        <w:kinsoku w:val="0"/>
-        <w:wordWrap/>
-        <w:overflowPunct/>
-        <w:autoSpaceDE w:val="0"/>
-        <w:autoSpaceDN w:val="0"/>
-        <w:bidi w:val="0"/>
-        <w:adjustRightInd w:val="0"/>
-        <w:snapToGrid w:val="0"/>
-        <w:textAlignment w:val="baseline"/>
-        <w:rPr>
-          <w:rFonts w:hint="eastAsia"/>
-        </w:rPr>
-      </w:pPr>
-      <w:bookmarkStart w:id="5" w:name="_Toc32003"/>
+        <w:pStyle w:val="2"/>
+        <w:keepNext w:val="0"/>
+        <w:keepLines w:val="0"/>
+        <w:pageBreakBefore w:val="0"/>
+        <w:widowControl w:val="0"/>
+        <w:kinsoku w:val="0"/>
+        <w:wordWrap/>
+        <w:overflowPunct/>
+        <w:autoSpaceDE w:val="0"/>
+        <w:autoSpaceDN w:val="0"/>
+        <w:bidi w:val="0"/>
+        <w:adjustRightInd w:val="0"/>
+        <w:snapToGrid w:val="0"/>
+        <w:textAlignment w:val="baseline"/>
+        <w:rPr>
+          <w:rFonts w:hint="eastAsia"/>
+        </w:rPr>
+      </w:pPr>
+      <w:bookmarkStart w:id="6" w:name="_Toc32003"/>
       <w:r>
         <w:rPr>
           <w:rFonts w:hint="eastAsia"/>
         </w:rPr>
         <w:t>原则</w:t>
       </w:r>
-      <w:bookmarkEnd w:id="5"/>
-    </w:p>
-    <w:p>
-      <w:pPr>
-        <w:pStyle w:val="29"/>
+      <w:bookmarkEnd w:id="6"/>
+    </w:p>
+    <w:p>
+      <w:pPr>
+        <w:pStyle w:val="a1"/>
         <w:keepNext w:val="0"/>
         <w:keepLines w:val="0"/>
         <w:pageBreakBefore w:val="0"/>
@@ -4220,7 +4126,7 @@
         <w:bidi w:val="0"/>
         <w:adjustRightInd w:val="0"/>
         <w:snapToGrid w:val="0"/>
-        <w:ind w:left="425" w:leftChars="0" w:hanging="425" w:firstLineChars="0"/>
+        <w:ind w:left="425" w:hanging="425" w:leftChars="0" w:firstLineChars="0"/>
         <w:textAlignment w:val="baseline"/>
         <w:rPr>
           <w:rFonts w:hint="eastAsia"/>
@@ -4235,7 +4141,7 @@
     </w:p>
     <w:p>
       <w:pPr>
-        <w:pStyle w:val="29"/>
+        <w:pStyle w:val="a1"/>
         <w:keepNext w:val="0"/>
         <w:keepLines w:val="0"/>
         <w:pageBreakBefore w:val="0"/>
@@ -4252,7 +4158,7 @@
         <w:bidi w:val="0"/>
         <w:adjustRightInd w:val="0"/>
         <w:snapToGrid w:val="0"/>
-        <w:ind w:left="425" w:leftChars="0" w:hanging="425" w:firstLineChars="0"/>
+        <w:ind w:left="425" w:hanging="425" w:leftChars="0" w:firstLineChars="0"/>
         <w:textAlignment w:val="baseline"/>
         <w:rPr>
           <w:rFonts w:hint="eastAsia"/>
@@ -4267,7 +4173,7 @@
     </w:p>
     <w:p>
       <w:pPr>
-        <w:pStyle w:val="29"/>
+        <w:pStyle w:val="a1"/>
         <w:keepNext w:val="0"/>
         <w:keepLines w:val="0"/>
         <w:pageBreakBefore w:val="0"/>
@@ -4284,7 +4190,7 @@
         <w:bidi w:val="0"/>
         <w:adjustRightInd w:val="0"/>
         <w:snapToGrid w:val="0"/>
-        <w:ind w:left="425" w:leftChars="0" w:hanging="425" w:firstLineChars="0"/>
+        <w:ind w:left="425" w:hanging="425" w:leftChars="0" w:firstLineChars="0"/>
         <w:textAlignment w:val="baseline"/>
         <w:rPr>
           <w:rFonts w:hint="eastAsia"/>
@@ -4299,7 +4205,7 @@
     </w:p>
     <w:p>
       <w:pPr>
-        <w:pStyle w:val="29"/>
+        <w:pStyle w:val="a1"/>
         <w:keepNext w:val="0"/>
         <w:keepLines w:val="0"/>
         <w:pageBreakBefore w:val="0"/>
@@ -4316,7 +4222,7 @@
         <w:bidi w:val="0"/>
         <w:adjustRightInd w:val="0"/>
         <w:snapToGrid w:val="0"/>
-        <w:ind w:left="425" w:leftChars="0" w:hanging="425" w:firstLineChars="0"/>
+        <w:ind w:left="425" w:hanging="425" w:leftChars="0" w:firstLineChars="0"/>
         <w:textAlignment w:val="baseline"/>
         <w:rPr>
           <w:rFonts w:hint="eastAsia"/>
@@ -4331,65 +4237,65 @@
     </w:p>
     <w:p>
       <w:pPr>
-        <w:pStyle w:val="30"/>
-        <w:keepNext w:val="0"/>
-        <w:keepLines w:val="0"/>
-        <w:pageBreakBefore w:val="0"/>
-        <w:widowControl w:val="0"/>
-        <w:kinsoku w:val="0"/>
-        <w:wordWrap/>
-        <w:overflowPunct/>
-        <w:autoSpaceDE w:val="0"/>
-        <w:autoSpaceDN w:val="0"/>
-        <w:bidi w:val="0"/>
-        <w:adjustRightInd w:val="0"/>
-        <w:snapToGrid w:val="0"/>
-        <w:textAlignment w:val="baseline"/>
-        <w:rPr>
-          <w:rFonts w:hint="eastAsia"/>
-        </w:rPr>
-      </w:pPr>
-      <w:bookmarkStart w:id="6" w:name="_Toc3213"/>
+        <w:pStyle w:val="2"/>
+        <w:keepNext w:val="0"/>
+        <w:keepLines w:val="0"/>
+        <w:pageBreakBefore w:val="0"/>
+        <w:widowControl w:val="0"/>
+        <w:kinsoku w:val="0"/>
+        <w:wordWrap/>
+        <w:overflowPunct/>
+        <w:autoSpaceDE w:val="0"/>
+        <w:autoSpaceDN w:val="0"/>
+        <w:bidi w:val="0"/>
+        <w:adjustRightInd w:val="0"/>
+        <w:snapToGrid w:val="0"/>
+        <w:textAlignment w:val="baseline"/>
+        <w:rPr>
+          <w:rFonts w:hint="eastAsia"/>
+        </w:rPr>
+      </w:pPr>
+      <w:bookmarkStart w:id="7" w:name="_Toc3213"/>
       <w:r>
         <w:rPr>
           <w:rFonts w:hint="eastAsia"/>
         </w:rPr>
         <w:t>岗位职责</w:t>
       </w:r>
-      <w:bookmarkEnd w:id="6"/>
-    </w:p>
-    <w:p>
-      <w:pPr>
-        <w:pStyle w:val="31"/>
-        <w:keepNext w:val="0"/>
-        <w:keepLines w:val="0"/>
-        <w:pageBreakBefore w:val="0"/>
-        <w:widowControl w:val="0"/>
-        <w:kinsoku w:val="0"/>
-        <w:wordWrap/>
-        <w:overflowPunct/>
-        <w:autoSpaceDE w:val="0"/>
-        <w:autoSpaceDN w:val="0"/>
-        <w:bidi w:val="0"/>
-        <w:adjustRightInd w:val="0"/>
-        <w:snapToGrid w:val="0"/>
-        <w:textAlignment w:val="baseline"/>
-        <w:rPr>
-          <w:rFonts w:hint="eastAsia"/>
-        </w:rPr>
-      </w:pPr>
-      <w:bookmarkStart w:id="7" w:name="_Toc576"/>
+      <w:bookmarkEnd w:id="7"/>
+    </w:p>
+    <w:p>
+      <w:pPr>
+        <w:pStyle w:val="3"/>
+        <w:keepNext w:val="0"/>
+        <w:keepLines w:val="0"/>
+        <w:pageBreakBefore w:val="0"/>
+        <w:widowControl w:val="0"/>
+        <w:kinsoku w:val="0"/>
+        <w:wordWrap/>
+        <w:overflowPunct/>
+        <w:autoSpaceDE w:val="0"/>
+        <w:autoSpaceDN w:val="0"/>
+        <w:bidi w:val="0"/>
+        <w:adjustRightInd w:val="0"/>
+        <w:snapToGrid w:val="0"/>
+        <w:textAlignment w:val="baseline"/>
+        <w:rPr>
+          <w:rFonts w:hint="eastAsia"/>
+        </w:rPr>
+      </w:pPr>
+      <w:bookmarkStart w:id="8" w:name="_Toc576"/>
       <w:r>
         <w:rPr>
           <w:rFonts w:hint="eastAsia"/>
         </w:rPr>
         <w:t>运维部</w:t>
       </w:r>
-      <w:bookmarkEnd w:id="7"/>
-    </w:p>
-    <w:p>
-      <w:pPr>
-        <w:pStyle w:val="29"/>
+      <w:bookmarkEnd w:id="8"/>
+    </w:p>
+    <w:p>
+      <w:pPr>
+        <w:pStyle w:val="a1"/>
         <w:keepNext w:val="0"/>
         <w:keepLines w:val="0"/>
         <w:pageBreakBefore w:val="0"/>
@@ -4416,36 +4322,36 @@
     </w:p>
     <w:p>
       <w:pPr>
-        <w:pStyle w:val="31"/>
-        <w:keepNext w:val="0"/>
-        <w:keepLines w:val="0"/>
-        <w:pageBreakBefore w:val="0"/>
-        <w:widowControl w:val="0"/>
-        <w:kinsoku w:val="0"/>
-        <w:wordWrap/>
-        <w:overflowPunct/>
-        <w:autoSpaceDE w:val="0"/>
-        <w:autoSpaceDN w:val="0"/>
-        <w:bidi w:val="0"/>
-        <w:adjustRightInd w:val="0"/>
-        <w:snapToGrid w:val="0"/>
-        <w:textAlignment w:val="baseline"/>
-        <w:rPr>
-          <w:rFonts w:hint="eastAsia"/>
-        </w:rPr>
-      </w:pPr>
-      <w:bookmarkStart w:id="8" w:name="_Toc20446"/>
+        <w:pStyle w:val="3"/>
+        <w:keepNext w:val="0"/>
+        <w:keepLines w:val="0"/>
+        <w:pageBreakBefore w:val="0"/>
+        <w:widowControl w:val="0"/>
+        <w:kinsoku w:val="0"/>
+        <w:wordWrap/>
+        <w:overflowPunct/>
+        <w:autoSpaceDE w:val="0"/>
+        <w:autoSpaceDN w:val="0"/>
+        <w:bidi w:val="0"/>
+        <w:adjustRightInd w:val="0"/>
+        <w:snapToGrid w:val="0"/>
+        <w:textAlignment w:val="baseline"/>
+        <w:rPr>
+          <w:rFonts w:hint="eastAsia"/>
+        </w:rPr>
+      </w:pPr>
+      <w:bookmarkStart w:id="9" w:name="_Toc20446"/>
       <w:r>
         <w:rPr>
           <w:rFonts w:hint="eastAsia"/>
         </w:rPr>
         <w:t>质量部</w:t>
       </w:r>
-      <w:bookmarkEnd w:id="8"/>
-    </w:p>
-    <w:p>
-      <w:pPr>
-        <w:pStyle w:val="29"/>
+      <w:bookmarkEnd w:id="9"/>
+    </w:p>
+    <w:p>
+      <w:pPr>
+        <w:pStyle w:val="a1"/>
         <w:keepNext w:val="0"/>
         <w:keepLines w:val="0"/>
         <w:pageBreakBefore w:val="0"/>
@@ -4472,25 +4378,25 @@
     </w:p>
     <w:p>
       <w:pPr>
-        <w:pStyle w:val="31"/>
-        <w:keepNext w:val="0"/>
-        <w:keepLines w:val="0"/>
-        <w:pageBreakBefore w:val="0"/>
-        <w:widowControl w:val="0"/>
-        <w:kinsoku w:val="0"/>
-        <w:wordWrap/>
-        <w:overflowPunct/>
-        <w:autoSpaceDE w:val="0"/>
-        <w:autoSpaceDN w:val="0"/>
-        <w:bidi w:val="0"/>
-        <w:adjustRightInd w:val="0"/>
-        <w:snapToGrid w:val="0"/>
-        <w:textAlignment w:val="baseline"/>
-        <w:rPr>
-          <w:rFonts w:hint="eastAsia"/>
-        </w:rPr>
-      </w:pPr>
-      <w:bookmarkStart w:id="9" w:name="_Toc18385"/>
+        <w:pStyle w:val="3"/>
+        <w:keepNext w:val="0"/>
+        <w:keepLines w:val="0"/>
+        <w:pageBreakBefore w:val="0"/>
+        <w:widowControl w:val="0"/>
+        <w:kinsoku w:val="0"/>
+        <w:wordWrap/>
+        <w:overflowPunct/>
+        <w:autoSpaceDE w:val="0"/>
+        <w:autoSpaceDN w:val="0"/>
+        <w:bidi w:val="0"/>
+        <w:adjustRightInd w:val="0"/>
+        <w:snapToGrid w:val="0"/>
+        <w:textAlignment w:val="baseline"/>
+        <w:rPr>
+          <w:rFonts w:hint="eastAsia"/>
+        </w:rPr>
+      </w:pPr>
+      <w:bookmarkStart w:id="10" w:name="_Toc18385"/>
       <w:r>
         <w:rPr>
           <w:rFonts w:hint="eastAsia"/>
@@ -4504,11 +4410,11 @@
         </w:rPr>
         <w:t>部门</w:t>
       </w:r>
-      <w:bookmarkEnd w:id="9"/>
-    </w:p>
-    <w:p>
-      <w:pPr>
-        <w:pStyle w:val="29"/>
+      <w:bookmarkEnd w:id="10"/>
+    </w:p>
+    <w:p>
+      <w:pPr>
+        <w:pStyle w:val="a1"/>
         <w:keepNext w:val="0"/>
         <w:keepLines w:val="0"/>
         <w:pageBreakBefore w:val="0"/>
@@ -4535,36 +4441,36 @@
     </w:p>
     <w:p>
       <w:pPr>
-        <w:pStyle w:val="31"/>
-        <w:keepNext w:val="0"/>
-        <w:keepLines w:val="0"/>
-        <w:pageBreakBefore w:val="0"/>
-        <w:widowControl w:val="0"/>
-        <w:kinsoku w:val="0"/>
-        <w:wordWrap/>
-        <w:overflowPunct/>
-        <w:autoSpaceDE w:val="0"/>
-        <w:autoSpaceDN w:val="0"/>
-        <w:bidi w:val="0"/>
-        <w:adjustRightInd w:val="0"/>
-        <w:snapToGrid w:val="0"/>
-        <w:textAlignment w:val="baseline"/>
-        <w:rPr>
-          <w:rFonts w:hint="eastAsia"/>
-        </w:rPr>
-      </w:pPr>
-      <w:bookmarkStart w:id="10" w:name="_Toc14018"/>
+        <w:pStyle w:val="3"/>
+        <w:keepNext w:val="0"/>
+        <w:keepLines w:val="0"/>
+        <w:pageBreakBefore w:val="0"/>
+        <w:widowControl w:val="0"/>
+        <w:kinsoku w:val="0"/>
+        <w:wordWrap/>
+        <w:overflowPunct/>
+        <w:autoSpaceDE w:val="0"/>
+        <w:autoSpaceDN w:val="0"/>
+        <w:bidi w:val="0"/>
+        <w:adjustRightInd w:val="0"/>
+        <w:snapToGrid w:val="0"/>
+        <w:textAlignment w:val="baseline"/>
+        <w:rPr>
+          <w:rFonts w:hint="eastAsia"/>
+        </w:rPr>
+      </w:pPr>
+      <w:bookmarkStart w:id="11" w:name="_Toc14018"/>
       <w:r>
         <w:rPr>
           <w:rFonts w:hint="eastAsia"/>
         </w:rPr>
         <w:t>人力部</w:t>
       </w:r>
-      <w:bookmarkEnd w:id="10"/>
-    </w:p>
-    <w:p>
-      <w:pPr>
-        <w:pStyle w:val="29"/>
+      <w:bookmarkEnd w:id="11"/>
+    </w:p>
+    <w:p>
+      <w:pPr>
+        <w:pStyle w:val="a1"/>
         <w:keepNext w:val="0"/>
         <w:keepLines w:val="0"/>
         <w:pageBreakBefore w:val="0"/>
@@ -4591,36 +4497,36 @@
     </w:p>
     <w:p>
       <w:pPr>
-        <w:pStyle w:val="28"/>
-        <w:keepNext w:val="0"/>
-        <w:keepLines w:val="0"/>
-        <w:pageBreakBefore w:val="0"/>
-        <w:widowControl w:val="0"/>
-        <w:kinsoku w:val="0"/>
-        <w:wordWrap/>
-        <w:overflowPunct/>
-        <w:autoSpaceDE w:val="0"/>
-        <w:autoSpaceDN w:val="0"/>
-        <w:bidi w:val="0"/>
-        <w:adjustRightInd w:val="0"/>
-        <w:snapToGrid w:val="0"/>
-        <w:textAlignment w:val="baseline"/>
-        <w:rPr>
-          <w:rFonts w:hint="eastAsia"/>
-        </w:rPr>
-      </w:pPr>
-      <w:bookmarkStart w:id="11" w:name="_Toc14848"/>
+        <w:pStyle w:val="1"/>
+        <w:keepNext w:val="0"/>
+        <w:keepLines w:val="0"/>
+        <w:pageBreakBefore w:val="0"/>
+        <w:widowControl w:val="0"/>
+        <w:kinsoku w:val="0"/>
+        <w:wordWrap/>
+        <w:overflowPunct/>
+        <w:autoSpaceDE w:val="0"/>
+        <w:autoSpaceDN w:val="0"/>
+        <w:bidi w:val="0"/>
+        <w:adjustRightInd w:val="0"/>
+        <w:snapToGrid w:val="0"/>
+        <w:textAlignment w:val="baseline"/>
+        <w:rPr>
+          <w:rFonts w:hint="eastAsia"/>
+        </w:rPr>
+      </w:pPr>
+      <w:bookmarkStart w:id="12" w:name="_Toc14848"/>
       <w:r>
         <w:rPr>
           <w:rFonts w:hint="eastAsia"/>
         </w:rPr>
         <w:t>引用依据</w:t>
       </w:r>
-      <w:bookmarkEnd w:id="11"/>
-    </w:p>
-    <w:p>
-      <w:pPr>
-        <w:pStyle w:val="29"/>
+      <w:bookmarkEnd w:id="12"/>
+    </w:p>
+    <w:p>
+      <w:pPr>
+        <w:pStyle w:val="a1"/>
         <w:keepNext w:val="0"/>
         <w:keepLines w:val="0"/>
         <w:pageBreakBefore w:val="0"/>
@@ -4647,7 +4553,7 @@
     </w:p>
     <w:p>
       <w:pPr>
-        <w:pStyle w:val="29"/>
+        <w:pStyle w:val="a1"/>
         <w:keepNext w:val="0"/>
         <w:keepLines w:val="0"/>
         <w:pageBreakBefore w:val="0"/>
@@ -4664,7 +4570,7 @@
         <w:bidi w:val="0"/>
         <w:adjustRightInd w:val="0"/>
         <w:snapToGrid w:val="0"/>
-        <w:ind w:left="425" w:leftChars="0" w:hanging="425" w:firstLineChars="0"/>
+        <w:ind w:left="425" w:hanging="425" w:leftChars="0" w:firstLineChars="0"/>
         <w:textAlignment w:val="baseline"/>
         <w:rPr>
           <w:rFonts w:hint="eastAsia"/>
@@ -4679,7 +4585,7 @@
     </w:p>
     <w:p>
       <w:pPr>
-        <w:pStyle w:val="29"/>
+        <w:pStyle w:val="a1"/>
         <w:keepNext w:val="0"/>
         <w:keepLines w:val="0"/>
         <w:pageBreakBefore w:val="0"/>
@@ -4696,7 +4602,7 @@
         <w:bidi w:val="0"/>
         <w:adjustRightInd w:val="0"/>
         <w:snapToGrid w:val="0"/>
-        <w:ind w:left="425" w:leftChars="0" w:hanging="425" w:firstLineChars="0"/>
+        <w:ind w:left="425" w:hanging="425" w:leftChars="0" w:firstLineChars="0"/>
         <w:textAlignment w:val="baseline"/>
         <w:rPr>
           <w:rFonts w:hint="eastAsia"/>
@@ -4711,7 +4617,7 @@
     </w:p>
     <w:p>
       <w:pPr>
-        <w:pStyle w:val="29"/>
+        <w:pStyle w:val="a1"/>
         <w:keepNext w:val="0"/>
         <w:keepLines w:val="0"/>
         <w:pageBreakBefore w:val="0"/>
@@ -4728,7 +4634,7 @@
         <w:bidi w:val="0"/>
         <w:adjustRightInd w:val="0"/>
         <w:snapToGrid w:val="0"/>
-        <w:ind w:left="425" w:leftChars="0" w:hanging="425" w:firstLineChars="0"/>
+        <w:ind w:left="425" w:hanging="425" w:leftChars="0" w:firstLineChars="0"/>
         <w:textAlignment w:val="baseline"/>
         <w:rPr>
           <w:rFonts w:hint="eastAsia"/>
@@ -4743,7 +4649,7 @@
     </w:p>
     <w:p>
       <w:pPr>
-        <w:pStyle w:val="29"/>
+        <w:pStyle w:val="a1"/>
         <w:keepNext w:val="0"/>
         <w:keepLines w:val="0"/>
         <w:pageBreakBefore w:val="0"/>
@@ -4760,7 +4666,7 @@
         <w:bidi w:val="0"/>
         <w:adjustRightInd w:val="0"/>
         <w:snapToGrid w:val="0"/>
-        <w:ind w:left="425" w:leftChars="0" w:hanging="425" w:firstLineChars="0"/>
+        <w:ind w:left="425" w:hanging="425" w:leftChars="0" w:firstLineChars="0"/>
         <w:textAlignment w:val="baseline"/>
         <w:rPr>
           <w:rFonts w:hint="eastAsia"/>
@@ -4775,65 +4681,65 @@
     </w:p>
     <w:p>
       <w:pPr>
-        <w:pStyle w:val="28"/>
-        <w:keepNext w:val="0"/>
-        <w:keepLines w:val="0"/>
-        <w:pageBreakBefore w:val="0"/>
-        <w:widowControl w:val="0"/>
-        <w:kinsoku w:val="0"/>
-        <w:wordWrap/>
-        <w:overflowPunct/>
-        <w:autoSpaceDE w:val="0"/>
-        <w:autoSpaceDN w:val="0"/>
-        <w:bidi w:val="0"/>
-        <w:adjustRightInd w:val="0"/>
-        <w:snapToGrid w:val="0"/>
-        <w:textAlignment w:val="baseline"/>
-        <w:rPr>
-          <w:rFonts w:hint="eastAsia"/>
-        </w:rPr>
-      </w:pPr>
-      <w:bookmarkStart w:id="12" w:name="_Toc708"/>
+        <w:pStyle w:val="1"/>
+        <w:keepNext w:val="0"/>
+        <w:keepLines w:val="0"/>
+        <w:pageBreakBefore w:val="0"/>
+        <w:widowControl w:val="0"/>
+        <w:kinsoku w:val="0"/>
+        <w:wordWrap/>
+        <w:overflowPunct/>
+        <w:autoSpaceDE w:val="0"/>
+        <w:autoSpaceDN w:val="0"/>
+        <w:bidi w:val="0"/>
+        <w:adjustRightInd w:val="0"/>
+        <w:snapToGrid w:val="0"/>
+        <w:textAlignment w:val="baseline"/>
+        <w:rPr>
+          <w:rFonts w:hint="eastAsia"/>
+        </w:rPr>
+      </w:pPr>
+      <w:bookmarkStart w:id="13" w:name="_Toc708"/>
       <w:r>
         <w:rPr>
           <w:rFonts w:hint="eastAsia"/>
         </w:rPr>
         <w:t>定义与术语</w:t>
       </w:r>
-      <w:bookmarkEnd w:id="12"/>
-    </w:p>
-    <w:p>
-      <w:pPr>
-        <w:pStyle w:val="30"/>
-        <w:keepNext w:val="0"/>
-        <w:keepLines w:val="0"/>
-        <w:pageBreakBefore w:val="0"/>
-        <w:widowControl w:val="0"/>
-        <w:kinsoku w:val="0"/>
-        <w:wordWrap/>
-        <w:overflowPunct/>
-        <w:autoSpaceDE w:val="0"/>
-        <w:autoSpaceDN w:val="0"/>
-        <w:bidi w:val="0"/>
-        <w:adjustRightInd w:val="0"/>
-        <w:snapToGrid w:val="0"/>
-        <w:textAlignment w:val="baseline"/>
-        <w:rPr>
-          <w:rFonts w:hint="eastAsia"/>
-        </w:rPr>
-      </w:pPr>
-      <w:bookmarkStart w:id="13" w:name="_Toc10480"/>
+      <w:bookmarkEnd w:id="13"/>
+    </w:p>
+    <w:p>
+      <w:pPr>
+        <w:pStyle w:val="2"/>
+        <w:keepNext w:val="0"/>
+        <w:keepLines w:val="0"/>
+        <w:pageBreakBefore w:val="0"/>
+        <w:widowControl w:val="0"/>
+        <w:kinsoku w:val="0"/>
+        <w:wordWrap/>
+        <w:overflowPunct/>
+        <w:autoSpaceDE w:val="0"/>
+        <w:autoSpaceDN w:val="0"/>
+        <w:bidi w:val="0"/>
+        <w:adjustRightInd w:val="0"/>
+        <w:snapToGrid w:val="0"/>
+        <w:textAlignment w:val="baseline"/>
+        <w:rPr>
+          <w:rFonts w:hint="eastAsia"/>
+        </w:rPr>
+      </w:pPr>
+      <w:bookmarkStart w:id="14" w:name="_Toc10480"/>
       <w:r>
         <w:rPr>
           <w:rFonts w:hint="eastAsia"/>
         </w:rPr>
         <w:t>过程框架</w:t>
       </w:r>
-      <w:bookmarkEnd w:id="13"/>
-    </w:p>
-    <w:p>
-      <w:pPr>
-        <w:pStyle w:val="29"/>
+      <w:bookmarkEnd w:id="14"/>
+    </w:p>
+    <w:p>
+      <w:pPr>
+        <w:pStyle w:val="a1"/>
         <w:keepNext w:val="0"/>
         <w:keepLines w:val="0"/>
         <w:pageBreakBefore w:val="0"/>
@@ -4860,36 +4766,36 @@
     </w:p>
     <w:p>
       <w:pPr>
-        <w:pStyle w:val="30"/>
-        <w:keepNext w:val="0"/>
-        <w:keepLines w:val="0"/>
-        <w:pageBreakBefore w:val="0"/>
-        <w:widowControl w:val="0"/>
-        <w:kinsoku w:val="0"/>
-        <w:wordWrap/>
-        <w:overflowPunct/>
-        <w:autoSpaceDE w:val="0"/>
-        <w:autoSpaceDN w:val="0"/>
-        <w:bidi w:val="0"/>
-        <w:adjustRightInd w:val="0"/>
-        <w:snapToGrid w:val="0"/>
-        <w:textAlignment w:val="baseline"/>
-        <w:rPr>
-          <w:rFonts w:hint="eastAsia"/>
-        </w:rPr>
-      </w:pPr>
-      <w:bookmarkStart w:id="14" w:name="_Toc3380"/>
+        <w:pStyle w:val="2"/>
+        <w:keepNext w:val="0"/>
+        <w:keepLines w:val="0"/>
+        <w:pageBreakBefore w:val="0"/>
+        <w:widowControl w:val="0"/>
+        <w:kinsoku w:val="0"/>
+        <w:wordWrap/>
+        <w:overflowPunct/>
+        <w:autoSpaceDE w:val="0"/>
+        <w:autoSpaceDN w:val="0"/>
+        <w:bidi w:val="0"/>
+        <w:adjustRightInd w:val="0"/>
+        <w:snapToGrid w:val="0"/>
+        <w:textAlignment w:val="baseline"/>
+        <w:rPr>
+          <w:rFonts w:hint="eastAsia"/>
+        </w:rPr>
+      </w:pPr>
+      <w:bookmarkStart w:id="15" w:name="_Toc3380"/>
       <w:r>
         <w:rPr>
           <w:rFonts w:hint="eastAsia"/>
         </w:rPr>
         <w:t>过程资产库</w:t>
       </w:r>
-      <w:bookmarkEnd w:id="14"/>
-    </w:p>
-    <w:p>
-      <w:pPr>
-        <w:pStyle w:val="29"/>
+      <w:bookmarkEnd w:id="15"/>
+    </w:p>
+    <w:p>
+      <w:pPr>
+        <w:pStyle w:val="a1"/>
         <w:keepNext w:val="0"/>
         <w:keepLines w:val="0"/>
         <w:pageBreakBefore w:val="0"/>
@@ -4916,36 +4822,36 @@
     </w:p>
     <w:p>
       <w:pPr>
-        <w:pStyle w:val="30"/>
-        <w:keepNext w:val="0"/>
-        <w:keepLines w:val="0"/>
-        <w:pageBreakBefore w:val="0"/>
-        <w:widowControl w:val="0"/>
-        <w:kinsoku w:val="0"/>
-        <w:wordWrap/>
-        <w:overflowPunct/>
-        <w:autoSpaceDE w:val="0"/>
-        <w:autoSpaceDN w:val="0"/>
-        <w:bidi w:val="0"/>
-        <w:adjustRightInd w:val="0"/>
-        <w:snapToGrid w:val="0"/>
-        <w:textAlignment w:val="baseline"/>
-        <w:rPr>
-          <w:rFonts w:hint="eastAsia"/>
-        </w:rPr>
-      </w:pPr>
-      <w:bookmarkStart w:id="15" w:name="_Toc4993"/>
+        <w:pStyle w:val="2"/>
+        <w:keepNext w:val="0"/>
+        <w:keepLines w:val="0"/>
+        <w:pageBreakBefore w:val="0"/>
+        <w:widowControl w:val="0"/>
+        <w:kinsoku w:val="0"/>
+        <w:wordWrap/>
+        <w:overflowPunct/>
+        <w:autoSpaceDE w:val="0"/>
+        <w:autoSpaceDN w:val="0"/>
+        <w:bidi w:val="0"/>
+        <w:adjustRightInd w:val="0"/>
+        <w:snapToGrid w:val="0"/>
+        <w:textAlignment w:val="baseline"/>
+        <w:rPr>
+          <w:rFonts w:hint="eastAsia"/>
+        </w:rPr>
+      </w:pPr>
+      <w:bookmarkStart w:id="16" w:name="_Toc4993"/>
       <w:r>
         <w:rPr>
           <w:rFonts w:hint="eastAsia"/>
         </w:rPr>
         <w:t>过程KPI（关键绩效指标）</w:t>
       </w:r>
-      <w:bookmarkEnd w:id="15"/>
-    </w:p>
-    <w:p>
-      <w:pPr>
-        <w:pStyle w:val="29"/>
+      <w:bookmarkEnd w:id="16"/>
+    </w:p>
+    <w:p>
+      <w:pPr>
+        <w:pStyle w:val="a1"/>
         <w:keepNext w:val="0"/>
         <w:keepLines w:val="0"/>
         <w:pageBreakBefore w:val="0"/>
@@ -4972,65 +4878,65 @@
     </w:p>
     <w:p>
       <w:pPr>
-        <w:pStyle w:val="28"/>
-        <w:keepNext w:val="0"/>
-        <w:keepLines w:val="0"/>
-        <w:pageBreakBefore w:val="0"/>
-        <w:widowControl w:val="0"/>
-        <w:kinsoku w:val="0"/>
-        <w:wordWrap/>
-        <w:overflowPunct/>
-        <w:autoSpaceDE w:val="0"/>
-        <w:autoSpaceDN w:val="0"/>
-        <w:bidi w:val="0"/>
-        <w:adjustRightInd w:val="0"/>
-        <w:snapToGrid w:val="0"/>
-        <w:textAlignment w:val="baseline"/>
-        <w:rPr>
-          <w:rFonts w:hint="eastAsia"/>
-        </w:rPr>
-      </w:pPr>
-      <w:bookmarkStart w:id="16" w:name="_Toc252"/>
+        <w:pStyle w:val="1"/>
+        <w:keepNext w:val="0"/>
+        <w:keepLines w:val="0"/>
+        <w:pageBreakBefore w:val="0"/>
+        <w:widowControl w:val="0"/>
+        <w:kinsoku w:val="0"/>
+        <w:wordWrap/>
+        <w:overflowPunct/>
+        <w:autoSpaceDE w:val="0"/>
+        <w:autoSpaceDN w:val="0"/>
+        <w:bidi w:val="0"/>
+        <w:adjustRightInd w:val="0"/>
+        <w:snapToGrid w:val="0"/>
+        <w:textAlignment w:val="baseline"/>
+        <w:rPr>
+          <w:rFonts w:hint="eastAsia"/>
+        </w:rPr>
+      </w:pPr>
+      <w:bookmarkStart w:id="17" w:name="_Toc252"/>
       <w:r>
         <w:rPr>
           <w:rFonts w:hint="eastAsia"/>
         </w:rPr>
         <w:t>管理内容与要求</w:t>
       </w:r>
-      <w:bookmarkEnd w:id="16"/>
-    </w:p>
-    <w:p>
-      <w:pPr>
-        <w:pStyle w:val="30"/>
-        <w:keepNext w:val="0"/>
-        <w:keepLines w:val="0"/>
-        <w:pageBreakBefore w:val="0"/>
-        <w:widowControl w:val="0"/>
-        <w:kinsoku w:val="0"/>
-        <w:wordWrap/>
-        <w:overflowPunct/>
-        <w:autoSpaceDE w:val="0"/>
-        <w:autoSpaceDN w:val="0"/>
-        <w:bidi w:val="0"/>
-        <w:adjustRightInd w:val="0"/>
-        <w:snapToGrid w:val="0"/>
-        <w:textAlignment w:val="baseline"/>
-        <w:rPr>
-          <w:rFonts w:hint="eastAsia"/>
-        </w:rPr>
-      </w:pPr>
-      <w:bookmarkStart w:id="17" w:name="_Toc10842"/>
+      <w:bookmarkEnd w:id="17"/>
+    </w:p>
+    <w:p>
+      <w:pPr>
+        <w:pStyle w:val="2"/>
+        <w:keepNext w:val="0"/>
+        <w:keepLines w:val="0"/>
+        <w:pageBreakBefore w:val="0"/>
+        <w:widowControl w:val="0"/>
+        <w:kinsoku w:val="0"/>
+        <w:wordWrap/>
+        <w:overflowPunct/>
+        <w:autoSpaceDE w:val="0"/>
+        <w:autoSpaceDN w:val="0"/>
+        <w:bidi w:val="0"/>
+        <w:adjustRightInd w:val="0"/>
+        <w:snapToGrid w:val="0"/>
+        <w:textAlignment w:val="baseline"/>
+        <w:rPr>
+          <w:rFonts w:hint="eastAsia"/>
+        </w:rPr>
+      </w:pPr>
+      <w:bookmarkStart w:id="18" w:name="_Toc10842"/>
       <w:r>
         <w:rPr>
           <w:rFonts w:hint="eastAsia"/>
         </w:rPr>
         <w:t>过程框架的构成</w:t>
       </w:r>
-      <w:bookmarkEnd w:id="17"/>
-    </w:p>
-    <w:p>
-      <w:pPr>
-        <w:pStyle w:val="29"/>
+      <w:bookmarkEnd w:id="18"/>
+    </w:p>
+    <w:p>
+      <w:pPr>
+        <w:pStyle w:val="a1"/>
         <w:keepNext w:val="0"/>
         <w:keepLines w:val="0"/>
         <w:pageBreakBefore w:val="0"/>
@@ -5057,7 +4963,7 @@
     </w:p>
     <w:p>
       <w:pPr>
-        <w:pStyle w:val="29"/>
+        <w:pStyle w:val="a1"/>
         <w:keepNext w:val="0"/>
         <w:keepLines w:val="0"/>
         <w:pageBreakBefore w:val="0"/>
@@ -5084,7 +4990,7 @@
     </w:p>
     <w:p>
       <w:pPr>
-        <w:pStyle w:val="29"/>
+        <w:pStyle w:val="a1"/>
         <w:keepNext w:val="0"/>
         <w:keepLines w:val="0"/>
         <w:pageBreakBefore w:val="0"/>
@@ -5111,7 +5017,7 @@
     </w:p>
     <w:p>
       <w:pPr>
-        <w:pStyle w:val="29"/>
+        <w:pStyle w:val="a1"/>
         <w:keepNext w:val="0"/>
         <w:keepLines w:val="0"/>
         <w:pageBreakBefore w:val="0"/>
@@ -5138,7 +5044,7 @@
     </w:p>
     <w:p>
       <w:pPr>
-        <w:pStyle w:val="29"/>
+        <w:pStyle w:val="a1"/>
         <w:keepNext w:val="0"/>
         <w:keepLines w:val="0"/>
         <w:pageBreakBefore w:val="0"/>
@@ -5165,24 +5071,24 @@
     </w:p>
     <w:p>
       <w:pPr>
-        <w:pStyle w:val="31"/>
-        <w:bidi w:val="0"/>
-        <w:rPr>
-          <w:rFonts w:hint="eastAsia"/>
-        </w:rPr>
-      </w:pPr>
-      <w:bookmarkStart w:id="18" w:name="_Toc16383"/>
+        <w:pStyle w:val="3"/>
+        <w:bidi w:val="0"/>
+        <w:rPr>
+          <w:rFonts w:hint="eastAsia"/>
+        </w:rPr>
+      </w:pPr>
+      <w:bookmarkStart w:id="19" w:name="_Toc16383"/>
       <w:r>
         <w:rPr>
           <w:rFonts w:hint="eastAsia"/>
         </w:rPr>
         <w:t>战略与治理过程</w:t>
       </w:r>
-      <w:bookmarkEnd w:id="18"/>
-    </w:p>
-    <w:p>
-      <w:pPr>
-        <w:pStyle w:val="29"/>
+      <w:bookmarkEnd w:id="19"/>
+    </w:p>
+    <w:p>
+      <w:pPr>
+        <w:pStyle w:val="a1"/>
         <w:keepNext w:val="0"/>
         <w:keepLines w:val="0"/>
         <w:pageBreakBefore w:val="0"/>
@@ -5199,7 +5105,7 @@
         <w:bidi w:val="0"/>
         <w:adjustRightInd w:val="0"/>
         <w:snapToGrid w:val="0"/>
-        <w:ind w:left="425" w:leftChars="0" w:hanging="425" w:firstLineChars="0"/>
+        <w:ind w:left="425" w:hanging="425" w:leftChars="0" w:firstLineChars="0"/>
         <w:textAlignment w:val="baseline"/>
         <w:rPr>
           <w:rFonts w:hint="eastAsia"/>
@@ -5214,7 +5120,7 @@
     </w:p>
     <w:p>
       <w:pPr>
-        <w:pStyle w:val="29"/>
+        <w:pStyle w:val="a1"/>
         <w:keepNext w:val="0"/>
         <w:keepLines w:val="0"/>
         <w:pageBreakBefore w:val="0"/>
@@ -5231,7 +5137,7 @@
         <w:bidi w:val="0"/>
         <w:adjustRightInd w:val="0"/>
         <w:snapToGrid w:val="0"/>
-        <w:ind w:left="425" w:leftChars="0" w:hanging="425" w:firstLineChars="0"/>
+        <w:ind w:left="425" w:hanging="425" w:leftChars="0" w:firstLineChars="0"/>
         <w:textAlignment w:val="baseline"/>
         <w:rPr>
           <w:rFonts w:hint="eastAsia"/>
@@ -5246,7 +5152,7 @@
     </w:p>
     <w:p>
       <w:pPr>
-        <w:pStyle w:val="29"/>
+        <w:pStyle w:val="a1"/>
         <w:keepNext w:val="0"/>
         <w:keepLines w:val="0"/>
         <w:pageBreakBefore w:val="0"/>
@@ -5263,7 +5169,7 @@
         <w:bidi w:val="0"/>
         <w:adjustRightInd w:val="0"/>
         <w:snapToGrid w:val="0"/>
-        <w:ind w:left="425" w:leftChars="0" w:hanging="425" w:firstLineChars="0"/>
+        <w:ind w:left="425" w:hanging="425" w:leftChars="0" w:firstLineChars="0"/>
         <w:textAlignment w:val="baseline"/>
         <w:rPr>
           <w:rFonts w:hint="eastAsia"/>
@@ -5278,7 +5184,7 @@
     </w:p>
     <w:p>
       <w:pPr>
-        <w:pStyle w:val="29"/>
+        <w:pStyle w:val="a1"/>
         <w:keepNext w:val="0"/>
         <w:keepLines w:val="0"/>
         <w:pageBreakBefore w:val="0"/>
@@ -5295,7 +5201,7 @@
         <w:bidi w:val="0"/>
         <w:adjustRightInd w:val="0"/>
         <w:snapToGrid w:val="0"/>
-        <w:ind w:left="425" w:leftChars="0" w:hanging="425" w:firstLineChars="0"/>
+        <w:ind w:left="425" w:hanging="425" w:leftChars="0" w:firstLineChars="0"/>
         <w:textAlignment w:val="baseline"/>
         <w:rPr>
           <w:rFonts w:hint="eastAsia"/>
@@ -5310,24 +5216,24 @@
     </w:p>
     <w:p>
       <w:pPr>
-        <w:pStyle w:val="31"/>
-        <w:bidi w:val="0"/>
-        <w:rPr>
-          <w:rFonts w:hint="eastAsia"/>
-        </w:rPr>
-      </w:pPr>
-      <w:bookmarkStart w:id="19" w:name="_Toc21569"/>
+        <w:pStyle w:val="3"/>
+        <w:bidi w:val="0"/>
+        <w:rPr>
+          <w:rFonts w:hint="eastAsia"/>
+        </w:rPr>
+      </w:pPr>
+      <w:bookmarkStart w:id="20" w:name="_Toc21569"/>
       <w:r>
         <w:rPr>
           <w:rFonts w:hint="eastAsia"/>
         </w:rPr>
         <w:t>核心交付与运营过程</w:t>
       </w:r>
-      <w:bookmarkEnd w:id="19"/>
-    </w:p>
-    <w:p>
-      <w:pPr>
-        <w:pStyle w:val="29"/>
+      <w:bookmarkEnd w:id="20"/>
+    </w:p>
+    <w:p>
+      <w:pPr>
+        <w:pStyle w:val="a1"/>
         <w:keepNext w:val="0"/>
         <w:keepLines w:val="0"/>
         <w:pageBreakBefore w:val="0"/>
@@ -5344,7 +5250,7 @@
         <w:bidi w:val="0"/>
         <w:adjustRightInd w:val="0"/>
         <w:snapToGrid w:val="0"/>
-        <w:ind w:left="425" w:leftChars="0" w:hanging="425" w:firstLineChars="0"/>
+        <w:ind w:left="425" w:hanging="425" w:leftChars="0" w:firstLineChars="0"/>
         <w:textAlignment w:val="baseline"/>
         <w:rPr>
           <w:rFonts w:hint="eastAsia"/>
@@ -5359,7 +5265,7 @@
     </w:p>
     <w:p>
       <w:pPr>
-        <w:pStyle w:val="29"/>
+        <w:pStyle w:val="a1"/>
         <w:keepNext w:val="0"/>
         <w:keepLines w:val="0"/>
         <w:pageBreakBefore w:val="0"/>
@@ -5376,7 +5282,7 @@
         <w:bidi w:val="0"/>
         <w:adjustRightInd w:val="0"/>
         <w:snapToGrid w:val="0"/>
-        <w:ind w:left="425" w:leftChars="0" w:hanging="425" w:firstLineChars="0"/>
+        <w:ind w:left="425" w:hanging="425" w:leftChars="0" w:firstLineChars="0"/>
         <w:textAlignment w:val="baseline"/>
         <w:rPr>
           <w:rFonts w:hint="eastAsia"/>
@@ -5391,7 +5297,7 @@
     </w:p>
     <w:p>
       <w:pPr>
-        <w:pStyle w:val="29"/>
+        <w:pStyle w:val="a1"/>
         <w:keepNext w:val="0"/>
         <w:keepLines w:val="0"/>
         <w:pageBreakBefore w:val="0"/>
@@ -5408,7 +5314,7 @@
         <w:bidi w:val="0"/>
         <w:adjustRightInd w:val="0"/>
         <w:snapToGrid w:val="0"/>
-        <w:ind w:left="425" w:leftChars="0" w:hanging="425" w:firstLineChars="0"/>
+        <w:ind w:left="425" w:hanging="425" w:leftChars="0" w:firstLineChars="0"/>
         <w:textAlignment w:val="baseline"/>
         <w:rPr>
           <w:rFonts w:hint="eastAsia"/>
@@ -5423,7 +5329,7 @@
     </w:p>
     <w:p>
       <w:pPr>
-        <w:pStyle w:val="29"/>
+        <w:pStyle w:val="a1"/>
         <w:keepNext w:val="0"/>
         <w:keepLines w:val="0"/>
         <w:pageBreakBefore w:val="0"/>
@@ -5440,7 +5346,7 @@
         <w:bidi w:val="0"/>
         <w:adjustRightInd w:val="0"/>
         <w:snapToGrid w:val="0"/>
-        <w:ind w:left="425" w:leftChars="0" w:hanging="425" w:firstLineChars="0"/>
+        <w:ind w:left="425" w:hanging="425" w:leftChars="0" w:firstLineChars="0"/>
         <w:textAlignment w:val="baseline"/>
         <w:rPr>
           <w:rFonts w:hint="eastAsia"/>
@@ -5455,7 +5361,7 @@
     </w:p>
     <w:p>
       <w:pPr>
-        <w:pStyle w:val="29"/>
+        <w:pStyle w:val="a1"/>
         <w:keepNext w:val="0"/>
         <w:keepLines w:val="0"/>
         <w:pageBreakBefore w:val="0"/>
@@ -5472,7 +5378,7 @@
         <w:bidi w:val="0"/>
         <w:adjustRightInd w:val="0"/>
         <w:snapToGrid w:val="0"/>
-        <w:ind w:left="425" w:leftChars="0" w:hanging="425" w:firstLineChars="0"/>
+        <w:ind w:left="425" w:hanging="425" w:leftChars="0" w:firstLineChars="0"/>
         <w:textAlignment w:val="baseline"/>
         <w:rPr>
           <w:rFonts w:hint="eastAsia"/>
@@ -5487,24 +5393,24 @@
     </w:p>
     <w:p>
       <w:pPr>
-        <w:pStyle w:val="31"/>
-        <w:bidi w:val="0"/>
-        <w:rPr>
-          <w:rFonts w:hint="eastAsia"/>
-        </w:rPr>
-      </w:pPr>
-      <w:bookmarkStart w:id="20" w:name="_Toc14490"/>
+        <w:pStyle w:val="3"/>
+        <w:bidi w:val="0"/>
+        <w:rPr>
+          <w:rFonts w:hint="eastAsia"/>
+        </w:rPr>
+      </w:pPr>
+      <w:bookmarkStart w:id="21" w:name="_Toc14490"/>
       <w:r>
         <w:rPr>
           <w:rFonts w:hint="eastAsia"/>
         </w:rPr>
         <w:t>支持保障过程</w:t>
       </w:r>
-      <w:bookmarkEnd w:id="20"/>
-    </w:p>
-    <w:p>
-      <w:pPr>
-        <w:pStyle w:val="29"/>
+      <w:bookmarkEnd w:id="21"/>
+    </w:p>
+    <w:p>
+      <w:pPr>
+        <w:pStyle w:val="a1"/>
         <w:keepNext w:val="0"/>
         <w:keepLines w:val="0"/>
         <w:pageBreakBefore w:val="0"/>
@@ -5521,7 +5427,7 @@
         <w:bidi w:val="0"/>
         <w:adjustRightInd w:val="0"/>
         <w:snapToGrid w:val="0"/>
-        <w:ind w:left="425" w:leftChars="0" w:hanging="425" w:firstLineChars="0"/>
+        <w:ind w:left="425" w:hanging="425" w:leftChars="0" w:firstLineChars="0"/>
         <w:textAlignment w:val="baseline"/>
         <w:rPr>
           <w:rFonts w:hint="eastAsia"/>
@@ -5536,7 +5442,7 @@
     </w:p>
     <w:p>
       <w:pPr>
-        <w:pStyle w:val="29"/>
+        <w:pStyle w:val="a1"/>
         <w:keepNext w:val="0"/>
         <w:keepLines w:val="0"/>
         <w:pageBreakBefore w:val="0"/>
@@ -5553,7 +5459,7 @@
         <w:bidi w:val="0"/>
         <w:adjustRightInd w:val="0"/>
         <w:snapToGrid w:val="0"/>
-        <w:ind w:left="425" w:leftChars="0" w:hanging="425" w:firstLineChars="0"/>
+        <w:ind w:left="425" w:hanging="425" w:leftChars="0" w:firstLineChars="0"/>
         <w:textAlignment w:val="baseline"/>
         <w:rPr>
           <w:rFonts w:hint="eastAsia"/>
@@ -5568,7 +5474,7 @@
     </w:p>
     <w:p>
       <w:pPr>
-        <w:pStyle w:val="29"/>
+        <w:pStyle w:val="a1"/>
         <w:keepNext w:val="0"/>
         <w:keepLines w:val="0"/>
         <w:pageBreakBefore w:val="0"/>
@@ -5585,7 +5491,7 @@
         <w:bidi w:val="0"/>
         <w:adjustRightInd w:val="0"/>
         <w:snapToGrid w:val="0"/>
-        <w:ind w:left="425" w:leftChars="0" w:hanging="425" w:firstLineChars="0"/>
+        <w:ind w:left="425" w:hanging="425" w:leftChars="0" w:firstLineChars="0"/>
         <w:textAlignment w:val="baseline"/>
         <w:rPr>
           <w:rFonts w:hint="eastAsia"/>
@@ -5600,7 +5506,7 @@
     </w:p>
     <w:p>
       <w:pPr>
-        <w:pStyle w:val="29"/>
+        <w:pStyle w:val="a1"/>
         <w:keepNext w:val="0"/>
         <w:keepLines w:val="0"/>
         <w:pageBreakBefore w:val="0"/>
@@ -5617,7 +5523,7 @@
         <w:bidi w:val="0"/>
         <w:adjustRightInd w:val="0"/>
         <w:snapToGrid w:val="0"/>
-        <w:ind w:left="425" w:leftChars="0" w:hanging="425" w:firstLineChars="0"/>
+        <w:ind w:left="425" w:hanging="425" w:leftChars="0" w:firstLineChars="0"/>
         <w:textAlignment w:val="baseline"/>
         <w:rPr>
           <w:rFonts w:hint="eastAsia"/>
@@ -5632,7 +5538,7 @@
     </w:p>
     <w:p>
       <w:pPr>
-        <w:pStyle w:val="29"/>
+        <w:pStyle w:val="a1"/>
         <w:keepNext w:val="0"/>
         <w:keepLines w:val="0"/>
         <w:pageBreakBefore w:val="0"/>
@@ -5649,7 +5555,7 @@
         <w:bidi w:val="0"/>
         <w:adjustRightInd w:val="0"/>
         <w:snapToGrid w:val="0"/>
-        <w:ind w:left="425" w:leftChars="0" w:hanging="425" w:firstLineChars="0"/>
+        <w:ind w:left="425" w:hanging="425" w:leftChars="0" w:firstLineChars="0"/>
         <w:textAlignment w:val="baseline"/>
         <w:rPr>
           <w:rFonts w:hint="eastAsia"/>
@@ -5664,7 +5570,7 @@
     </w:p>
     <w:p>
       <w:pPr>
-        <w:pStyle w:val="29"/>
+        <w:pStyle w:val="a1"/>
         <w:keepNext w:val="0"/>
         <w:keepLines w:val="0"/>
         <w:pageBreakBefore w:val="0"/>
@@ -5681,7 +5587,7 @@
         <w:bidi w:val="0"/>
         <w:adjustRightInd w:val="0"/>
         <w:snapToGrid w:val="0"/>
-        <w:ind w:left="425" w:leftChars="0" w:hanging="425" w:firstLineChars="0"/>
+        <w:ind w:left="425" w:hanging="425" w:leftChars="0" w:firstLineChars="0"/>
         <w:textAlignment w:val="baseline"/>
         <w:rPr>
           <w:rFonts w:hint="eastAsia"/>
@@ -5696,30 +5602,30 @@
     </w:p>
     <w:p>
       <w:pPr>
-        <w:pStyle w:val="31"/>
-        <w:bidi w:val="0"/>
-        <w:rPr>
-          <w:rFonts w:hint="eastAsia"/>
-        </w:rPr>
-      </w:pPr>
-      <w:bookmarkStart w:id="21" w:name="_Toc1571"/>
+        <w:pStyle w:val="3"/>
+        <w:bidi w:val="0"/>
+        <w:rPr>
+          <w:rFonts w:hint="eastAsia"/>
+        </w:rPr>
+      </w:pPr>
+      <w:bookmarkStart w:id="22" w:name="_Toc1571"/>
       <w:r>
         <w:rPr>
           <w:rFonts w:hint="eastAsia"/>
         </w:rPr>
         <w:t>测量与改进过程</w:t>
       </w:r>
-      <w:bookmarkEnd w:id="21"/>
-    </w:p>
-    <w:p>
-      <w:pPr>
-        <w:pStyle w:val="29"/>
+      <w:bookmarkEnd w:id="22"/>
+    </w:p>
+    <w:p>
+      <w:pPr>
+        <w:pStyle w:val="a1"/>
         <w:numPr>
           <w:ilvl w:val="0"/>
           <w:numId w:val="7"/>
         </w:numPr>
         <w:bidi w:val="0"/>
-        <w:ind w:left="425" w:leftChars="0" w:hanging="425" w:firstLineChars="0"/>
+        <w:ind w:left="425" w:hanging="425" w:leftChars="0" w:firstLineChars="0"/>
         <w:rPr>
           <w:rFonts w:hint="eastAsia"/>
         </w:rPr>
@@ -5733,13 +5639,13 @@
     </w:p>
     <w:p>
       <w:pPr>
-        <w:pStyle w:val="29"/>
+        <w:pStyle w:val="a1"/>
         <w:numPr>
           <w:ilvl w:val="0"/>
           <w:numId w:val="7"/>
         </w:numPr>
         <w:bidi w:val="0"/>
-        <w:ind w:left="425" w:leftChars="0" w:hanging="425" w:firstLineChars="0"/>
+        <w:ind w:left="425" w:hanging="425" w:leftChars="0" w:firstLineChars="0"/>
         <w:rPr>
           <w:rFonts w:hint="eastAsia"/>
         </w:rPr>
@@ -5753,13 +5659,13 @@
     </w:p>
     <w:p>
       <w:pPr>
-        <w:pStyle w:val="29"/>
+        <w:pStyle w:val="a1"/>
         <w:numPr>
           <w:ilvl w:val="0"/>
           <w:numId w:val="7"/>
         </w:numPr>
         <w:bidi w:val="0"/>
-        <w:ind w:left="425" w:leftChars="0" w:hanging="425" w:firstLineChars="0"/>
+        <w:ind w:left="425" w:hanging="425" w:leftChars="0" w:firstLineChars="0"/>
         <w:rPr>
           <w:rFonts w:hint="eastAsia"/>
         </w:rPr>
@@ -5773,13 +5679,13 @@
     </w:p>
     <w:p>
       <w:pPr>
-        <w:pStyle w:val="29"/>
+        <w:pStyle w:val="a1"/>
         <w:numPr>
           <w:ilvl w:val="0"/>
           <w:numId w:val="7"/>
         </w:numPr>
         <w:bidi w:val="0"/>
-        <w:ind w:left="425" w:leftChars="0" w:hanging="425" w:firstLineChars="0"/>
+        <w:ind w:left="425" w:hanging="425" w:leftChars="0" w:firstLineChars="0"/>
         <w:rPr>
           <w:rFonts w:hint="eastAsia"/>
         </w:rPr>
@@ -5793,13 +5699,13 @@
     </w:p>
     <w:p>
       <w:pPr>
-        <w:pStyle w:val="29"/>
+        <w:pStyle w:val="a1"/>
         <w:numPr>
           <w:ilvl w:val="0"/>
           <w:numId w:val="7"/>
         </w:numPr>
         <w:bidi w:val="0"/>
-        <w:ind w:left="425" w:leftChars="0" w:hanging="425" w:firstLineChars="0"/>
+        <w:ind w:left="425" w:hanging="425" w:leftChars="0" w:firstLineChars="0"/>
         <w:rPr>
           <w:rFonts w:hint="eastAsia"/>
         </w:rPr>
@@ -5813,36 +5719,36 @@
     </w:p>
     <w:p>
       <w:pPr>
-        <w:pStyle w:val="30"/>
-        <w:keepNext w:val="0"/>
-        <w:keepLines w:val="0"/>
-        <w:pageBreakBefore w:val="0"/>
-        <w:widowControl w:val="0"/>
-        <w:kinsoku w:val="0"/>
-        <w:wordWrap/>
-        <w:overflowPunct/>
-        <w:autoSpaceDE w:val="0"/>
-        <w:autoSpaceDN w:val="0"/>
-        <w:bidi w:val="0"/>
-        <w:adjustRightInd w:val="0"/>
-        <w:snapToGrid w:val="0"/>
-        <w:textAlignment w:val="baseline"/>
-        <w:rPr>
-          <w:rFonts w:hint="eastAsia"/>
-        </w:rPr>
-      </w:pPr>
-      <w:bookmarkStart w:id="22" w:name="_Toc21502"/>
+        <w:pStyle w:val="2"/>
+        <w:keepNext w:val="0"/>
+        <w:keepLines w:val="0"/>
+        <w:pageBreakBefore w:val="0"/>
+        <w:widowControl w:val="0"/>
+        <w:kinsoku w:val="0"/>
+        <w:wordWrap/>
+        <w:overflowPunct/>
+        <w:autoSpaceDE w:val="0"/>
+        <w:autoSpaceDN w:val="0"/>
+        <w:bidi w:val="0"/>
+        <w:adjustRightInd w:val="0"/>
+        <w:snapToGrid w:val="0"/>
+        <w:textAlignment w:val="baseline"/>
+        <w:rPr>
+          <w:rFonts w:hint="eastAsia"/>
+        </w:rPr>
+      </w:pPr>
+      <w:bookmarkStart w:id="23" w:name="_Toc21502"/>
       <w:r>
         <w:rPr>
           <w:rFonts w:hint="eastAsia"/>
         </w:rPr>
         <w:t>过程间关系与接口管理</w:t>
       </w:r>
-      <w:bookmarkEnd w:id="22"/>
-    </w:p>
-    <w:p>
-      <w:pPr>
-        <w:pStyle w:val="29"/>
+      <w:bookmarkEnd w:id="23"/>
+    </w:p>
+    <w:p>
+      <w:pPr>
+        <w:pStyle w:val="a1"/>
         <w:keepNext w:val="0"/>
         <w:keepLines w:val="0"/>
         <w:pageBreakBefore w:val="0"/>
@@ -5869,7 +5775,7 @@
     </w:p>
     <w:p>
       <w:pPr>
-        <w:pStyle w:val="29"/>
+        <w:pStyle w:val="a1"/>
         <w:keepNext w:val="0"/>
         <w:keepLines w:val="0"/>
         <w:pageBreakBefore w:val="0"/>
@@ -5896,24 +5802,24 @@
     </w:p>
     <w:p>
       <w:pPr>
-        <w:pStyle w:val="31"/>
-        <w:bidi w:val="0"/>
-        <w:rPr>
-          <w:rFonts w:hint="eastAsia"/>
-        </w:rPr>
-      </w:pPr>
-      <w:bookmarkStart w:id="23" w:name="_Toc5246"/>
+        <w:pStyle w:val="3"/>
+        <w:bidi w:val="0"/>
+        <w:rPr>
+          <w:rFonts w:hint="eastAsia"/>
+        </w:rPr>
+      </w:pPr>
+      <w:bookmarkStart w:id="24" w:name="_Toc5246"/>
       <w:r>
         <w:rPr>
           <w:rFonts w:hint="eastAsia"/>
         </w:rPr>
         <w:t>过程交互机制</w:t>
       </w:r>
-      <w:bookmarkEnd w:id="23"/>
-    </w:p>
-    <w:p>
-      <w:pPr>
-        <w:pStyle w:val="29"/>
+      <w:bookmarkEnd w:id="24"/>
+    </w:p>
+    <w:p>
+      <w:pPr>
+        <w:pStyle w:val="a1"/>
         <w:keepNext w:val="0"/>
         <w:keepLines w:val="0"/>
         <w:pageBreakBefore w:val="0"/>
@@ -5940,7 +5846,7 @@
     </w:p>
     <w:p>
       <w:pPr>
-        <w:pStyle w:val="29"/>
+        <w:pStyle w:val="a1"/>
         <w:keepNext w:val="0"/>
         <w:keepLines w:val="0"/>
         <w:pageBreakBefore w:val="0"/>
@@ -5967,7 +5873,7 @@
     </w:p>
     <w:p>
       <w:pPr>
-        <w:pStyle w:val="29"/>
+        <w:pStyle w:val="a1"/>
         <w:keepNext w:val="0"/>
         <w:keepLines w:val="0"/>
         <w:pageBreakBefore w:val="0"/>
@@ -5994,7 +5900,7 @@
     </w:p>
     <w:p>
       <w:pPr>
-        <w:pStyle w:val="29"/>
+        <w:pStyle w:val="a1"/>
         <w:keepNext w:val="0"/>
         <w:keepLines w:val="0"/>
         <w:pageBreakBefore w:val="0"/>
@@ -6021,24 +5927,24 @@
     </w:p>
     <w:p>
       <w:pPr>
-        <w:pStyle w:val="31"/>
-        <w:bidi w:val="0"/>
-        <w:rPr>
-          <w:rFonts w:hint="eastAsia"/>
-        </w:rPr>
-      </w:pPr>
-      <w:bookmarkStart w:id="24" w:name="_Toc11382"/>
+        <w:pStyle w:val="3"/>
+        <w:bidi w:val="0"/>
+        <w:rPr>
+          <w:rFonts w:hint="eastAsia"/>
+        </w:rPr>
+      </w:pPr>
+      <w:bookmarkStart w:id="25" w:name="_Toc11382"/>
       <w:r>
         <w:rPr>
           <w:rFonts w:hint="eastAsia"/>
         </w:rPr>
         <w:t>跨部门协作机制</w:t>
       </w:r>
-      <w:bookmarkEnd w:id="24"/>
-    </w:p>
-    <w:p>
-      <w:pPr>
-        <w:pStyle w:val="29"/>
+      <w:bookmarkEnd w:id="25"/>
+    </w:p>
+    <w:p>
+      <w:pPr>
+        <w:pStyle w:val="a1"/>
         <w:keepNext w:val="0"/>
         <w:keepLines w:val="0"/>
         <w:pageBreakBefore w:val="0"/>
@@ -6078,7 +5984,7 @@
     </w:p>
     <w:p>
       <w:pPr>
-        <w:pStyle w:val="29"/>
+        <w:pStyle w:val="a1"/>
         <w:keepNext w:val="0"/>
         <w:keepLines w:val="0"/>
         <w:pageBreakBefore w:val="0"/>
@@ -6105,7 +6011,7 @@
     </w:p>
     <w:p>
       <w:pPr>
-        <w:pStyle w:val="29"/>
+        <w:pStyle w:val="a1"/>
         <w:keepNext w:val="0"/>
         <w:keepLines w:val="0"/>
         <w:pageBreakBefore w:val="0"/>
@@ -6132,36 +6038,36 @@
     </w:p>
     <w:p>
       <w:pPr>
-        <w:pStyle w:val="30"/>
-        <w:keepNext w:val="0"/>
-        <w:keepLines w:val="0"/>
-        <w:pageBreakBefore w:val="0"/>
-        <w:widowControl w:val="0"/>
-        <w:kinsoku w:val="0"/>
-        <w:wordWrap/>
-        <w:overflowPunct/>
-        <w:autoSpaceDE w:val="0"/>
-        <w:autoSpaceDN w:val="0"/>
-        <w:bidi w:val="0"/>
-        <w:adjustRightInd w:val="0"/>
-        <w:snapToGrid w:val="0"/>
-        <w:textAlignment w:val="baseline"/>
-        <w:rPr>
-          <w:rFonts w:hint="eastAsia"/>
-        </w:rPr>
-      </w:pPr>
-      <w:bookmarkStart w:id="25" w:name="_Toc4371"/>
+        <w:pStyle w:val="2"/>
+        <w:keepNext w:val="0"/>
+        <w:keepLines w:val="0"/>
+        <w:pageBreakBefore w:val="0"/>
+        <w:widowControl w:val="0"/>
+        <w:kinsoku w:val="0"/>
+        <w:wordWrap/>
+        <w:overflowPunct/>
+        <w:autoSpaceDE w:val="0"/>
+        <w:autoSpaceDN w:val="0"/>
+        <w:bidi w:val="0"/>
+        <w:adjustRightInd w:val="0"/>
+        <w:snapToGrid w:val="0"/>
+        <w:textAlignment w:val="baseline"/>
+        <w:rPr>
+          <w:rFonts w:hint="eastAsia"/>
+        </w:rPr>
+      </w:pPr>
+      <w:bookmarkStart w:id="26" w:name="_Toc4371"/>
       <w:r>
         <w:rPr>
           <w:rFonts w:hint="eastAsia"/>
         </w:rPr>
         <w:t>过程的建立与变更</w:t>
       </w:r>
-      <w:bookmarkEnd w:id="25"/>
-    </w:p>
-    <w:p>
-      <w:pPr>
-        <w:pStyle w:val="29"/>
+      <w:bookmarkEnd w:id="26"/>
+    </w:p>
+    <w:p>
+      <w:pPr>
+        <w:pStyle w:val="a1"/>
         <w:keepNext w:val="0"/>
         <w:keepLines w:val="0"/>
         <w:pageBreakBefore w:val="0"/>
@@ -6188,7 +6094,7 @@
     </w:p>
     <w:p>
       <w:pPr>
-        <w:pStyle w:val="29"/>
+        <w:pStyle w:val="a1"/>
         <w:keepNext w:val="0"/>
         <w:keepLines w:val="0"/>
         <w:pageBreakBefore w:val="0"/>
@@ -6215,24 +6121,24 @@
     </w:p>
     <w:p>
       <w:pPr>
-        <w:pStyle w:val="31"/>
-        <w:bidi w:val="0"/>
-        <w:rPr>
-          <w:rFonts w:hint="eastAsia"/>
-        </w:rPr>
-      </w:pPr>
-      <w:bookmarkStart w:id="26" w:name="_Toc29408"/>
+        <w:pStyle w:val="3"/>
+        <w:bidi w:val="0"/>
+        <w:rPr>
+          <w:rFonts w:hint="eastAsia"/>
+        </w:rPr>
+      </w:pPr>
+      <w:bookmarkStart w:id="27" w:name="_Toc29408"/>
       <w:r>
         <w:rPr>
           <w:rFonts w:hint="eastAsia"/>
         </w:rPr>
         <w:t>新过程建立流程</w:t>
       </w:r>
-      <w:bookmarkEnd w:id="26"/>
-    </w:p>
-    <w:p>
-      <w:pPr>
-        <w:pStyle w:val="29"/>
+      <w:bookmarkEnd w:id="27"/>
+    </w:p>
+    <w:p>
+      <w:pPr>
+        <w:pStyle w:val="a1"/>
         <w:keepNext w:val="0"/>
         <w:keepLines w:val="0"/>
         <w:pageBreakBefore w:val="0"/>
@@ -6249,7 +6155,7 @@
         <w:bidi w:val="0"/>
         <w:adjustRightInd w:val="0"/>
         <w:snapToGrid w:val="0"/>
-        <w:ind w:left="425" w:leftChars="0" w:hanging="425" w:firstLineChars="0"/>
+        <w:ind w:left="425" w:hanging="425" w:leftChars="0" w:firstLineChars="0"/>
         <w:textAlignment w:val="baseline"/>
         <w:rPr>
           <w:rFonts w:hint="eastAsia"/>
@@ -6264,7 +6170,7 @@
     </w:p>
     <w:p>
       <w:pPr>
-        <w:pStyle w:val="29"/>
+        <w:pStyle w:val="a1"/>
         <w:keepNext w:val="0"/>
         <w:keepLines w:val="0"/>
         <w:pageBreakBefore w:val="0"/>
@@ -6281,7 +6187,7 @@
         <w:bidi w:val="0"/>
         <w:adjustRightInd w:val="0"/>
         <w:snapToGrid w:val="0"/>
-        <w:ind w:left="425" w:leftChars="0" w:hanging="425" w:firstLineChars="0"/>
+        <w:ind w:left="425" w:hanging="425" w:leftChars="0" w:firstLineChars="0"/>
         <w:textAlignment w:val="baseline"/>
         <w:rPr>
           <w:rFonts w:hint="eastAsia"/>
@@ -6296,7 +6202,7 @@
     </w:p>
     <w:p>
       <w:pPr>
-        <w:pStyle w:val="29"/>
+        <w:pStyle w:val="a1"/>
         <w:keepNext w:val="0"/>
         <w:keepLines w:val="0"/>
         <w:pageBreakBefore w:val="0"/>
@@ -6313,7 +6219,7 @@
         <w:bidi w:val="0"/>
         <w:adjustRightInd w:val="0"/>
         <w:snapToGrid w:val="0"/>
-        <w:ind w:left="425" w:leftChars="0" w:hanging="425" w:firstLineChars="0"/>
+        <w:ind w:left="425" w:hanging="425" w:leftChars="0" w:firstLineChars="0"/>
         <w:textAlignment w:val="baseline"/>
         <w:rPr>
           <w:rFonts w:hint="eastAsia"/>
@@ -6328,7 +6234,7 @@
     </w:p>
     <w:p>
       <w:pPr>
-        <w:pStyle w:val="29"/>
+        <w:pStyle w:val="a1"/>
         <w:keepNext w:val="0"/>
         <w:keepLines w:val="0"/>
         <w:pageBreakBefore w:val="0"/>
@@ -6345,7 +6251,7 @@
         <w:bidi w:val="0"/>
         <w:adjustRightInd w:val="0"/>
         <w:snapToGrid w:val="0"/>
-        <w:ind w:left="425" w:leftChars="0" w:hanging="425" w:firstLineChars="0"/>
+        <w:ind w:left="425" w:hanging="425" w:leftChars="0" w:firstLineChars="0"/>
         <w:textAlignment w:val="baseline"/>
         <w:rPr>
           <w:rFonts w:hint="eastAsia"/>
@@ -6360,7 +6266,7 @@
     </w:p>
     <w:p>
       <w:pPr>
-        <w:pStyle w:val="29"/>
+        <w:pStyle w:val="a1"/>
         <w:keepNext w:val="0"/>
         <w:keepLines w:val="0"/>
         <w:pageBreakBefore w:val="0"/>
@@ -6377,7 +6283,7 @@
         <w:bidi w:val="0"/>
         <w:adjustRightInd w:val="0"/>
         <w:snapToGrid w:val="0"/>
-        <w:ind w:left="425" w:leftChars="0" w:hanging="425" w:firstLineChars="0"/>
+        <w:ind w:left="425" w:hanging="425" w:leftChars="0" w:firstLineChars="0"/>
         <w:textAlignment w:val="baseline"/>
         <w:rPr>
           <w:rFonts w:hint="eastAsia"/>
@@ -6392,24 +6298,24 @@
     </w:p>
     <w:p>
       <w:pPr>
-        <w:pStyle w:val="31"/>
-        <w:bidi w:val="0"/>
-        <w:rPr>
-          <w:rFonts w:hint="eastAsia"/>
-        </w:rPr>
-      </w:pPr>
-      <w:bookmarkStart w:id="27" w:name="_Toc7930"/>
+        <w:pStyle w:val="3"/>
+        <w:bidi w:val="0"/>
+        <w:rPr>
+          <w:rFonts w:hint="eastAsia"/>
+        </w:rPr>
+      </w:pPr>
+      <w:bookmarkStart w:id="28" w:name="_Toc7930"/>
       <w:r>
         <w:rPr>
           <w:rFonts w:hint="eastAsia"/>
         </w:rPr>
         <w:t>过程变更管理</w:t>
       </w:r>
-      <w:bookmarkEnd w:id="27"/>
-    </w:p>
-    <w:p>
-      <w:pPr>
-        <w:pStyle w:val="29"/>
+      <w:bookmarkEnd w:id="28"/>
+    </w:p>
+    <w:p>
+      <w:pPr>
+        <w:pStyle w:val="a1"/>
         <w:keepNext w:val="0"/>
         <w:keepLines w:val="0"/>
         <w:pageBreakBefore w:val="0"/>
@@ -6436,7 +6342,7 @@
     </w:p>
     <w:p>
       <w:pPr>
-        <w:pStyle w:val="29"/>
+        <w:pStyle w:val="a1"/>
         <w:keepNext w:val="0"/>
         <w:keepLines w:val="0"/>
         <w:pageBreakBefore w:val="0"/>
@@ -6463,7 +6369,7 @@
     </w:p>
     <w:p>
       <w:pPr>
-        <w:pStyle w:val="29"/>
+        <w:pStyle w:val="a1"/>
         <w:keepNext w:val="0"/>
         <w:keepLines w:val="0"/>
         <w:pageBreakBefore w:val="0"/>
@@ -6490,36 +6396,36 @@
     </w:p>
     <w:p>
       <w:pPr>
-        <w:pStyle w:val="30"/>
-        <w:keepNext w:val="0"/>
-        <w:keepLines w:val="0"/>
-        <w:pageBreakBefore w:val="0"/>
-        <w:widowControl w:val="0"/>
-        <w:kinsoku w:val="0"/>
-        <w:wordWrap/>
-        <w:overflowPunct/>
-        <w:autoSpaceDE w:val="0"/>
-        <w:autoSpaceDN w:val="0"/>
-        <w:bidi w:val="0"/>
-        <w:adjustRightInd w:val="0"/>
-        <w:snapToGrid w:val="0"/>
-        <w:textAlignment w:val="baseline"/>
-        <w:rPr>
-          <w:rFonts w:hint="eastAsia"/>
-        </w:rPr>
-      </w:pPr>
-      <w:bookmarkStart w:id="28" w:name="_Toc25820"/>
+        <w:pStyle w:val="2"/>
+        <w:keepNext w:val="0"/>
+        <w:keepLines w:val="0"/>
+        <w:pageBreakBefore w:val="0"/>
+        <w:widowControl w:val="0"/>
+        <w:kinsoku w:val="0"/>
+        <w:wordWrap/>
+        <w:overflowPunct/>
+        <w:autoSpaceDE w:val="0"/>
+        <w:autoSpaceDN w:val="0"/>
+        <w:bidi w:val="0"/>
+        <w:adjustRightInd w:val="0"/>
+        <w:snapToGrid w:val="0"/>
+        <w:textAlignment w:val="baseline"/>
+        <w:rPr>
+          <w:rFonts w:hint="eastAsia"/>
+        </w:rPr>
+      </w:pPr>
+      <w:bookmarkStart w:id="29" w:name="_Toc25820"/>
       <w:r>
         <w:rPr>
           <w:rFonts w:hint="eastAsia"/>
         </w:rPr>
         <w:t>过程的评审与改进</w:t>
       </w:r>
-      <w:bookmarkEnd w:id="28"/>
-    </w:p>
-    <w:p>
-      <w:pPr>
-        <w:pStyle w:val="29"/>
+      <w:bookmarkEnd w:id="29"/>
+    </w:p>
+    <w:p>
+      <w:pPr>
+        <w:pStyle w:val="a1"/>
         <w:keepNext w:val="0"/>
         <w:keepLines w:val="0"/>
         <w:pageBreakBefore w:val="0"/>
@@ -6546,7 +6452,7 @@
     </w:p>
     <w:p>
       <w:pPr>
-        <w:pStyle w:val="29"/>
+        <w:pStyle w:val="a1"/>
         <w:keepNext w:val="0"/>
         <w:keepLines w:val="0"/>
         <w:pageBreakBefore w:val="0"/>
@@ -6573,24 +6479,24 @@
     </w:p>
     <w:p>
       <w:pPr>
-        <w:pStyle w:val="31"/>
-        <w:bidi w:val="0"/>
-        <w:rPr>
-          <w:rFonts w:hint="eastAsia"/>
-        </w:rPr>
-      </w:pPr>
-      <w:bookmarkStart w:id="29" w:name="_Toc14485"/>
+        <w:pStyle w:val="3"/>
+        <w:bidi w:val="0"/>
+        <w:rPr>
+          <w:rFonts w:hint="eastAsia"/>
+        </w:rPr>
+      </w:pPr>
+      <w:bookmarkStart w:id="30" w:name="_Toc14485"/>
       <w:r>
         <w:rPr>
           <w:rFonts w:hint="eastAsia"/>
         </w:rPr>
         <w:t>过程执行要求</w:t>
       </w:r>
-      <w:bookmarkEnd w:id="29"/>
-    </w:p>
-    <w:p>
-      <w:pPr>
-        <w:pStyle w:val="29"/>
+      <w:bookmarkEnd w:id="30"/>
+    </w:p>
+    <w:p>
+      <w:pPr>
+        <w:pStyle w:val="a1"/>
         <w:keepNext w:val="0"/>
         <w:keepLines w:val="0"/>
         <w:pageBreakBefore w:val="0"/>
@@ -6617,7 +6523,7 @@
     </w:p>
     <w:p>
       <w:pPr>
-        <w:pStyle w:val="29"/>
+        <w:pStyle w:val="a1"/>
         <w:keepNext w:val="0"/>
         <w:keepLines w:val="0"/>
         <w:pageBreakBefore w:val="0"/>
@@ -6644,7 +6550,7 @@
     </w:p>
     <w:p>
       <w:pPr>
-        <w:pStyle w:val="29"/>
+        <w:pStyle w:val="a1"/>
         <w:keepNext w:val="0"/>
         <w:keepLines w:val="0"/>
         <w:pageBreakBefore w:val="0"/>
@@ -6671,24 +6577,24 @@
     </w:p>
     <w:p>
       <w:pPr>
-        <w:pStyle w:val="31"/>
-        <w:bidi w:val="0"/>
-        <w:rPr>
-          <w:rFonts w:hint="eastAsia"/>
-        </w:rPr>
-      </w:pPr>
-      <w:bookmarkStart w:id="30" w:name="_Toc382"/>
+        <w:pStyle w:val="3"/>
+        <w:bidi w:val="0"/>
+        <w:rPr>
+          <w:rFonts w:hint="eastAsia"/>
+        </w:rPr>
+      </w:pPr>
+      <w:bookmarkStart w:id="31" w:name="_Toc382"/>
       <w:r>
         <w:rPr>
           <w:rFonts w:hint="eastAsia"/>
         </w:rPr>
         <w:t>过程监督机制</w:t>
       </w:r>
-      <w:bookmarkEnd w:id="30"/>
-    </w:p>
-    <w:p>
-      <w:pPr>
-        <w:pStyle w:val="29"/>
+      <w:bookmarkEnd w:id="31"/>
+    </w:p>
+    <w:p>
+      <w:pPr>
+        <w:pStyle w:val="a1"/>
         <w:keepNext w:val="0"/>
         <w:keepLines w:val="0"/>
         <w:pageBreakBefore w:val="0"/>
@@ -6715,7 +6621,7 @@
     </w:p>
     <w:p>
       <w:pPr>
-        <w:pStyle w:val="29"/>
+        <w:pStyle w:val="a1"/>
         <w:keepNext w:val="0"/>
         <w:keepLines w:val="0"/>
         <w:pageBreakBefore w:val="0"/>
@@ -6742,7 +6648,7 @@
     </w:p>
     <w:p>
       <w:pPr>
-        <w:pStyle w:val="29"/>
+        <w:pStyle w:val="a1"/>
         <w:keepNext w:val="0"/>
         <w:keepLines w:val="0"/>
         <w:pageBreakBefore w:val="0"/>
@@ -6769,36 +6675,36 @@
     </w:p>
     <w:p>
       <w:pPr>
-        <w:pStyle w:val="30"/>
-        <w:keepNext w:val="0"/>
-        <w:keepLines w:val="0"/>
-        <w:pageBreakBefore w:val="0"/>
-        <w:widowControl w:val="0"/>
-        <w:kinsoku w:val="0"/>
-        <w:wordWrap/>
-        <w:overflowPunct/>
-        <w:autoSpaceDE w:val="0"/>
-        <w:autoSpaceDN w:val="0"/>
-        <w:bidi w:val="0"/>
-        <w:adjustRightInd w:val="0"/>
-        <w:snapToGrid w:val="0"/>
-        <w:textAlignment w:val="baseline"/>
-        <w:rPr>
-          <w:rFonts w:hint="eastAsia"/>
-        </w:rPr>
-      </w:pPr>
-      <w:bookmarkStart w:id="31" w:name="_Toc32252"/>
+        <w:pStyle w:val="2"/>
+        <w:keepNext w:val="0"/>
+        <w:keepLines w:val="0"/>
+        <w:pageBreakBefore w:val="0"/>
+        <w:widowControl w:val="0"/>
+        <w:kinsoku w:val="0"/>
+        <w:wordWrap/>
+        <w:overflowPunct/>
+        <w:autoSpaceDE w:val="0"/>
+        <w:autoSpaceDN w:val="0"/>
+        <w:bidi w:val="0"/>
+        <w:adjustRightInd w:val="0"/>
+        <w:snapToGrid w:val="0"/>
+        <w:textAlignment w:val="baseline"/>
+        <w:rPr>
+          <w:rFonts w:hint="eastAsia"/>
+        </w:rPr>
+      </w:pPr>
+      <w:bookmarkStart w:id="32" w:name="_Toc32252"/>
       <w:r>
         <w:rPr>
           <w:rFonts w:hint="eastAsia"/>
         </w:rPr>
         <w:t>过程的监控与测量</w:t>
       </w:r>
-      <w:bookmarkEnd w:id="31"/>
-    </w:p>
-    <w:p>
-      <w:pPr>
-        <w:pStyle w:val="29"/>
+      <w:bookmarkEnd w:id="32"/>
+    </w:p>
+    <w:p>
+      <w:pPr>
+        <w:pStyle w:val="a1"/>
         <w:keepNext w:val="0"/>
         <w:keepLines w:val="0"/>
         <w:pageBreakBefore w:val="0"/>
@@ -6849,7 +6755,7 @@
     </w:p>
     <w:p>
       <w:pPr>
-        <w:pStyle w:val="29"/>
+        <w:pStyle w:val="a1"/>
         <w:keepNext w:val="0"/>
         <w:keepLines w:val="0"/>
         <w:pageBreakBefore w:val="0"/>
@@ -6863,7 +6769,7 @@
         <w:bidi w:val="0"/>
         <w:adjustRightInd w:val="0"/>
         <w:snapToGrid w:val="0"/>
-        <w:ind w:left="0" w:leftChars="0" w:right="0" w:rightChars="0" w:firstLine="0" w:firstLineChars="0"/>
+        <w:ind w:left="0" w:right="0" w:firstLine="0" w:leftChars="0" w:rightChars="0" w:firstLineChars="0"/>
         <w:jc w:val="center"/>
         <w:textAlignment w:val="baseline"/>
         <w:rPr>
@@ -6965,18 +6871,17 @@
     </w:p>
     <w:tbl>
       <w:tblPr>
-        <w:tblStyle w:val="21"/>
+        <w:tblStyle w:val="TableGrid"/>
         <w:tblW w:w="0" w:type="auto"/>
         <w:jc w:val="center"/>
         <w:tblBorders>
-          <w:top w:val="single" w:color="auto" w:sz="4" w:space="0"/>
-          <w:left w:val="single" w:color="auto" w:sz="4" w:space="0"/>
-          <w:bottom w:val="single" w:color="auto" w:sz="4" w:space="0"/>
-          <w:right w:val="single" w:color="auto" w:sz="4" w:space="0"/>
-          <w:insideH w:val="single" w:color="auto" w:sz="4" w:space="0"/>
-          <w:insideV w:val="single" w:color="auto" w:sz="4" w:space="0"/>
+          <w:top w:val="single" w:sz="4" w:space="0" w:color="auto"/>
+          <w:left w:val="single" w:sz="4" w:space="0" w:color="auto"/>
+          <w:bottom w:val="single" w:sz="4" w:space="0" w:color="auto"/>
+          <w:right w:val="single" w:sz="4" w:space="0" w:color="auto"/>
+          <w:insideH w:val="single" w:sz="4" w:space="0" w:color="auto"/>
+          <w:insideV w:val="single" w:sz="4" w:space="0" w:color="auto"/>
         </w:tblBorders>
-        <w:tblLayout w:type="autofit"/>
         <w:tblCellMar>
           <w:top w:w="0" w:type="dxa"/>
           <w:left w:w="108" w:type="dxa"/>
@@ -6993,13 +6898,15 @@
       </w:tblGrid>
       <w:tr>
         <w:tblPrEx>
+          <w:tblW w:w="0" w:type="auto"/>
+          <w:jc w:val="center"/>
           <w:tblBorders>
-            <w:top w:val="single" w:color="auto" w:sz="4" w:space="0"/>
-            <w:left w:val="single" w:color="auto" w:sz="4" w:space="0"/>
-            <w:bottom w:val="single" w:color="auto" w:sz="4" w:space="0"/>
-            <w:right w:val="single" w:color="auto" w:sz="4" w:space="0"/>
-            <w:insideH w:val="single" w:color="auto" w:sz="4" w:space="0"/>
-            <w:insideV w:val="single" w:color="auto" w:sz="4" w:space="0"/>
+            <w:top w:val="single" w:sz="4" w:space="0" w:color="auto"/>
+            <w:left w:val="single" w:sz="4" w:space="0" w:color="auto"/>
+            <w:bottom w:val="single" w:sz="4" w:space="0" w:color="auto"/>
+            <w:right w:val="single" w:sz="4" w:space="0" w:color="auto"/>
+            <w:insideH w:val="single" w:sz="4" w:space="0" w:color="auto"/>
+            <w:insideV w:val="single" w:sz="4" w:space="0" w:color="auto"/>
           </w:tblBorders>
           <w:tblCellMar>
             <w:top w:w="0" w:type="dxa"/>
@@ -7030,7 +6937,7 @@
               <w:bidi w:val="0"/>
               <w:adjustRightInd w:val="0"/>
               <w:snapToGrid w:val="0"/>
-              <w:ind w:left="0" w:leftChars="0" w:right="0" w:rightChars="0" w:firstLine="0" w:firstLineChars="0"/>
+              <w:ind w:left="0" w:right="0" w:firstLine="0" w:leftChars="0" w:rightChars="0" w:firstLineChars="0"/>
               <w:jc w:val="center"/>
               <w:textAlignment w:val="baseline"/>
               <w:rPr>
@@ -7070,7 +6977,7 @@
               <w:bidi w:val="0"/>
               <w:adjustRightInd w:val="0"/>
               <w:snapToGrid w:val="0"/>
-              <w:ind w:left="0" w:leftChars="0" w:right="0" w:rightChars="0" w:firstLine="0" w:firstLineChars="0"/>
+              <w:ind w:left="0" w:right="0" w:firstLine="0" w:leftChars="0" w:rightChars="0" w:firstLineChars="0"/>
               <w:jc w:val="center"/>
               <w:textAlignment w:val="baseline"/>
               <w:rPr>
@@ -7110,7 +7017,7 @@
               <w:bidi w:val="0"/>
               <w:adjustRightInd w:val="0"/>
               <w:snapToGrid w:val="0"/>
-              <w:ind w:left="0" w:leftChars="0" w:right="0" w:rightChars="0" w:firstLine="0" w:firstLineChars="0"/>
+              <w:ind w:left="0" w:right="0" w:firstLine="0" w:leftChars="0" w:rightChars="0" w:firstLineChars="0"/>
               <w:jc w:val="center"/>
               <w:textAlignment w:val="baseline"/>
               <w:rPr>
@@ -7150,7 +7057,7 @@
               <w:bidi w:val="0"/>
               <w:adjustRightInd w:val="0"/>
               <w:snapToGrid w:val="0"/>
-              <w:ind w:left="0" w:leftChars="0" w:right="0" w:rightChars="0" w:firstLine="0" w:firstLineChars="0"/>
+              <w:ind w:left="0" w:right="0" w:firstLine="0" w:leftChars="0" w:rightChars="0" w:firstLineChars="0"/>
               <w:jc w:val="center"/>
               <w:textAlignment w:val="baseline"/>
               <w:rPr>
@@ -7190,7 +7097,7 @@
               <w:bidi w:val="0"/>
               <w:adjustRightInd w:val="0"/>
               <w:snapToGrid w:val="0"/>
-              <w:ind w:left="0" w:leftChars="0" w:right="0" w:rightChars="0" w:firstLine="0" w:firstLineChars="0"/>
+              <w:ind w:left="0" w:right="0" w:firstLine="0" w:leftChars="0" w:rightChars="0" w:firstLineChars="0"/>
               <w:jc w:val="center"/>
               <w:textAlignment w:val="baseline"/>
               <w:rPr>
@@ -7214,14 +7121,8 @@
       </w:tr>
       <w:tr>
         <w:tblPrEx>
-          <w:tblBorders>
-            <w:top w:val="single" w:color="auto" w:sz="4" w:space="0"/>
-            <w:left w:val="single" w:color="auto" w:sz="4" w:space="0"/>
-            <w:bottom w:val="single" w:color="auto" w:sz="4" w:space="0"/>
-            <w:right w:val="single" w:color="auto" w:sz="4" w:space="0"/>
-            <w:insideH w:val="single" w:color="auto" w:sz="4" w:space="0"/>
-            <w:insideV w:val="single" w:color="auto" w:sz="4" w:space="0"/>
-          </w:tblBorders>
+          <w:tblW w:w="0" w:type="auto"/>
+          <w:jc w:val="center"/>
           <w:tblCellMar>
             <w:top w:w="0" w:type="dxa"/>
             <w:left w:w="108" w:type="dxa"/>
@@ -7238,7 +7139,7 @@
           </w:tcPr>
           <w:p>
             <w:pPr>
-              <w:pStyle w:val="29"/>
+              <w:pStyle w:val="a1"/>
               <w:keepNext w:val="0"/>
               <w:keepLines w:val="0"/>
               <w:pageBreakBefore w:val="0"/>
@@ -7252,7 +7153,7 @@
               <w:bidi w:val="0"/>
               <w:adjustRightInd w:val="0"/>
               <w:snapToGrid w:val="0"/>
-              <w:ind w:left="0" w:leftChars="0" w:right="0" w:rightChars="0" w:firstLine="0" w:firstLineChars="0"/>
+              <w:ind w:left="0" w:right="0" w:firstLine="0" w:leftChars="0" w:rightChars="0" w:firstLineChars="0"/>
               <w:jc w:val="center"/>
               <w:textAlignment w:val="baseline"/>
               <w:rPr>
@@ -7281,7 +7182,7 @@
           </w:tcPr>
           <w:p>
             <w:pPr>
-              <w:pStyle w:val="29"/>
+              <w:pStyle w:val="a1"/>
               <w:keepNext w:val="0"/>
               <w:keepLines w:val="0"/>
               <w:pageBreakBefore w:val="0"/>
@@ -7295,7 +7196,7 @@
               <w:bidi w:val="0"/>
               <w:adjustRightInd w:val="0"/>
               <w:snapToGrid w:val="0"/>
-              <w:ind w:left="0" w:leftChars="0" w:right="0" w:rightChars="0" w:firstLine="0" w:firstLineChars="0"/>
+              <w:ind w:left="0" w:right="0" w:firstLine="0" w:leftChars="0" w:rightChars="0" w:firstLineChars="0"/>
               <w:jc w:val="center"/>
               <w:textAlignment w:val="baseline"/>
               <w:rPr>
@@ -7324,7 +7225,7 @@
           </w:tcPr>
           <w:p>
             <w:pPr>
-              <w:pStyle w:val="29"/>
+              <w:pStyle w:val="a1"/>
               <w:keepNext w:val="0"/>
               <w:keepLines w:val="0"/>
               <w:pageBreakBefore w:val="0"/>
@@ -7338,7 +7239,7 @@
               <w:bidi w:val="0"/>
               <w:adjustRightInd w:val="0"/>
               <w:snapToGrid w:val="0"/>
-              <w:ind w:left="0" w:leftChars="0" w:right="0" w:rightChars="0" w:firstLine="0" w:firstLineChars="0"/>
+              <w:ind w:left="0" w:right="0" w:firstLine="0" w:leftChars="0" w:rightChars="0" w:firstLineChars="0"/>
               <w:jc w:val="center"/>
               <w:textAlignment w:val="baseline"/>
               <w:rPr>
@@ -7367,7 +7268,7 @@
           </w:tcPr>
           <w:p>
             <w:pPr>
-              <w:pStyle w:val="29"/>
+              <w:pStyle w:val="a1"/>
               <w:keepNext w:val="0"/>
               <w:keepLines w:val="0"/>
               <w:pageBreakBefore w:val="0"/>
@@ -7381,7 +7282,7 @@
               <w:bidi w:val="0"/>
               <w:adjustRightInd w:val="0"/>
               <w:snapToGrid w:val="0"/>
-              <w:ind w:left="0" w:leftChars="0" w:right="0" w:rightChars="0" w:firstLine="0" w:firstLineChars="0"/>
+              <w:ind w:left="0" w:right="0" w:firstLine="0" w:leftChars="0" w:rightChars="0" w:firstLineChars="0"/>
               <w:jc w:val="center"/>
               <w:textAlignment w:val="baseline"/>
               <w:rPr>
@@ -7410,7 +7311,7 @@
           </w:tcPr>
           <w:p>
             <w:pPr>
-              <w:pStyle w:val="29"/>
+              <w:pStyle w:val="a1"/>
               <w:keepNext w:val="0"/>
               <w:keepLines w:val="0"/>
               <w:pageBreakBefore w:val="0"/>
@@ -7424,7 +7325,7 @@
               <w:bidi w:val="0"/>
               <w:adjustRightInd w:val="0"/>
               <w:snapToGrid w:val="0"/>
-              <w:ind w:left="0" w:leftChars="0" w:right="0" w:rightChars="0" w:firstLine="0" w:firstLineChars="0"/>
+              <w:ind w:left="0" w:right="0" w:firstLine="0" w:leftChars="0" w:rightChars="0" w:firstLineChars="0"/>
               <w:jc w:val="center"/>
               <w:textAlignment w:val="baseline"/>
               <w:rPr>
@@ -7437,7 +7338,7 @@
             </w:pPr>
             <w:r>
               <w:rPr>
-                <w:rFonts w:hint="eastAsia" w:ascii="微软雅黑" w:hAnsi="微软雅黑" w:eastAsia="微软雅黑" w:cs="微软雅黑"/>
+                <w:rFonts w:ascii="微软雅黑" w:eastAsia="微软雅黑" w:hAnsi="微软雅黑" w:cs="微软雅黑" w:hint="eastAsia"/>
                 <w:sz w:val="21"/>
                 <w:szCs w:val="21"/>
                 <w:vertAlign w:val="baseline"/>
@@ -7461,40 +7362,40 @@
     </w:tbl>
     <w:p>
       <w:pPr>
-        <w:pStyle w:val="28"/>
-        <w:keepNext w:val="0"/>
-        <w:keepLines w:val="0"/>
-        <w:pageBreakBefore w:val="0"/>
-        <w:widowControl w:val="0"/>
-        <w:kinsoku w:val="0"/>
-        <w:wordWrap/>
-        <w:overflowPunct/>
-        <w:autoSpaceDE w:val="0"/>
-        <w:autoSpaceDN w:val="0"/>
-        <w:bidi w:val="0"/>
-        <w:adjustRightInd w:val="0"/>
-        <w:snapToGrid w:val="0"/>
-        <w:textAlignment w:val="baseline"/>
-        <w:rPr>
-          <w:rStyle w:val="38"/>
-          <w:rFonts w:hint="default" w:eastAsia="宋体"/>
+        <w:pStyle w:val="1"/>
+        <w:keepNext w:val="0"/>
+        <w:keepLines w:val="0"/>
+        <w:pageBreakBefore w:val="0"/>
+        <w:widowControl w:val="0"/>
+        <w:kinsoku w:val="0"/>
+        <w:wordWrap/>
+        <w:overflowPunct/>
+        <w:autoSpaceDE w:val="0"/>
+        <w:autoSpaceDN w:val="0"/>
+        <w:bidi w:val="0"/>
+        <w:adjustRightInd w:val="0"/>
+        <w:snapToGrid w:val="0"/>
+        <w:textAlignment w:val="baseline"/>
+        <w:rPr>
+          <w:rStyle w:val="1Char"/>
+          <w:rFonts w:eastAsia="宋体" w:hint="default"/>
           <w:lang w:val="en-US" w:eastAsia="zh-CN"/>
         </w:rPr>
       </w:pPr>
-      <w:bookmarkStart w:id="32" w:name="bookmark3"/>
-      <w:bookmarkEnd w:id="32"/>
-      <w:bookmarkStart w:id="33" w:name="_Toc22661"/>
-      <w:bookmarkStart w:id="34" w:name="_Toc17424"/>
-      <w:r>
-        <w:rPr>
-          <w:rStyle w:val="38"/>
-          <w:rFonts w:hint="eastAsia" w:eastAsia="宋体"/>
+      <w:bookmarkStart w:id="33" w:name="bookmark3"/>
+      <w:bookmarkEnd w:id="33"/>
+      <w:bookmarkStart w:id="34" w:name="_Toc22661"/>
+      <w:bookmarkStart w:id="35" w:name="_Toc17424"/>
+      <w:r>
+        <w:rPr>
+          <w:rStyle w:val="1Char"/>
+          <w:rFonts w:eastAsia="宋体" w:hint="eastAsia"/>
           <w:lang w:val="en-US" w:eastAsia="zh-CN"/>
         </w:rPr>
         <w:t>附则</w:t>
       </w:r>
-      <w:bookmarkEnd w:id="33"/>
       <w:bookmarkEnd w:id="34"/>
+      <w:bookmarkEnd w:id="35"/>
     </w:p>
     <w:p>
       <w:pPr>
@@ -7516,17 +7417,17 @@
         <w:adjustRightInd w:val="0"/>
         <w:snapToGrid w:val="0"/>
         <w:spacing w:line="360" w:lineRule="auto"/>
-        <w:ind w:left="425" w:leftChars="0" w:hanging="425" w:firstLineChars="0"/>
-        <w:textAlignment w:val="baseline"/>
-        <w:rPr>
-          <w:rFonts w:ascii="宋体" w:hAnsi="宋体" w:eastAsia="宋体" w:cs="宋体"/>
+        <w:ind w:left="425" w:hanging="425" w:leftChars="0" w:firstLineChars="0"/>
+        <w:textAlignment w:val="baseline"/>
+        <w:rPr>
+          <w:rFonts w:ascii="宋体" w:eastAsia="宋体" w:hAnsi="宋体" w:cs="宋体"/>
           <w:sz w:val="24"/>
           <w:szCs w:val="24"/>
         </w:rPr>
       </w:pPr>
       <w:r>
         <w:rPr>
-          <w:rFonts w:ascii="宋体" w:hAnsi="宋体" w:eastAsia="宋体" w:cs="宋体"/>
+          <w:rFonts w:ascii="宋体" w:eastAsia="宋体" w:hAnsi="宋体" w:cs="宋体"/>
           <w:spacing w:val="-1"/>
           <w:sz w:val="24"/>
           <w:szCs w:val="24"/>
@@ -7535,7 +7436,7 @@
       </w:r>
       <w:r>
         <w:rPr>
-          <w:rFonts w:hint="eastAsia" w:ascii="宋体" w:hAnsi="宋体" w:cs="宋体"/>
+          <w:rFonts w:ascii="宋体" w:hAnsi="宋体" w:cs="宋体" w:hint="eastAsia"/>
           <w:spacing w:val="-1"/>
           <w:sz w:val="24"/>
           <w:szCs w:val="24"/>
@@ -7545,7 +7446,7 @@
       </w:r>
       <w:r>
         <w:rPr>
-          <w:rFonts w:ascii="宋体" w:hAnsi="宋体" w:eastAsia="宋体" w:cs="宋体"/>
+          <w:rFonts w:ascii="宋体" w:eastAsia="宋体" w:hAnsi="宋体" w:cs="宋体"/>
           <w:spacing w:val="-1"/>
           <w:sz w:val="24"/>
           <w:szCs w:val="24"/>
@@ -7573,7 +7474,7 @@
         <w:adjustRightInd w:val="0"/>
         <w:snapToGrid w:val="0"/>
         <w:spacing w:line="360" w:lineRule="auto"/>
-        <w:ind w:left="425" w:leftChars="0" w:hanging="425" w:firstLineChars="0"/>
+        <w:ind w:left="425" w:hanging="425" w:leftChars="0" w:firstLineChars="0"/>
         <w:textAlignment w:val="baseline"/>
         <w:rPr>
           <w:rFonts w:hint="default"/>
@@ -7582,7 +7483,7 @@
       </w:pPr>
       <w:r>
         <w:rPr>
-          <w:rFonts w:ascii="宋体" w:hAnsi="宋体" w:eastAsia="宋体" w:cs="宋体"/>
+          <w:rFonts w:ascii="宋体" w:eastAsia="宋体" w:hAnsi="宋体" w:cs="宋体"/>
           <w:spacing w:val="-2"/>
           <w:sz w:val="24"/>
           <w:szCs w:val="24"/>
@@ -7592,7 +7493,7 @@
     </w:p>
     <w:p>
       <w:pPr>
-        <w:pStyle w:val="28"/>
+        <w:pStyle w:val="1"/>
         <w:keepNext w:val="0"/>
         <w:keepLines w:val="0"/>
         <w:pageBreakBefore w:val="0"/>
@@ -7611,9 +7512,9 @@
           <w:lang w:val="en-US" w:eastAsia="zh-CN"/>
         </w:rPr>
       </w:pPr>
-      <w:bookmarkStart w:id="35" w:name="bookmark14"/>
-      <w:bookmarkEnd w:id="35"/>
-      <w:bookmarkStart w:id="36" w:name="_Toc6095"/>
+      <w:bookmarkStart w:id="36" w:name="bookmark14"/>
+      <w:bookmarkEnd w:id="36"/>
+      <w:bookmarkStart w:id="37" w:name="_Toc6095"/>
       <w:r>
         <w:rPr>
           <w:rFonts w:hint="eastAsia"/>
@@ -7621,11 +7522,11 @@
         </w:rPr>
         <w:t>附件</w:t>
       </w:r>
-      <w:bookmarkEnd w:id="36"/>
-    </w:p>
-    <w:p>
-      <w:pPr>
-        <w:pStyle w:val="29"/>
+      <w:bookmarkEnd w:id="37"/>
+    </w:p>
+    <w:p>
+      <w:pPr>
+        <w:pStyle w:val="a1"/>
         <w:rPr>
           <w:rFonts w:hint="default"/>
           <w:lang w:val="en-US" w:eastAsia="zh-CN"/>
@@ -7641,7 +7542,7 @@
     </w:p>
     <w:p>
       <w:pPr>
-        <w:pStyle w:val="28"/>
+        <w:pStyle w:val="1"/>
         <w:keepNext w:val="0"/>
         <w:keepLines w:val="0"/>
         <w:pageBreakBefore w:val="0"/>
@@ -7660,7 +7561,7 @@
           <w:lang w:val="en-US" w:eastAsia="zh-CN"/>
         </w:rPr>
       </w:pPr>
-      <w:bookmarkStart w:id="37" w:name="_Toc28779"/>
+      <w:bookmarkStart w:id="38" w:name="_Toc28779"/>
       <w:r>
         <w:rPr>
           <w:rFonts w:hint="eastAsia"/>
@@ -7668,11 +7569,11 @@
         </w:rPr>
         <w:t>记录</w:t>
       </w:r>
-      <w:bookmarkEnd w:id="37"/>
-    </w:p>
-    <w:p>
-      <w:pPr>
-        <w:pStyle w:val="29"/>
+      <w:bookmarkEnd w:id="38"/>
+    </w:p>
+    <w:p>
+      <w:pPr>
+        <w:pStyle w:val="a1"/>
         <w:keepNext w:val="0"/>
         <w:keepLines w:val="0"/>
         <w:pageBreakBefore w:val="0"/>
@@ -7700,108 +7601,52 @@
       </w:r>
     </w:p>
     <w:sectPr>
-      <w:headerReference r:id="rId5" w:type="default"/>
-      <w:footerReference w:type="default" r:id="rId11"/>
-      <w:headerReference w:type="first" r:id="rId12"/>
-      <w:footerReference w:type="first" r:id="rId13"/>
-      <w:headerReference w:type="even" r:id="rId14"/>
-      <w:footerReference w:type="even" r:id="rId15"/>
+      <w:headerReference w:type="even" r:id="rId6"/>
+      <w:headerReference w:type="default" r:id="rId7"/>
+      <w:footerReference w:type="even" r:id="rId8"/>
+      <w:footerReference w:type="default" r:id="rId9"/>
+      <w:headerReference w:type="first" r:id="rId10"/>
+      <w:footerReference w:type="first" r:id="rId11"/>
       <w:pgSz w:w="11906" w:h="16838"/>
       <w:pgMar w:top="1417" w:right="1800" w:bottom="1440" w:left="1800" w:header="1140" w:footer="992" w:gutter="0"/>
-      <w:cols w:space="425" w:num="1"/>
+      <w:cols w:num="1" w:space="425"/>
       <w:docGrid w:type="lines" w:linePitch="312" w:charSpace="0"/>
     </w:sectPr>
   </w:body>
 </w:document>
 </file>
 
-<file path=word/endnotes.xml><?xml version="1.0" encoding="utf-8"?>
-<w:endnotes xmlns:wpc="http://schemas.microsoft.com/office/word/2010/wordprocessingCanvas" xmlns:mc="http://schemas.openxmlformats.org/markup-compatibility/2006" xmlns:o="urn:schemas-microsoft-com:office:office" xmlns:r="http://schemas.openxmlformats.org/officeDocument/2006/relationships" xmlns:m="http://schemas.openxmlformats.org/officeDocument/2006/math" xmlns:v="urn:schemas-microsoft-com:vml" xmlns:wp14="http://schemas.microsoft.com/office/word/2010/wordprocessingDrawing" xmlns:wp="http://schemas.openxmlformats.org/drawingml/2006/wordprocessingDrawing" xmlns:w="http://schemas.openxmlformats.org/wordprocessingml/2006/main" xmlns:w14="http://schemas.microsoft.com/office/word/2010/wordml" xmlns:w15="http://schemas.microsoft.com/office/word/2012/wordml" xmlns:w10="urn:schemas-microsoft-com:office:word" xmlns:wpg="http://schemas.microsoft.com/office/word/2010/wordprocessingGroup" xmlns:wpi="http://schemas.microsoft.com/office/word/2010/wordprocessingInk" xmlns:wne="http://schemas.microsoft.com/office/word/2006/wordml" xmlns:wps="http://schemas.microsoft.com/office/word/2010/wordprocessingShape" xmlns:wpsCustomData="http://www.wps.cn/officeDocument/2013/wpsCustomData" mc:Ignorable="w14 w15 wp14">
-  <w:endnote w:type="separator" w:id="0">
-    <w:p>
-      <w:pPr>
-        <w:spacing w:line="240" w:lineRule="auto"/>
-      </w:pPr>
-      <w:r>
-        <w:separator/>
-      </w:r>
-    </w:p>
-  </w:endnote>
-  <w:endnote w:type="continuationSeparator" w:id="1">
-    <w:p>
-      <w:pPr>
-        <w:spacing w:line="240" w:lineRule="auto"/>
-      </w:pPr>
-      <w:r>
-        <w:continuationSeparator/>
-      </w:r>
-    </w:p>
-  </w:endnote>
-</w:endnotes>
-</file>
-
 <file path=word/footer1.xml><?xml version="1.0" encoding="utf-8"?>
-<w:ftr xmlns:m="http://schemas.openxmlformats.org/officeDocument/2006/math" xmlns:mc="http://schemas.openxmlformats.org/markup-compatibility/2006" xmlns:mo="http://schemas.microsoft.com/office/mac/office/2008/main" xmlns:mv="urn:schemas-microsoft-com:mac:vml" xmlns:o="urn:schemas-microsoft-com:office:office" xmlns:r="http://schemas.openxmlformats.org/officeDocument/2006/relationships" xmlns:v="urn:schemas-microsoft-com:vml" xmlns:w10="urn:schemas-microsoft-com:office:word" xmlns:w14="http://schemas.microsoft.com/office/word/2010/wordml" xmlns:w="http://schemas.openxmlformats.org/wordprocessingml/2006/main" xmlns:wne="http://schemas.microsoft.com/office/word/2006/wordml" xmlns:wp14="http://schemas.microsoft.com/office/word/2010/wordprocessingDrawing" xmlns:wp="http://schemas.openxmlformats.org/drawingml/2006/wordprocessingDrawing" xmlns:wpc="http://schemas.microsoft.com/office/word/2010/wordprocessingCanvas" xmlns:wpg="http://schemas.microsoft.com/office/word/2010/wordprocessingGroup" xmlns:wpi="http://schemas.microsoft.com/office/word/2010/wordprocessingInk" xmlns:wps="http://schemas.microsoft.com/office/word/2010/wordprocessingShape" mc:Ignorable="w14 wp14">
-  <w:p>
-    <w:pPr>
-      <w:pStyle w:val="Footer"/>
-    </w:pPr>
-  </w:p>
+<w:ftr xmlns:wpc="http://schemas.microsoft.com/office/word/2010/wordprocessingCanvas" xmlns:mc="http://schemas.openxmlformats.org/markup-compatibility/2006" xmlns:o="urn:schemas-microsoft-com:office:office" xmlns:r="http://schemas.openxmlformats.org/officeDocument/2006/relationships" xmlns:m="http://schemas.openxmlformats.org/officeDocument/2006/math" xmlns:v="urn:schemas-microsoft-com:vml" xmlns:wp14="http://schemas.microsoft.com/office/word/2010/wordprocessingDrawing" xmlns:wp="http://schemas.openxmlformats.org/drawingml/2006/wordprocessingDrawing" xmlns:w10="urn:schemas-microsoft-com:office:word" xmlns:w="http://schemas.openxmlformats.org/wordprocessingml/2006/main" xmlns:w14="http://schemas.microsoft.com/office/word/2010/wordml" xmlns:w15="http://schemas.microsoft.com/office/word/2012/wordml" xmlns:wne="http://schemas.microsoft.com/office/word/2006/wordml" xmlns:wpg="http://schemas.microsoft.com/office/word/2010/wordprocessingGroup" xmlns:wpi="http://schemas.microsoft.com/office/word/2010/wordprocessingInk" xmlns:wps="http://schemas.microsoft.com/office/word/2010/wordprocessingShape" mc:Ignorable="w14 w15 wp14">
+  <w:p/>
 </w:ftr>
 </file>
 
 <file path=word/footer2.xml><?xml version="1.0" encoding="utf-8"?>
-<w:ftr xmlns:m="http://schemas.openxmlformats.org/officeDocument/2006/math" xmlns:mc="http://schemas.openxmlformats.org/markup-compatibility/2006" xmlns:mo="http://schemas.microsoft.com/office/mac/office/2008/main" xmlns:mv="urn:schemas-microsoft-com:mac:vml" xmlns:o="urn:schemas-microsoft-com:office:office" xmlns:r="http://schemas.openxmlformats.org/officeDocument/2006/relationships" xmlns:v="urn:schemas-microsoft-com:vml" xmlns:w10="urn:schemas-microsoft-com:office:word" xmlns:w14="http://schemas.microsoft.com/office/word/2010/wordml" xmlns:w="http://schemas.openxmlformats.org/wordprocessingml/2006/main" xmlns:wne="http://schemas.microsoft.com/office/word/2006/wordml" xmlns:wp14="http://schemas.microsoft.com/office/word/2010/wordprocessingDrawing" xmlns:wp="http://schemas.openxmlformats.org/drawingml/2006/wordprocessingDrawing" xmlns:wpc="http://schemas.microsoft.com/office/word/2010/wordprocessingCanvas" xmlns:wpg="http://schemas.microsoft.com/office/word/2010/wordprocessingGroup" xmlns:wpi="http://schemas.microsoft.com/office/word/2010/wordprocessingInk" xmlns:wps="http://schemas.microsoft.com/office/word/2010/wordprocessingShape" mc:Ignorable="w14 wp14">
-  <w:p>
-    <w:pPr>
-      <w:pStyle w:val="Footer"/>
-    </w:pPr>
-  </w:p>
+<w:ftr xmlns:wpc="http://schemas.microsoft.com/office/word/2010/wordprocessingCanvas" xmlns:mc="http://schemas.openxmlformats.org/markup-compatibility/2006" xmlns:o="urn:schemas-microsoft-com:office:office" xmlns:r="http://schemas.openxmlformats.org/officeDocument/2006/relationships" xmlns:m="http://schemas.openxmlformats.org/officeDocument/2006/math" xmlns:v="urn:schemas-microsoft-com:vml" xmlns:wp14="http://schemas.microsoft.com/office/word/2010/wordprocessingDrawing" xmlns:wp="http://schemas.openxmlformats.org/drawingml/2006/wordprocessingDrawing" xmlns:w10="urn:schemas-microsoft-com:office:word" xmlns:w="http://schemas.openxmlformats.org/wordprocessingml/2006/main" xmlns:w14="http://schemas.microsoft.com/office/word/2010/wordml" xmlns:w15="http://schemas.microsoft.com/office/word/2012/wordml" xmlns:wne="http://schemas.microsoft.com/office/word/2006/wordml" xmlns:wpg="http://schemas.microsoft.com/office/word/2010/wordprocessingGroup" xmlns:wpi="http://schemas.microsoft.com/office/word/2010/wordprocessingInk" xmlns:wps="http://schemas.microsoft.com/office/word/2010/wordprocessingShape" mc:Ignorable="w14 w15 wp14">
+  <w:p/>
 </w:ftr>
 </file>
 
 <file path=word/footer3.xml><?xml version="1.0" encoding="utf-8"?>
-<w:ftr xmlns:m="http://schemas.openxmlformats.org/officeDocument/2006/math" xmlns:mc="http://schemas.openxmlformats.org/markup-compatibility/2006" xmlns:mo="http://schemas.microsoft.com/office/mac/office/2008/main" xmlns:mv="urn:schemas-microsoft-com:mac:vml" xmlns:o="urn:schemas-microsoft-com:office:office" xmlns:r="http://schemas.openxmlformats.org/officeDocument/2006/relationships" xmlns:v="urn:schemas-microsoft-com:vml" xmlns:w10="urn:schemas-microsoft-com:office:word" xmlns:w14="http://schemas.microsoft.com/office/word/2010/wordml" xmlns:w="http://schemas.openxmlformats.org/wordprocessingml/2006/main" xmlns:wne="http://schemas.microsoft.com/office/word/2006/wordml" xmlns:wp14="http://schemas.microsoft.com/office/word/2010/wordprocessingDrawing" xmlns:wp="http://schemas.openxmlformats.org/drawingml/2006/wordprocessingDrawing" xmlns:wpc="http://schemas.microsoft.com/office/word/2010/wordprocessingCanvas" xmlns:wpg="http://schemas.microsoft.com/office/word/2010/wordprocessingGroup" xmlns:wpi="http://schemas.microsoft.com/office/word/2010/wordprocessingInk" xmlns:wps="http://schemas.microsoft.com/office/word/2010/wordprocessingShape" mc:Ignorable="w14 wp14">
-  <w:p>
-    <w:pPr>
-      <w:pStyle w:val="Footer"/>
-    </w:pPr>
-  </w:p>
+<w:ftr xmlns:wpc="http://schemas.microsoft.com/office/word/2010/wordprocessingCanvas" xmlns:mc="http://schemas.openxmlformats.org/markup-compatibility/2006" xmlns:o="urn:schemas-microsoft-com:office:office" xmlns:r="http://schemas.openxmlformats.org/officeDocument/2006/relationships" xmlns:m="http://schemas.openxmlformats.org/officeDocument/2006/math" xmlns:v="urn:schemas-microsoft-com:vml" xmlns:wp14="http://schemas.microsoft.com/office/word/2010/wordprocessingDrawing" xmlns:wp="http://schemas.openxmlformats.org/drawingml/2006/wordprocessingDrawing" xmlns:w10="urn:schemas-microsoft-com:office:word" xmlns:w="http://schemas.openxmlformats.org/wordprocessingml/2006/main" xmlns:w14="http://schemas.microsoft.com/office/word/2010/wordml" xmlns:w15="http://schemas.microsoft.com/office/word/2012/wordml" xmlns:wne="http://schemas.microsoft.com/office/word/2006/wordml" xmlns:wpg="http://schemas.microsoft.com/office/word/2010/wordprocessingGroup" xmlns:wpi="http://schemas.microsoft.com/office/word/2010/wordprocessingInk" xmlns:wps="http://schemas.microsoft.com/office/word/2010/wordprocessingShape" mc:Ignorable="w14 w15 wp14">
+  <w:p/>
 </w:ftr>
 </file>
 
-<file path=word/footnotes.xml><?xml version="1.0" encoding="utf-8"?>
-<w:footnotes xmlns:wpc="http://schemas.microsoft.com/office/word/2010/wordprocessingCanvas" xmlns:mc="http://schemas.openxmlformats.org/markup-compatibility/2006" xmlns:o="urn:schemas-microsoft-com:office:office" xmlns:r="http://schemas.openxmlformats.org/officeDocument/2006/relationships" xmlns:m="http://schemas.openxmlformats.org/officeDocument/2006/math" xmlns:v="urn:schemas-microsoft-com:vml" xmlns:wp14="http://schemas.microsoft.com/office/word/2010/wordprocessingDrawing" xmlns:wp="http://schemas.openxmlformats.org/drawingml/2006/wordprocessingDrawing" xmlns:w="http://schemas.openxmlformats.org/wordprocessingml/2006/main" xmlns:w14="http://schemas.microsoft.com/office/word/2010/wordml" xmlns:w15="http://schemas.microsoft.com/office/word/2012/wordml" xmlns:w10="urn:schemas-microsoft-com:office:word" xmlns:wpg="http://schemas.microsoft.com/office/word/2010/wordprocessingGroup" xmlns:wpi="http://schemas.microsoft.com/office/word/2010/wordprocessingInk" xmlns:wne="http://schemas.microsoft.com/office/word/2006/wordml" xmlns:wps="http://schemas.microsoft.com/office/word/2010/wordprocessingShape" xmlns:wpsCustomData="http://www.wps.cn/officeDocument/2013/wpsCustomData" mc:Ignorable="w14 w15 wp14">
-  <w:footnote w:type="separator" w:id="0">
-    <w:p>
-      <w:pPr>
-        <w:spacing w:line="360" w:lineRule="auto"/>
-      </w:pPr>
-      <w:r>
-        <w:separator/>
-      </w:r>
-    </w:p>
-  </w:footnote>
-  <w:footnote w:type="continuationSeparator" w:id="1">
-    <w:p>
-      <w:pPr>
-        <w:spacing w:line="360" w:lineRule="auto"/>
-      </w:pPr>
-      <w:r>
-        <w:continuationSeparator/>
-      </w:r>
-    </w:p>
-  </w:footnote>
-</w:footnotes>
+<file path=word/header1.xml><?xml version="1.0" encoding="utf-8"?>
+<w:hdr xmlns:wpc="http://schemas.microsoft.com/office/word/2010/wordprocessingCanvas" xmlns:mc="http://schemas.openxmlformats.org/markup-compatibility/2006" xmlns:o="urn:schemas-microsoft-com:office:office" xmlns:r="http://schemas.openxmlformats.org/officeDocument/2006/relationships" xmlns:m="http://schemas.openxmlformats.org/officeDocument/2006/math" xmlns:v="urn:schemas-microsoft-com:vml" xmlns:wp14="http://schemas.microsoft.com/office/word/2010/wordprocessingDrawing" xmlns:wp="http://schemas.openxmlformats.org/drawingml/2006/wordprocessingDrawing" xmlns:w10="urn:schemas-microsoft-com:office:word" xmlns:w="http://schemas.openxmlformats.org/wordprocessingml/2006/main" xmlns:w14="http://schemas.microsoft.com/office/word/2010/wordml" xmlns:w15="http://schemas.microsoft.com/office/word/2012/wordml" xmlns:wne="http://schemas.microsoft.com/office/word/2006/wordml" xmlns:wpg="http://schemas.microsoft.com/office/word/2010/wordprocessingGroup" xmlns:wpi="http://schemas.microsoft.com/office/word/2010/wordprocessingInk" xmlns:wps="http://schemas.microsoft.com/office/word/2010/wordprocessingShape" mc:Ignorable="w14 w15 wp14">
+  <w:p/>
+</w:hdr>
 </file>
 
-<file path=word/header1.xml><?xml version="1.0" encoding="utf-8"?>
-<w:hdr xmlns:wpc="http://schemas.microsoft.com/office/word/2010/wordprocessingCanvas" xmlns:mc="http://schemas.openxmlformats.org/markup-compatibility/2006" xmlns:o="urn:schemas-microsoft-com:office:office" xmlns:r="http://schemas.openxmlformats.org/officeDocument/2006/relationships" xmlns:m="http://schemas.openxmlformats.org/officeDocument/2006/math" xmlns:v="urn:schemas-microsoft-com:vml" xmlns:wp14="http://schemas.microsoft.com/office/word/2010/wordprocessingDrawing" xmlns:wp="http://schemas.openxmlformats.org/drawingml/2006/wordprocessingDrawing" xmlns:w10="urn:schemas-microsoft-com:office:word" xmlns:w="http://schemas.openxmlformats.org/wordprocessingml/2006/main" xmlns:w14="http://schemas.microsoft.com/office/word/2010/wordml" xmlns:w15="http://schemas.microsoft.com/office/word/2012/wordml" xmlns:wpg="http://schemas.microsoft.com/office/word/2010/wordprocessingGroup" xmlns:wpi="http://schemas.microsoft.com/office/word/2010/wordprocessingInk" xmlns:wne="http://schemas.microsoft.com/office/word/2006/wordml" xmlns:wps="http://schemas.microsoft.com/office/word/2010/wordprocessingShape" xmlns:wpsCustomData="http://www.wps.cn/officeDocument/2013/wpsCustomData" mc:Ignorable="w14 w15 wp14">
+<file path=word/header2.xml><?xml version="1.0" encoding="utf-8"?>
+<w:hdr xmlns:wpc="http://schemas.microsoft.com/office/word/2010/wordprocessingCanvas" xmlns:mc="http://schemas.openxmlformats.org/markup-compatibility/2006" xmlns:o="urn:schemas-microsoft-com:office:office" xmlns:r="http://schemas.openxmlformats.org/officeDocument/2006/relationships" xmlns:m="http://schemas.openxmlformats.org/officeDocument/2006/math" xmlns:v="urn:schemas-microsoft-com:vml" xmlns:wp14="http://schemas.microsoft.com/office/word/2010/wordprocessingDrawing" xmlns:wp="http://schemas.openxmlformats.org/drawingml/2006/wordprocessingDrawing" xmlns:w10="urn:schemas-microsoft-com:office:word" xmlns:w="http://schemas.openxmlformats.org/wordprocessingml/2006/main" xmlns:w14="http://schemas.microsoft.com/office/word/2010/wordml" xmlns:w15="http://schemas.microsoft.com/office/word/2012/wordml" xmlns:wne="http://schemas.microsoft.com/office/word/2006/wordml" xmlns:wpg="http://schemas.microsoft.com/office/word/2010/wordprocessingGroup" xmlns:wpi="http://schemas.microsoft.com/office/word/2010/wordprocessingInk" xmlns:wps="http://schemas.microsoft.com/office/word/2010/wordprocessingShape" mc:Ignorable="w14 w15 wp14">
   <w:p>
     <w:pPr>
-      <w:pStyle w:val="15"/>
+      <w:pStyle w:val="Header"/>
       <w:pBdr>
-        <w:bottom w:val="single" w:color="auto" w:sz="4" w:space="1"/>
+        <w:bottom w:val="single" w:sz="4" w:space="1" w:color="auto"/>
       </w:pBdr>
       <w:tabs>
         <w:tab w:val="left" w:pos="335"/>
@@ -7809,65 +7654,39 @@
       </w:tabs>
       <w:jc w:val="right"/>
       <w:rPr>
-        <w:rFonts w:hint="eastAsia" w:eastAsiaTheme="minorEastAsia"/>
+        <w:rFonts w:eastAsiaTheme="minorEastAsia" w:hint="eastAsia"/>
         <w:lang w:eastAsia="zh-CN"/>
       </w:rPr>
     </w:pPr>
     <w:r>
       <w:rPr>
-        <w:rFonts w:hint="eastAsia" w:eastAsiaTheme="minorEastAsia"/>
+        <w:rFonts w:eastAsiaTheme="minorEastAsia" w:hint="eastAsia"/>
         <w:lang w:val="en-US" w:eastAsia="zh-CN"/>
       </w:rPr>
       <w:tab/>
       <w:tab/>
       <w:t>重庆市鹧鸪哨信息技术有限责任公司</w:t>
     </w:r>
-    <w:r>
-      <w:rPr>
-        <w:rFonts w:hint="eastAsia" w:eastAsiaTheme="minorEastAsia"/>
-        <w:lang w:val="en-US" w:eastAsia="zh-CN"/>
-      </w:rPr>
-    </w:r>
-    <w:r>
-      <w:rPr>
-        <w:rFonts w:hint="eastAsia" w:eastAsiaTheme="minorEastAsia"/>
-        <w:lang w:val="en-US" w:eastAsia="zh-CN"/>
-      </w:rPr>
-    </w:r>
-  </w:p>
-</w:hdr>
-</file>
-
-<file path=word/header2.xml><?xml version="1.0" encoding="utf-8"?>
-<w:hdr xmlns:m="http://schemas.openxmlformats.org/officeDocument/2006/math" xmlns:mc="http://schemas.openxmlformats.org/markup-compatibility/2006" xmlns:mo="http://schemas.microsoft.com/office/mac/office/2008/main" xmlns:mv="urn:schemas-microsoft-com:mac:vml" xmlns:o="urn:schemas-microsoft-com:office:office" xmlns:r="http://schemas.openxmlformats.org/officeDocument/2006/relationships" xmlns:v="urn:schemas-microsoft-com:vml" xmlns:w10="urn:schemas-microsoft-com:office:word" xmlns:w14="http://schemas.microsoft.com/office/word/2010/wordml" xmlns:w="http://schemas.openxmlformats.org/wordprocessingml/2006/main" xmlns:wne="http://schemas.microsoft.com/office/word/2006/wordml" xmlns:wp14="http://schemas.microsoft.com/office/word/2010/wordprocessingDrawing" xmlns:wp="http://schemas.openxmlformats.org/drawingml/2006/wordprocessingDrawing" xmlns:wpc="http://schemas.microsoft.com/office/word/2010/wordprocessingCanvas" xmlns:wpg="http://schemas.microsoft.com/office/word/2010/wordprocessingGroup" xmlns:wpi="http://schemas.microsoft.com/office/word/2010/wordprocessingInk" xmlns:wps="http://schemas.microsoft.com/office/word/2010/wordprocessingShape" mc:Ignorable="w14 wp14">
-  <w:p>
-    <w:pPr>
-      <w:pStyle w:val="Header"/>
-    </w:pPr>
   </w:p>
 </w:hdr>
 </file>
 
 <file path=word/header3.xml><?xml version="1.0" encoding="utf-8"?>
-<w:hdr xmlns:m="http://schemas.openxmlformats.org/officeDocument/2006/math" xmlns:mc="http://schemas.openxmlformats.org/markup-compatibility/2006" xmlns:mo="http://schemas.microsoft.com/office/mac/office/2008/main" xmlns:mv="urn:schemas-microsoft-com:mac:vml" xmlns:o="urn:schemas-microsoft-com:office:office" xmlns:r="http://schemas.openxmlformats.org/officeDocument/2006/relationships" xmlns:v="urn:schemas-microsoft-com:vml" xmlns:w10="urn:schemas-microsoft-com:office:word" xmlns:w14="http://schemas.microsoft.com/office/word/2010/wordml" xmlns:w="http://schemas.openxmlformats.org/wordprocessingml/2006/main" xmlns:wne="http://schemas.microsoft.com/office/word/2006/wordml" xmlns:wp14="http://schemas.microsoft.com/office/word/2010/wordprocessingDrawing" xmlns:wp="http://schemas.openxmlformats.org/drawingml/2006/wordprocessingDrawing" xmlns:wpc="http://schemas.microsoft.com/office/word/2010/wordprocessingCanvas" xmlns:wpg="http://schemas.microsoft.com/office/word/2010/wordprocessingGroup" xmlns:wpi="http://schemas.microsoft.com/office/word/2010/wordprocessingInk" xmlns:wps="http://schemas.microsoft.com/office/word/2010/wordprocessingShape" mc:Ignorable="w14 wp14">
-  <w:p>
-    <w:pPr>
-      <w:pStyle w:val="Header"/>
-    </w:pPr>
-  </w:p>
+<w:hdr xmlns:wpc="http://schemas.microsoft.com/office/word/2010/wordprocessingCanvas" xmlns:mc="http://schemas.openxmlformats.org/markup-compatibility/2006" xmlns:o="urn:schemas-microsoft-com:office:office" xmlns:r="http://schemas.openxmlformats.org/officeDocument/2006/relationships" xmlns:m="http://schemas.openxmlformats.org/officeDocument/2006/math" xmlns:v="urn:schemas-microsoft-com:vml" xmlns:wp14="http://schemas.microsoft.com/office/word/2010/wordprocessingDrawing" xmlns:wp="http://schemas.openxmlformats.org/drawingml/2006/wordprocessingDrawing" xmlns:w10="urn:schemas-microsoft-com:office:word" xmlns:w="http://schemas.openxmlformats.org/wordprocessingml/2006/main" xmlns:w14="http://schemas.microsoft.com/office/word/2010/wordml" xmlns:w15="http://schemas.microsoft.com/office/word/2012/wordml" xmlns:wne="http://schemas.microsoft.com/office/word/2006/wordml" xmlns:wpg="http://schemas.microsoft.com/office/word/2010/wordprocessingGroup" xmlns:wpi="http://schemas.microsoft.com/office/word/2010/wordprocessingInk" xmlns:wps="http://schemas.microsoft.com/office/word/2010/wordprocessingShape" mc:Ignorable="w14 w15 wp14">
+  <w:p/>
 </w:hdr>
 </file>
 
 <file path=word/numbering.xml><?xml version="1.0" encoding="utf-8"?>
-<w:numbering xmlns:wpc="http://schemas.microsoft.com/office/word/2010/wordprocessingCanvas" xmlns:mc="http://schemas.openxmlformats.org/markup-compatibility/2006" xmlns:o="urn:schemas-microsoft-com:office:office" xmlns:r="http://schemas.openxmlformats.org/officeDocument/2006/relationships" xmlns:m="http://schemas.openxmlformats.org/officeDocument/2006/math" xmlns:v="urn:schemas-microsoft-com:vml" xmlns:wp14="http://schemas.microsoft.com/office/word/2010/wordprocessingDrawing" xmlns:wp="http://schemas.openxmlformats.org/drawingml/2006/wordprocessingDrawing" xmlns:w10="urn:schemas-microsoft-com:office:word" xmlns:w="http://schemas.openxmlformats.org/wordprocessingml/2006/main" xmlns:w14="http://schemas.microsoft.com/office/word/2010/wordml" xmlns:wpg="http://schemas.microsoft.com/office/word/2010/wordprocessingGroup" xmlns:wpi="http://schemas.microsoft.com/office/word/2010/wordprocessingInk" xmlns:wne="http://schemas.microsoft.com/office/word/2006/wordml" xmlns:wps="http://schemas.microsoft.com/office/word/2010/wordprocessingShape" xmlns:wpsCustomData="http://www.wps.cn/officeDocument/2013/wpsCustomData" mc:Ignorable="w14 wp14">
+<w:numbering xmlns:wpc="http://schemas.microsoft.com/office/word/2010/wordprocessingCanvas" xmlns:mc="http://schemas.openxmlformats.org/markup-compatibility/2006" xmlns:o="urn:schemas-microsoft-com:office:office" xmlns:r="http://schemas.openxmlformats.org/officeDocument/2006/relationships" xmlns:m="http://schemas.openxmlformats.org/officeDocument/2006/math" xmlns:v="urn:schemas-microsoft-com:vml" xmlns:wp14="http://schemas.microsoft.com/office/word/2010/wordprocessingDrawing" xmlns:wp="http://schemas.openxmlformats.org/drawingml/2006/wordprocessingDrawing" xmlns:w10="urn:schemas-microsoft-com:office:word" xmlns:w="http://schemas.openxmlformats.org/wordprocessingml/2006/main" xmlns:w14="http://schemas.microsoft.com/office/word/2010/wordml" xmlns:w15="http://schemas.microsoft.com/office/word/2012/wordml" xmlns:wne="http://schemas.microsoft.com/office/word/2006/wordml" xmlns:wpg="http://schemas.microsoft.com/office/word/2010/wordprocessingGroup" xmlns:wpi="http://schemas.microsoft.com/office/word/2010/wordprocessingInk" xmlns:wps="http://schemas.microsoft.com/office/word/2010/wordprocessingShape" mc:Ignorable="w14 w15 wp14">
   <w:abstractNum w:abstractNumId="0">
     <w:nsid w:val="8E964DCE"/>
     <w:multiLevelType w:val="multilevel"/>
     <w:tmpl w:val="8E964DCE"/>
-    <w:lvl w:ilvl="0" w:tentative="0">
+    <w:lvl w:ilvl="0">
       <w:start w:val="1"/>
       <w:numFmt w:val="decimal"/>
-      <w:pStyle w:val="2"/>
+      <w:pStyle w:val="Heading1"/>
       <w:lvlText w:val="%1."/>
       <w:lvlJc w:val="left"/>
       <w:pPr>
@@ -7877,10 +7696,10 @@
         <w:rFonts w:hint="default"/>
       </w:rPr>
     </w:lvl>
-    <w:lvl w:ilvl="1" w:tentative="0">
+    <w:lvl w:ilvl="1">
       <w:start w:val="1"/>
       <w:numFmt w:val="decimal"/>
-      <w:pStyle w:val="3"/>
+      <w:pStyle w:val="Heading2"/>
       <w:lvlText w:val="%1.%2."/>
       <w:lvlJc w:val="left"/>
       <w:pPr>
@@ -7890,10 +7709,10 @@
         <w:rFonts w:hint="default"/>
       </w:rPr>
     </w:lvl>
-    <w:lvl w:ilvl="2" w:tentative="0">
+    <w:lvl w:ilvl="2">
       <w:start w:val="1"/>
       <w:numFmt w:val="decimal"/>
-      <w:pStyle w:val="4"/>
+      <w:pStyle w:val="Heading3"/>
       <w:lvlText w:val="%1.%2.%3."/>
       <w:lvlJc w:val="left"/>
       <w:pPr>
@@ -7903,10 +7722,10 @@
         <w:rFonts w:hint="default"/>
       </w:rPr>
     </w:lvl>
-    <w:lvl w:ilvl="3" w:tentative="0">
+    <w:lvl w:ilvl="3">
       <w:start w:val="1"/>
       <w:numFmt w:val="decimal"/>
-      <w:pStyle w:val="5"/>
+      <w:pStyle w:val="Heading4"/>
       <w:lvlText w:val="%1.%2.%3.%4."/>
       <w:lvlJc w:val="left"/>
       <w:pPr>
@@ -7916,10 +7735,10 @@
         <w:rFonts w:hint="default"/>
       </w:rPr>
     </w:lvl>
-    <w:lvl w:ilvl="4" w:tentative="0">
+    <w:lvl w:ilvl="4">
       <w:start w:val="1"/>
       <w:numFmt w:val="decimal"/>
-      <w:pStyle w:val="6"/>
+      <w:pStyle w:val="Heading5"/>
       <w:lvlText w:val="%1.%2.%3.%4.%5."/>
       <w:lvlJc w:val="left"/>
       <w:pPr>
@@ -7929,10 +7748,10 @@
         <w:rFonts w:hint="default"/>
       </w:rPr>
     </w:lvl>
-    <w:lvl w:ilvl="5" w:tentative="0">
+    <w:lvl w:ilvl="5">
       <w:start w:val="1"/>
       <w:numFmt w:val="decimal"/>
-      <w:pStyle w:val="7"/>
+      <w:pStyle w:val="Heading6"/>
       <w:lvlText w:val="%1.%2.%3.%4.%5.%6."/>
       <w:lvlJc w:val="left"/>
       <w:pPr>
@@ -7942,10 +7761,10 @@
         <w:rFonts w:hint="default"/>
       </w:rPr>
     </w:lvl>
-    <w:lvl w:ilvl="6" w:tentative="0">
+    <w:lvl w:ilvl="6">
       <w:start w:val="1"/>
       <w:numFmt w:val="decimal"/>
-      <w:pStyle w:val="8"/>
+      <w:pStyle w:val="Heading7"/>
       <w:lvlText w:val="%1.%2.%3.%4.%5.%6.%7."/>
       <w:lvlJc w:val="left"/>
       <w:pPr>
@@ -7955,10 +7774,10 @@
         <w:rFonts w:hint="default"/>
       </w:rPr>
     </w:lvl>
-    <w:lvl w:ilvl="7" w:tentative="0">
+    <w:lvl w:ilvl="7">
       <w:start w:val="1"/>
       <w:numFmt w:val="decimal"/>
-      <w:pStyle w:val="9"/>
+      <w:pStyle w:val="Heading8"/>
       <w:lvlText w:val="%1.%2.%3.%4.%5.%6.%7.%8."/>
       <w:lvlJc w:val="left"/>
       <w:pPr>
@@ -7968,10 +7787,10 @@
         <w:rFonts w:hint="default"/>
       </w:rPr>
     </w:lvl>
-    <w:lvl w:ilvl="8" w:tentative="0">
+    <w:lvl w:ilvl="8">
       <w:start w:val="1"/>
       <w:numFmt w:val="decimal"/>
-      <w:pStyle w:val="10"/>
+      <w:pStyle w:val="Heading9"/>
       <w:lvlText w:val="%1.%2.%3.%4.%5.%6.%7.%8.%9."/>
       <w:lvlJc w:val="left"/>
       <w:pPr>
@@ -7986,7 +7805,7 @@
     <w:nsid w:val="99321E6F"/>
     <w:multiLevelType w:val="singleLevel"/>
     <w:tmpl w:val="99321E6F"/>
-    <w:lvl w:ilvl="0" w:tentative="0">
+    <w:lvl w:ilvl="0">
       <w:start w:val="1"/>
       <w:numFmt w:val="decimal"/>
       <w:lvlText w:val="%1."/>
@@ -8003,7 +7822,7 @@
     <w:nsid w:val="A76B1425"/>
     <w:multiLevelType w:val="singleLevel"/>
     <w:tmpl w:val="A76B1425"/>
-    <w:lvl w:ilvl="0" w:tentative="0">
+    <w:lvl w:ilvl="0">
       <w:start w:val="1"/>
       <w:numFmt w:val="decimal"/>
       <w:lvlText w:val="%1."/>
@@ -8020,7 +7839,7 @@
     <w:nsid w:val="D81445D8"/>
     <w:multiLevelType w:val="singleLevel"/>
     <w:tmpl w:val="D81445D8"/>
-    <w:lvl w:ilvl="0" w:tentative="0">
+    <w:lvl w:ilvl="0">
       <w:start w:val="1"/>
       <w:numFmt w:val="decimal"/>
       <w:lvlText w:val="%1."/>
@@ -8037,7 +7856,7 @@
     <w:nsid w:val="F9539CF3"/>
     <w:multiLevelType w:val="singleLevel"/>
     <w:tmpl w:val="F9539CF3"/>
-    <w:lvl w:ilvl="0" w:tentative="0">
+    <w:lvl w:ilvl="0">
       <w:start w:val="1"/>
       <w:numFmt w:val="decimal"/>
       <w:lvlText w:val="%1."/>
@@ -8054,7 +7873,7 @@
     <w:nsid w:val="FED56576"/>
     <w:multiLevelType w:val="singleLevel"/>
     <w:tmpl w:val="FED56576"/>
-    <w:lvl w:ilvl="0" w:tentative="0">
+    <w:lvl w:ilvl="0">
       <w:start w:val="1"/>
       <w:numFmt w:val="decimal"/>
       <w:lvlText w:val="%1."/>
@@ -8071,7 +7890,7 @@
     <w:nsid w:val="025AE9BF"/>
     <w:multiLevelType w:val="singleLevel"/>
     <w:tmpl w:val="025AE9BF"/>
-    <w:lvl w:ilvl="0" w:tentative="0">
+    <w:lvl w:ilvl="0">
       <w:start w:val="1"/>
       <w:numFmt w:val="decimal"/>
       <w:lvlText w:val="%1."/>
@@ -8088,7 +7907,7 @@
     <w:nsid w:val="38D49E58"/>
     <w:multiLevelType w:val="singleLevel"/>
     <w:tmpl w:val="38D49E58"/>
-    <w:lvl w:ilvl="0" w:tentative="0">
+    <w:lvl w:ilvl="0">
       <w:start w:val="1"/>
       <w:numFmt w:val="decimal"/>
       <w:lvlText w:val="%1."/>
@@ -8105,7 +7924,7 @@
     <w:nsid w:val="65FBFB8E"/>
     <w:multiLevelType w:val="singleLevel"/>
     <w:tmpl w:val="65FBFB8E"/>
-    <w:lvl w:ilvl="0" w:tentative="0">
+    <w:lvl w:ilvl="0">
       <w:start w:val="1"/>
       <w:numFmt w:val="decimal"/>
       <w:lvlText w:val="%1."/>
@@ -8149,269 +7968,267 @@
 </file>
 
 <file path=word/styles.xml><?xml version="1.0" encoding="utf-8"?>
-<w:styles xmlns:mc="http://schemas.openxmlformats.org/markup-compatibility/2006" xmlns:o="urn:schemas-microsoft-com:office:office" xmlns:r="http://schemas.openxmlformats.org/officeDocument/2006/relationships" xmlns:m="http://schemas.openxmlformats.org/officeDocument/2006/math" xmlns:v="urn:schemas-microsoft-com:vml" xmlns:w="http://schemas.openxmlformats.org/wordprocessingml/2006/main" xmlns:w14="http://schemas.microsoft.com/office/word/2010/wordml" xmlns:w10="urn:schemas-microsoft-com:office:word" xmlns:sl="http://schemas.openxmlformats.org/schemaLibrary/2006/main" xmlns:wpsCustomData="http://www.wps.cn/officeDocument/2013/wpsCustomData" mc:Ignorable="w14">
+<w:styles xmlns:mc="http://schemas.openxmlformats.org/markup-compatibility/2006" xmlns:r="http://schemas.openxmlformats.org/officeDocument/2006/relationships" xmlns:w="http://schemas.openxmlformats.org/wordprocessingml/2006/main" xmlns:w14="http://schemas.microsoft.com/office/word/2010/wordml" xmlns:w15="http://schemas.microsoft.com/office/word/2012/wordml" mc:Ignorable="w14 w15">
   <w:docDefaults>
     <w:rPrDefault>
       <w:rPr>
-        <w:rFonts w:ascii="Times New Roman" w:hAnsi="Times New Roman" w:eastAsia="宋体" w:cs="Times New Roman"/>
+        <w:rFonts w:ascii="Times New Roman" w:eastAsia="宋体" w:hAnsi="Times New Roman" w:cs="Times New Roman"/>
       </w:rPr>
     </w:rPrDefault>
     <w:pPrDefault/>
   </w:docDefaults>
-  <w:latentStyles w:count="260" w:defQFormat="0" w:defUnhideWhenUsed="1" w:defSemiHidden="1" w:defUIPriority="99" w:defLockedState="0">
-    <w:lsdException w:qFormat="1" w:unhideWhenUsed="0" w:uiPriority="0" w:semiHidden="0" w:name="Normal"/>
-    <w:lsdException w:qFormat="1" w:unhideWhenUsed="0" w:uiPriority="0" w:semiHidden="0" w:name="heading 1"/>
-    <w:lsdException w:qFormat="1" w:uiPriority="0" w:semiHidden="0" w:name="heading 2"/>
-    <w:lsdException w:qFormat="1" w:uiPriority="0" w:name="heading 3"/>
-    <w:lsdException w:qFormat="1" w:uiPriority="0" w:semiHidden="0" w:name="heading 4"/>
-    <w:lsdException w:qFormat="1" w:uiPriority="0" w:name="heading 5"/>
-    <w:lsdException w:qFormat="1" w:uiPriority="0" w:name="heading 6"/>
-    <w:lsdException w:qFormat="1" w:uiPriority="0" w:name="heading 7"/>
-    <w:lsdException w:qFormat="1" w:uiPriority="0" w:name="heading 8"/>
-    <w:lsdException w:qFormat="1" w:uiPriority="0" w:name="heading 9"/>
-    <w:lsdException w:unhideWhenUsed="0" w:uiPriority="0" w:semiHidden="0" w:name="index 1"/>
-    <w:lsdException w:unhideWhenUsed="0" w:uiPriority="0" w:semiHidden="0" w:name="index 2"/>
-    <w:lsdException w:unhideWhenUsed="0" w:uiPriority="0" w:semiHidden="0" w:name="index 3"/>
-    <w:lsdException w:unhideWhenUsed="0" w:uiPriority="0" w:semiHidden="0" w:name="index 4"/>
-    <w:lsdException w:unhideWhenUsed="0" w:uiPriority="0" w:semiHidden="0" w:name="index 5"/>
-    <w:lsdException w:unhideWhenUsed="0" w:uiPriority="0" w:semiHidden="0" w:name="index 6"/>
-    <w:lsdException w:unhideWhenUsed="0" w:uiPriority="0" w:semiHidden="0" w:name="index 7"/>
-    <w:lsdException w:unhideWhenUsed="0" w:uiPriority="0" w:semiHidden="0" w:name="index 8"/>
-    <w:lsdException w:unhideWhenUsed="0" w:uiPriority="0" w:semiHidden="0" w:name="index 9"/>
-    <w:lsdException w:qFormat="1" w:unhideWhenUsed="0" w:uiPriority="0" w:semiHidden="0" w:name="toc 1"/>
-    <w:lsdException w:qFormat="1" w:unhideWhenUsed="0" w:uiPriority="0" w:semiHidden="0" w:name="toc 2"/>
-    <w:lsdException w:qFormat="1" w:unhideWhenUsed="0" w:uiPriority="0" w:semiHidden="0" w:name="toc 3"/>
-    <w:lsdException w:unhideWhenUsed="0" w:uiPriority="0" w:semiHidden="0" w:name="toc 4"/>
-    <w:lsdException w:unhideWhenUsed="0" w:uiPriority="0" w:semiHidden="0" w:name="toc 5"/>
-    <w:lsdException w:unhideWhenUsed="0" w:uiPriority="0" w:semiHidden="0" w:name="toc 6"/>
-    <w:lsdException w:unhideWhenUsed="0" w:uiPriority="0" w:semiHidden="0" w:name="toc 7"/>
-    <w:lsdException w:unhideWhenUsed="0" w:uiPriority="0" w:semiHidden="0" w:name="toc 8"/>
-    <w:lsdException w:unhideWhenUsed="0" w:uiPriority="0" w:semiHidden="0" w:name="toc 9"/>
-    <w:lsdException w:unhideWhenUsed="0" w:uiPriority="0" w:semiHidden="0" w:name="Normal Indent"/>
-    <w:lsdException w:unhideWhenUsed="0" w:uiPriority="0" w:semiHidden="0" w:name="footnote text"/>
-    <w:lsdException w:qFormat="1" w:unhideWhenUsed="0" w:uiPriority="0" w:semiHidden="0" w:name="annotation text"/>
-    <w:lsdException w:qFormat="1" w:unhideWhenUsed="0" w:uiPriority="0" w:semiHidden="0" w:name="header"/>
-    <w:lsdException w:qFormat="1" w:unhideWhenUsed="0" w:uiPriority="0" w:semiHidden="0" w:name="footer"/>
-    <w:lsdException w:unhideWhenUsed="0" w:uiPriority="0" w:semiHidden="0" w:name="index heading"/>
-    <w:lsdException w:qFormat="1" w:uiPriority="0" w:name="caption"/>
-    <w:lsdException w:unhideWhenUsed="0" w:uiPriority="0" w:semiHidden="0" w:name="table of figures"/>
-    <w:lsdException w:unhideWhenUsed="0" w:uiPriority="0" w:semiHidden="0" w:name="envelope address"/>
-    <w:lsdException w:unhideWhenUsed="0" w:uiPriority="0" w:semiHidden="0" w:name="envelope return"/>
-    <w:lsdException w:unhideWhenUsed="0" w:uiPriority="0" w:semiHidden="0" w:name="footnote reference"/>
-    <w:lsdException w:unhideWhenUsed="0" w:uiPriority="0" w:semiHidden="0" w:name="annotation reference"/>
-    <w:lsdException w:unhideWhenUsed="0" w:uiPriority="0" w:semiHidden="0" w:name="line number"/>
-    <w:lsdException w:unhideWhenUsed="0" w:uiPriority="0" w:semiHidden="0" w:name="page number"/>
-    <w:lsdException w:unhideWhenUsed="0" w:uiPriority="0" w:semiHidden="0" w:name="endnote reference"/>
-    <w:lsdException w:unhideWhenUsed="0" w:uiPriority="0" w:semiHidden="0" w:name="endnote text"/>
-    <w:lsdException w:unhideWhenUsed="0" w:uiPriority="0" w:semiHidden="0" w:name="table of authorities"/>
-    <w:lsdException w:unhideWhenUsed="0" w:uiPriority="0" w:semiHidden="0" w:name="macro"/>
-    <w:lsdException w:unhideWhenUsed="0" w:uiPriority="0" w:semiHidden="0" w:name="toa heading"/>
-    <w:lsdException w:unhideWhenUsed="0" w:uiPriority="0" w:semiHidden="0" w:name="List"/>
-    <w:lsdException w:unhideWhenUsed="0" w:uiPriority="0" w:semiHidden="0" w:name="List Bullet"/>
-    <w:lsdException w:unhideWhenUsed="0" w:uiPriority="0" w:semiHidden="0" w:name="List Number"/>
-    <w:lsdException w:unhideWhenUsed="0" w:uiPriority="0" w:semiHidden="0" w:name="List 2"/>
-    <w:lsdException w:unhideWhenUsed="0" w:uiPriority="0" w:semiHidden="0" w:name="List 3"/>
-    <w:lsdException w:unhideWhenUsed="0" w:uiPriority="0" w:semiHidden="0" w:name="List 4"/>
-    <w:lsdException w:unhideWhenUsed="0" w:uiPriority="0" w:semiHidden="0" w:name="List 5"/>
-    <w:lsdException w:unhideWhenUsed="0" w:uiPriority="0" w:semiHidden="0" w:name="List Bullet 2"/>
-    <w:lsdException w:unhideWhenUsed="0" w:uiPriority="0" w:semiHidden="0" w:name="List Bullet 3"/>
-    <w:lsdException w:unhideWhenUsed="0" w:uiPriority="0" w:semiHidden="0" w:name="List Bullet 4"/>
-    <w:lsdException w:unhideWhenUsed="0" w:uiPriority="0" w:semiHidden="0" w:name="List Bullet 5"/>
-    <w:lsdException w:unhideWhenUsed="0" w:uiPriority="0" w:semiHidden="0" w:name="List Number 2"/>
-    <w:lsdException w:unhideWhenUsed="0" w:uiPriority="0" w:semiHidden="0" w:name="List Number 3"/>
-    <w:lsdException w:unhideWhenUsed="0" w:uiPriority="0" w:semiHidden="0" w:name="List Number 4"/>
-    <w:lsdException w:unhideWhenUsed="0" w:uiPriority="0" w:semiHidden="0" w:name="List Number 5"/>
-    <w:lsdException w:qFormat="1" w:unhideWhenUsed="0" w:uiPriority="0" w:semiHidden="0" w:name="Title"/>
-    <w:lsdException w:unhideWhenUsed="0" w:uiPriority="0" w:semiHidden="0" w:name="Closing"/>
-    <w:lsdException w:unhideWhenUsed="0" w:uiPriority="0" w:semiHidden="0" w:name="Signature"/>
-    <w:lsdException w:qFormat="1" w:unhideWhenUsed="0" w:uiPriority="0" w:name="Default Paragraph Font"/>
-    <w:lsdException w:qFormat="1" w:unhideWhenUsed="0" w:uiPriority="0" w:name="Body Text"/>
-    <w:lsdException w:unhideWhenUsed="0" w:uiPriority="0" w:semiHidden="0" w:name="Body Text Indent"/>
-    <w:lsdException w:unhideWhenUsed="0" w:uiPriority="0" w:semiHidden="0" w:name="List Continue"/>
-    <w:lsdException w:unhideWhenUsed="0" w:uiPriority="0" w:semiHidden="0" w:name="List Continue 2"/>
-    <w:lsdException w:unhideWhenUsed="0" w:uiPriority="0" w:semiHidden="0" w:name="List Continue 3"/>
-    <w:lsdException w:unhideWhenUsed="0" w:uiPriority="0" w:semiHidden="0" w:name="List Continue 4"/>
-    <w:lsdException w:unhideWhenUsed="0" w:uiPriority="0" w:semiHidden="0" w:name="List Continue 5"/>
-    <w:lsdException w:unhideWhenUsed="0" w:uiPriority="0" w:semiHidden="0" w:name="Message Header"/>
-    <w:lsdException w:qFormat="1" w:unhideWhenUsed="0" w:uiPriority="0" w:semiHidden="0" w:name="Subtitle"/>
-    <w:lsdException w:unhideWhenUsed="0" w:uiPriority="0" w:semiHidden="0" w:name="Salutation"/>
-    <w:lsdException w:unhideWhenUsed="0" w:uiPriority="0" w:semiHidden="0" w:name="Date"/>
-    <w:lsdException w:unhideWhenUsed="0" w:uiPriority="0" w:semiHidden="0" w:name="Body Text First Indent"/>
-    <w:lsdException w:unhideWhenUsed="0" w:uiPriority="0" w:semiHidden="0" w:name="Body Text First Indent 2"/>
-    <w:lsdException w:uiPriority="99" w:name="Note Heading"/>
-    <w:lsdException w:unhideWhenUsed="0" w:uiPriority="0" w:semiHidden="0" w:name="Body Text 2"/>
-    <w:lsdException w:unhideWhenUsed="0" w:uiPriority="0" w:semiHidden="0" w:name="Body Text 3"/>
-    <w:lsdException w:unhideWhenUsed="0" w:uiPriority="0" w:semiHidden="0" w:name="Body Text Indent 2"/>
-    <w:lsdException w:unhideWhenUsed="0" w:uiPriority="0" w:semiHidden="0" w:name="Body Text Indent 3"/>
-    <w:lsdException w:unhideWhenUsed="0" w:uiPriority="0" w:semiHidden="0" w:name="Block Text"/>
-    <w:lsdException w:unhideWhenUsed="0" w:uiPriority="0" w:semiHidden="0" w:name="Hyperlink"/>
-    <w:lsdException w:unhideWhenUsed="0" w:uiPriority="0" w:semiHidden="0" w:name="FollowedHyperlink"/>
-    <w:lsdException w:qFormat="1" w:unhideWhenUsed="0" w:uiPriority="0" w:semiHidden="0" w:name="Strong"/>
-    <w:lsdException w:qFormat="1" w:unhideWhenUsed="0" w:uiPriority="0" w:semiHidden="0" w:name="Emphasis"/>
-    <w:lsdException w:unhideWhenUsed="0" w:uiPriority="0" w:semiHidden="0" w:name="Document Map"/>
-    <w:lsdException w:unhideWhenUsed="0" w:uiPriority="0" w:semiHidden="0" w:name="Plain Text"/>
-    <w:lsdException w:unhideWhenUsed="0" w:uiPriority="0" w:semiHidden="0" w:name="E-mail Signature"/>
-    <w:lsdException w:qFormat="1" w:unhideWhenUsed="0" w:uiPriority="0" w:semiHidden="0" w:name="Normal (Web)"/>
-    <w:lsdException w:unhideWhenUsed="0" w:uiPriority="0" w:semiHidden="0" w:name="HTML Acronym"/>
-    <w:lsdException w:unhideWhenUsed="0" w:uiPriority="0" w:semiHidden="0" w:name="HTML Address"/>
-    <w:lsdException w:unhideWhenUsed="0" w:uiPriority="0" w:semiHidden="0" w:name="HTML Cite"/>
-    <w:lsdException w:unhideWhenUsed="0" w:uiPriority="0" w:semiHidden="0" w:name="HTML Code"/>
-    <w:lsdException w:unhideWhenUsed="0" w:uiPriority="0" w:semiHidden="0" w:name="HTML Definition"/>
-    <w:lsdException w:unhideWhenUsed="0" w:uiPriority="0" w:semiHidden="0" w:name="HTML Keyboard"/>
-    <w:lsdException w:unhideWhenUsed="0" w:uiPriority="0" w:semiHidden="0" w:name="HTML Preformatted"/>
-    <w:lsdException w:unhideWhenUsed="0" w:uiPriority="0" w:semiHidden="0" w:name="HTML Sample"/>
-    <w:lsdException w:unhideWhenUsed="0" w:uiPriority="0" w:semiHidden="0" w:name="HTML Typewriter"/>
-    <w:lsdException w:unhideWhenUsed="0" w:uiPriority="0" w:semiHidden="0" w:name="HTML Variable"/>
-    <w:lsdException w:qFormat="1" w:unhideWhenUsed="0" w:uiPriority="0" w:name="Normal Table"/>
-    <w:lsdException w:unhideWhenUsed="0" w:uiPriority="0" w:semiHidden="0" w:name="annotation subject"/>
-    <w:lsdException w:unhideWhenUsed="0" w:uiPriority="0" w:semiHidden="0" w:name="Table Simple 1"/>
-    <w:lsdException w:unhideWhenUsed="0" w:uiPriority="0" w:semiHidden="0" w:name="Table Simple 2"/>
-    <w:lsdException w:unhideWhenUsed="0" w:uiPriority="0" w:semiHidden="0" w:name="Table Simple 3"/>
-    <w:lsdException w:unhideWhenUsed="0" w:uiPriority="0" w:semiHidden="0" w:name="Table Classic 1"/>
-    <w:lsdException w:unhideWhenUsed="0" w:uiPriority="0" w:semiHidden="0" w:name="Table Classic 2"/>
-    <w:lsdException w:unhideWhenUsed="0" w:uiPriority="0" w:semiHidden="0" w:name="Table Classic 3"/>
-    <w:lsdException w:unhideWhenUsed="0" w:uiPriority="0" w:semiHidden="0" w:name="Table Classic 4"/>
-    <w:lsdException w:unhideWhenUsed="0" w:uiPriority="0" w:semiHidden="0" w:name="Table Colorful 1"/>
-    <w:lsdException w:unhideWhenUsed="0" w:uiPriority="0" w:semiHidden="0" w:name="Table Colorful 2"/>
-    <w:lsdException w:unhideWhenUsed="0" w:uiPriority="0" w:semiHidden="0" w:name="Table Colorful 3"/>
-    <w:lsdException w:unhideWhenUsed="0" w:uiPriority="0" w:semiHidden="0" w:name="Table Columns 1"/>
-    <w:lsdException w:unhideWhenUsed="0" w:uiPriority="0" w:semiHidden="0" w:name="Table Columns 2"/>
-    <w:lsdException w:unhideWhenUsed="0" w:uiPriority="0" w:semiHidden="0" w:name="Table Columns 3"/>
-    <w:lsdException w:unhideWhenUsed="0" w:uiPriority="0" w:semiHidden="0" w:name="Table Columns 4"/>
-    <w:lsdException w:unhideWhenUsed="0" w:uiPriority="0" w:semiHidden="0" w:name="Table Columns 5"/>
-    <w:lsdException w:unhideWhenUsed="0" w:uiPriority="0" w:semiHidden="0" w:name="Table Grid 1"/>
-    <w:lsdException w:unhideWhenUsed="0" w:uiPriority="0" w:semiHidden="0" w:name="Table Grid 2"/>
-    <w:lsdException w:unhideWhenUsed="0" w:uiPriority="0" w:semiHidden="0" w:name="Table Grid 3"/>
-    <w:lsdException w:unhideWhenUsed="0" w:uiPriority="0" w:semiHidden="0" w:name="Table Grid 4"/>
-    <w:lsdException w:unhideWhenUsed="0" w:uiPriority="0" w:semiHidden="0" w:name="Table Grid 5"/>
-    <w:lsdException w:unhideWhenUsed="0" w:uiPriority="0" w:semiHidden="0" w:name="Table Grid 6"/>
-    <w:lsdException w:unhideWhenUsed="0" w:uiPriority="0" w:semiHidden="0" w:name="Table Grid 7"/>
-    <w:lsdException w:unhideWhenUsed="0" w:uiPriority="0" w:semiHidden="0" w:name="Table Grid 8"/>
-    <w:lsdException w:unhideWhenUsed="0" w:uiPriority="0" w:semiHidden="0" w:name="Table List 1"/>
-    <w:lsdException w:unhideWhenUsed="0" w:uiPriority="0" w:semiHidden="0" w:name="Table List 2"/>
-    <w:lsdException w:unhideWhenUsed="0" w:uiPriority="0" w:semiHidden="0" w:name="Table List 3"/>
-    <w:lsdException w:unhideWhenUsed="0" w:uiPriority="0" w:semiHidden="0" w:name="Table List 4"/>
-    <w:lsdException w:unhideWhenUsed="0" w:uiPriority="0" w:semiHidden="0" w:name="Table List 5"/>
-    <w:lsdException w:unhideWhenUsed="0" w:uiPriority="0" w:semiHidden="0" w:name="Table List 6"/>
-    <w:lsdException w:unhideWhenUsed="0" w:uiPriority="0" w:semiHidden="0" w:name="Table List 7"/>
-    <w:lsdException w:unhideWhenUsed="0" w:uiPriority="0" w:semiHidden="0" w:name="Table List 8"/>
-    <w:lsdException w:unhideWhenUsed="0" w:uiPriority="0" w:semiHidden="0" w:name="Table 3D effects 1"/>
-    <w:lsdException w:unhideWhenUsed="0" w:uiPriority="0" w:semiHidden="0" w:name="Table 3D effects 2"/>
-    <w:lsdException w:unhideWhenUsed="0" w:uiPriority="0" w:semiHidden="0" w:name="Table 3D effects 3"/>
-    <w:lsdException w:unhideWhenUsed="0" w:uiPriority="0" w:semiHidden="0" w:name="Table Contemporary"/>
-    <w:lsdException w:unhideWhenUsed="0" w:uiPriority="0" w:semiHidden="0" w:name="Table Elegant"/>
-    <w:lsdException w:unhideWhenUsed="0" w:uiPriority="0" w:semiHidden="0" w:name="Table Professional"/>
-    <w:lsdException w:unhideWhenUsed="0" w:uiPriority="0" w:semiHidden="0" w:name="Table Subtle 1"/>
-    <w:lsdException w:unhideWhenUsed="0" w:uiPriority="0" w:semiHidden="0" w:name="Table Subtle 2"/>
-    <w:lsdException w:unhideWhenUsed="0" w:uiPriority="0" w:semiHidden="0" w:name="Table Web 1"/>
-    <w:lsdException w:unhideWhenUsed="0" w:uiPriority="0" w:semiHidden="0" w:name="Table Web 2"/>
-    <w:lsdException w:unhideWhenUsed="0" w:uiPriority="0" w:semiHidden="0" w:name="Table Web 3"/>
-    <w:lsdException w:unhideWhenUsed="0" w:uiPriority="0" w:semiHidden="0" w:name="Balloon Text"/>
-    <w:lsdException w:qFormat="1" w:unhideWhenUsed="0" w:uiPriority="0" w:semiHidden="0" w:name="Table Grid"/>
-    <w:lsdException w:unhideWhenUsed="0" w:uiPriority="0" w:semiHidden="0" w:name="Table Theme"/>
-    <w:lsdException w:unhideWhenUsed="0" w:uiPriority="60" w:semiHidden="0" w:name="Light Shading"/>
-    <w:lsdException w:unhideWhenUsed="0" w:uiPriority="61" w:semiHidden="0" w:name="Light List"/>
-    <w:lsdException w:unhideWhenUsed="0" w:uiPriority="62" w:semiHidden="0" w:name="Light Grid"/>
-    <w:lsdException w:unhideWhenUsed="0" w:uiPriority="63" w:semiHidden="0" w:name="Medium Shading 1"/>
-    <w:lsdException w:unhideWhenUsed="0" w:uiPriority="64" w:semiHidden="0" w:name="Medium Shading 2"/>
-    <w:lsdException w:unhideWhenUsed="0" w:uiPriority="65" w:semiHidden="0" w:name="Medium List 1"/>
-    <w:lsdException w:unhideWhenUsed="0" w:uiPriority="66" w:semiHidden="0" w:name="Medium List 2"/>
-    <w:lsdException w:unhideWhenUsed="0" w:uiPriority="67" w:semiHidden="0" w:name="Medium Grid 1"/>
-    <w:lsdException w:unhideWhenUsed="0" w:uiPriority="68" w:semiHidden="0" w:name="Medium Grid 2"/>
-    <w:lsdException w:unhideWhenUsed="0" w:uiPriority="69" w:semiHidden="0" w:name="Medium Grid 3"/>
-    <w:lsdException w:unhideWhenUsed="0" w:uiPriority="70" w:semiHidden="0" w:name="Dark List"/>
-    <w:lsdException w:unhideWhenUsed="0" w:uiPriority="71" w:semiHidden="0" w:name="Colorful Shading"/>
-    <w:lsdException w:unhideWhenUsed="0" w:uiPriority="72" w:semiHidden="0" w:name="Colorful List"/>
-    <w:lsdException w:unhideWhenUsed="0" w:uiPriority="73" w:semiHidden="0" w:name="Colorful Grid"/>
-    <w:lsdException w:unhideWhenUsed="0" w:uiPriority="60" w:semiHidden="0" w:name="Light Shading Accent 1"/>
-    <w:lsdException w:unhideWhenUsed="0" w:uiPriority="61" w:semiHidden="0" w:name="Light List Accent 1"/>
-    <w:lsdException w:unhideWhenUsed="0" w:uiPriority="62" w:semiHidden="0" w:name="Light Grid Accent 1"/>
-    <w:lsdException w:unhideWhenUsed="0" w:uiPriority="63" w:semiHidden="0" w:name="Medium Shading 1 Accent 1"/>
-    <w:lsdException w:unhideWhenUsed="0" w:uiPriority="64" w:semiHidden="0" w:name="Medium Shading 2 Accent 1"/>
-    <w:lsdException w:unhideWhenUsed="0" w:uiPriority="65" w:semiHidden="0" w:name="Medium List 1 Accent 1"/>
-    <w:lsdException w:unhideWhenUsed="0" w:uiPriority="66" w:semiHidden="0" w:name="Medium List 2 Accent 1"/>
-    <w:lsdException w:unhideWhenUsed="0" w:uiPriority="67" w:semiHidden="0" w:name="Medium Grid 1 Accent 1"/>
-    <w:lsdException w:unhideWhenUsed="0" w:uiPriority="68" w:semiHidden="0" w:name="Medium Grid 2 Accent 1"/>
-    <w:lsdException w:unhideWhenUsed="0" w:uiPriority="69" w:semiHidden="0" w:name="Medium Grid 3 Accent 1"/>
-    <w:lsdException w:unhideWhenUsed="0" w:uiPriority="70" w:semiHidden="0" w:name="Dark List Accent 1"/>
-    <w:lsdException w:unhideWhenUsed="0" w:uiPriority="71" w:semiHidden="0" w:name="Colorful Shading Accent 1"/>
-    <w:lsdException w:unhideWhenUsed="0" w:uiPriority="72" w:semiHidden="0" w:name="Colorful List Accent 1"/>
-    <w:lsdException w:unhideWhenUsed="0" w:uiPriority="73" w:semiHidden="0" w:name="Colorful Grid Accent 1"/>
-    <w:lsdException w:unhideWhenUsed="0" w:uiPriority="60" w:semiHidden="0" w:name="Light Shading Accent 2"/>
-    <w:lsdException w:unhideWhenUsed="0" w:uiPriority="61" w:semiHidden="0" w:name="Light List Accent 2"/>
-    <w:lsdException w:unhideWhenUsed="0" w:uiPriority="62" w:semiHidden="0" w:name="Light Grid Accent 2"/>
-    <w:lsdException w:unhideWhenUsed="0" w:uiPriority="63" w:semiHidden="0" w:name="Medium Shading 1 Accent 2"/>
-    <w:lsdException w:unhideWhenUsed="0" w:uiPriority="64" w:semiHidden="0" w:name="Medium Shading 2 Accent 2"/>
-    <w:lsdException w:unhideWhenUsed="0" w:uiPriority="65" w:semiHidden="0" w:name="Medium List 1 Accent 2"/>
-    <w:lsdException w:unhideWhenUsed="0" w:uiPriority="66" w:semiHidden="0" w:name="Medium List 2 Accent 2"/>
-    <w:lsdException w:unhideWhenUsed="0" w:uiPriority="67" w:semiHidden="0" w:name="Medium Grid 1 Accent 2"/>
-    <w:lsdException w:unhideWhenUsed="0" w:uiPriority="68" w:semiHidden="0" w:name="Medium Grid 2 Accent 2"/>
-    <w:lsdException w:unhideWhenUsed="0" w:uiPriority="69" w:semiHidden="0" w:name="Medium Grid 3 Accent 2"/>
-    <w:lsdException w:unhideWhenUsed="0" w:uiPriority="70" w:semiHidden="0" w:name="Dark List Accent 2"/>
-    <w:lsdException w:unhideWhenUsed="0" w:uiPriority="71" w:semiHidden="0" w:name="Colorful Shading Accent 2"/>
-    <w:lsdException w:unhideWhenUsed="0" w:uiPriority="72" w:semiHidden="0" w:name="Colorful List Accent 2"/>
-    <w:lsdException w:unhideWhenUsed="0" w:uiPriority="73" w:semiHidden="0" w:name="Colorful Grid Accent 2"/>
-    <w:lsdException w:unhideWhenUsed="0" w:uiPriority="60" w:semiHidden="0" w:name="Light Shading Accent 3"/>
-    <w:lsdException w:unhideWhenUsed="0" w:uiPriority="61" w:semiHidden="0" w:name="Light List Accent 3"/>
-    <w:lsdException w:unhideWhenUsed="0" w:uiPriority="62" w:semiHidden="0" w:name="Light Grid Accent 3"/>
-    <w:lsdException w:unhideWhenUsed="0" w:uiPriority="63" w:semiHidden="0" w:name="Medium Shading 1 Accent 3"/>
-    <w:lsdException w:unhideWhenUsed="0" w:uiPriority="64" w:semiHidden="0" w:name="Medium Shading 2 Accent 3"/>
-    <w:lsdException w:unhideWhenUsed="0" w:uiPriority="65" w:semiHidden="0" w:name="Medium List 1 Accent 3"/>
-    <w:lsdException w:unhideWhenUsed="0" w:uiPriority="66" w:semiHidden="0" w:name="Medium List 2 Accent 3"/>
-    <w:lsdException w:unhideWhenUsed="0" w:uiPriority="67" w:semiHidden="0" w:name="Medium Grid 1 Accent 3"/>
-    <w:lsdException w:unhideWhenUsed="0" w:uiPriority="68" w:semiHidden="0" w:name="Medium Grid 2 Accent 3"/>
-    <w:lsdException w:unhideWhenUsed="0" w:uiPriority="69" w:semiHidden="0" w:name="Medium Grid 3 Accent 3"/>
-    <w:lsdException w:unhideWhenUsed="0" w:uiPriority="70" w:semiHidden="0" w:name="Dark List Accent 3"/>
-    <w:lsdException w:unhideWhenUsed="0" w:uiPriority="71" w:semiHidden="0" w:name="Colorful Shading Accent 3"/>
-    <w:lsdException w:unhideWhenUsed="0" w:uiPriority="72" w:semiHidden="0" w:name="Colorful List Accent 3"/>
-    <w:lsdException w:unhideWhenUsed="0" w:uiPriority="73" w:semiHidden="0" w:name="Colorful Grid Accent 3"/>
-    <w:lsdException w:unhideWhenUsed="0" w:uiPriority="60" w:semiHidden="0" w:name="Light Shading Accent 4"/>
-    <w:lsdException w:unhideWhenUsed="0" w:uiPriority="61" w:semiHidden="0" w:name="Light List Accent 4"/>
-    <w:lsdException w:unhideWhenUsed="0" w:uiPriority="62" w:semiHidden="0" w:name="Light Grid Accent 4"/>
-    <w:lsdException w:unhideWhenUsed="0" w:uiPriority="63" w:semiHidden="0" w:name="Medium Shading 1 Accent 4"/>
-    <w:lsdException w:unhideWhenUsed="0" w:uiPriority="64" w:semiHidden="0" w:name="Medium Shading 2 Accent 4"/>
-    <w:lsdException w:unhideWhenUsed="0" w:uiPriority="65" w:semiHidden="0" w:name="Medium List 1 Accent 4"/>
-    <w:lsdException w:unhideWhenUsed="0" w:uiPriority="66" w:semiHidden="0" w:name="Medium List 2 Accent 4"/>
-    <w:lsdException w:unhideWhenUsed="0" w:uiPriority="67" w:semiHidden="0" w:name="Medium Grid 1 Accent 4"/>
-    <w:lsdException w:unhideWhenUsed="0" w:uiPriority="68" w:semiHidden="0" w:name="Medium Grid 2 Accent 4"/>
-    <w:lsdException w:unhideWhenUsed="0" w:uiPriority="69" w:semiHidden="0" w:name="Medium Grid 3 Accent 4"/>
-    <w:lsdException w:unhideWhenUsed="0" w:uiPriority="70" w:semiHidden="0" w:name="Dark List Accent 4"/>
-    <w:lsdException w:unhideWhenUsed="0" w:uiPriority="71" w:semiHidden="0" w:name="Colorful Shading Accent 4"/>
-    <w:lsdException w:unhideWhenUsed="0" w:uiPriority="72" w:semiHidden="0" w:name="Colorful List Accent 4"/>
-    <w:lsdException w:unhideWhenUsed="0" w:uiPriority="73" w:semiHidden="0" w:name="Colorful Grid Accent 4"/>
-    <w:lsdException w:unhideWhenUsed="0" w:uiPriority="60" w:semiHidden="0" w:name="Light Shading Accent 5"/>
-    <w:lsdException w:unhideWhenUsed="0" w:uiPriority="61" w:semiHidden="0" w:name="Light List Accent 5"/>
-    <w:lsdException w:unhideWhenUsed="0" w:uiPriority="62" w:semiHidden="0" w:name="Light Grid Accent 5"/>
-    <w:lsdException w:unhideWhenUsed="0" w:uiPriority="63" w:semiHidden="0" w:name="Medium Shading 1 Accent 5"/>
-    <w:lsdException w:unhideWhenUsed="0" w:uiPriority="64" w:semiHidden="0" w:name="Medium Shading 2 Accent 5"/>
-    <w:lsdException w:unhideWhenUsed="0" w:uiPriority="65" w:semiHidden="0" w:name="Medium List 1 Accent 5"/>
-    <w:lsdException w:unhideWhenUsed="0" w:uiPriority="66" w:semiHidden="0" w:name="Medium List 2 Accent 5"/>
-    <w:lsdException w:unhideWhenUsed="0" w:uiPriority="67" w:semiHidden="0" w:name="Medium Grid 1 Accent 5"/>
-    <w:lsdException w:unhideWhenUsed="0" w:uiPriority="68" w:semiHidden="0" w:name="Medium Grid 2 Accent 5"/>
-    <w:lsdException w:unhideWhenUsed="0" w:uiPriority="69" w:semiHidden="0" w:name="Medium Grid 3 Accent 5"/>
-    <w:lsdException w:unhideWhenUsed="0" w:uiPriority="70" w:semiHidden="0" w:name="Dark List Accent 5"/>
-    <w:lsdException w:unhideWhenUsed="0" w:uiPriority="71" w:semiHidden="0" w:name="Colorful Shading Accent 5"/>
-    <w:lsdException w:unhideWhenUsed="0" w:uiPriority="72" w:semiHidden="0" w:name="Colorful List Accent 5"/>
-    <w:lsdException w:unhideWhenUsed="0" w:uiPriority="73" w:semiHidden="0" w:name="Colorful Grid Accent 5"/>
-    <w:lsdException w:unhideWhenUsed="0" w:uiPriority="60" w:semiHidden="0" w:name="Light Shading Accent 6"/>
-    <w:lsdException w:unhideWhenUsed="0" w:uiPriority="61" w:semiHidden="0" w:name="Light List Accent 6"/>
-    <w:lsdException w:unhideWhenUsed="0" w:uiPriority="62" w:semiHidden="0" w:name="Light Grid Accent 6"/>
-    <w:lsdException w:unhideWhenUsed="0" w:uiPriority="63" w:semiHidden="0" w:name="Medium Shading 1 Accent 6"/>
-    <w:lsdException w:unhideWhenUsed="0" w:uiPriority="64" w:semiHidden="0" w:name="Medium Shading 2 Accent 6"/>
-    <w:lsdException w:unhideWhenUsed="0" w:uiPriority="65" w:semiHidden="0" w:name="Medium List 1 Accent 6"/>
-    <w:lsdException w:unhideWhenUsed="0" w:uiPriority="66" w:semiHidden="0" w:name="Medium List 2 Accent 6"/>
-    <w:lsdException w:unhideWhenUsed="0" w:uiPriority="67" w:semiHidden="0" w:name="Medium Grid 1 Accent 6"/>
-    <w:lsdException w:unhideWhenUsed="0" w:uiPriority="68" w:semiHidden="0" w:name="Medium Grid 2 Accent 6"/>
-    <w:lsdException w:unhideWhenUsed="0" w:uiPriority="69" w:semiHidden="0" w:name="Medium Grid 3 Accent 6"/>
-    <w:lsdException w:unhideWhenUsed="0" w:uiPriority="70" w:semiHidden="0" w:name="Dark List Accent 6"/>
-    <w:lsdException w:unhideWhenUsed="0" w:uiPriority="71" w:semiHidden="0" w:name="Colorful Shading Accent 6"/>
-    <w:lsdException w:unhideWhenUsed="0" w:uiPriority="72" w:semiHidden="0" w:name="Colorful List Accent 6"/>
-    <w:lsdException w:unhideWhenUsed="0" w:uiPriority="73" w:semiHidden="0" w:name="Colorful Grid Accent 6"/>
+  <w:latentStyles w:defLockedState="0" w:defUIPriority="99" w:defSemiHidden="1" w:defUnhideWhenUsed="1" w:defQFormat="0" w:count="260">
+    <w:lsdException w:name="Normal" w:semiHidden="0" w:uiPriority="0" w:unhideWhenUsed="0" w:qFormat="1"/>
+    <w:lsdException w:name="heading 1" w:semiHidden="0" w:uiPriority="0" w:unhideWhenUsed="0" w:qFormat="1"/>
+    <w:lsdException w:name="heading 2" w:semiHidden="0" w:uiPriority="0" w:qFormat="1"/>
+    <w:lsdException w:name="heading 3" w:uiPriority="0" w:qFormat="1"/>
+    <w:lsdException w:name="heading 4" w:semiHidden="0" w:uiPriority="0" w:qFormat="1"/>
+    <w:lsdException w:name="heading 5" w:uiPriority="0" w:qFormat="1"/>
+    <w:lsdException w:name="heading 6" w:uiPriority="0" w:qFormat="1"/>
+    <w:lsdException w:name="heading 7" w:uiPriority="0" w:qFormat="1"/>
+    <w:lsdException w:name="heading 8" w:uiPriority="0" w:qFormat="1"/>
+    <w:lsdException w:name="heading 9" w:uiPriority="0" w:qFormat="1"/>
+    <w:lsdException w:name="index 1" w:semiHidden="0" w:uiPriority="0" w:unhideWhenUsed="0"/>
+    <w:lsdException w:name="index 2" w:semiHidden="0" w:uiPriority="0" w:unhideWhenUsed="0"/>
+    <w:lsdException w:name="index 3" w:semiHidden="0" w:uiPriority="0" w:unhideWhenUsed="0"/>
+    <w:lsdException w:name="index 4" w:semiHidden="0" w:uiPriority="0" w:unhideWhenUsed="0"/>
+    <w:lsdException w:name="index 5" w:semiHidden="0" w:uiPriority="0" w:unhideWhenUsed="0"/>
+    <w:lsdException w:name="index 6" w:semiHidden="0" w:uiPriority="0" w:unhideWhenUsed="0"/>
+    <w:lsdException w:name="index 7" w:semiHidden="0" w:uiPriority="0" w:unhideWhenUsed="0"/>
+    <w:lsdException w:name="index 8" w:semiHidden="0" w:uiPriority="0" w:unhideWhenUsed="0"/>
+    <w:lsdException w:name="index 9" w:semiHidden="0" w:uiPriority="0" w:unhideWhenUsed="0"/>
+    <w:lsdException w:name="toc 1" w:semiHidden="0" w:uiPriority="0" w:unhideWhenUsed="0" w:qFormat="1"/>
+    <w:lsdException w:name="toc 2" w:semiHidden="0" w:uiPriority="0" w:unhideWhenUsed="0" w:qFormat="1"/>
+    <w:lsdException w:name="toc 3" w:semiHidden="0" w:uiPriority="0" w:unhideWhenUsed="0" w:qFormat="1"/>
+    <w:lsdException w:name="toc 4" w:semiHidden="0" w:uiPriority="0" w:unhideWhenUsed="0"/>
+    <w:lsdException w:name="toc 5" w:semiHidden="0" w:uiPriority="0" w:unhideWhenUsed="0"/>
+    <w:lsdException w:name="toc 6" w:semiHidden="0" w:uiPriority="0" w:unhideWhenUsed="0"/>
+    <w:lsdException w:name="toc 7" w:semiHidden="0" w:uiPriority="0" w:unhideWhenUsed="0"/>
+    <w:lsdException w:name="toc 8" w:semiHidden="0" w:uiPriority="0" w:unhideWhenUsed="0"/>
+    <w:lsdException w:name="toc 9" w:semiHidden="0" w:uiPriority="0" w:unhideWhenUsed="0"/>
+    <w:lsdException w:name="Normal Indent" w:semiHidden="0" w:uiPriority="0" w:unhideWhenUsed="0"/>
+    <w:lsdException w:name="footnote text" w:semiHidden="0" w:uiPriority="0" w:unhideWhenUsed="0"/>
+    <w:lsdException w:name="annotation text" w:semiHidden="0" w:uiPriority="0" w:unhideWhenUsed="0" w:qFormat="1"/>
+    <w:lsdException w:name="header" w:semiHidden="0" w:uiPriority="0" w:unhideWhenUsed="0" w:qFormat="1"/>
+    <w:lsdException w:name="footer" w:semiHidden="0" w:uiPriority="0" w:unhideWhenUsed="0" w:qFormat="1"/>
+    <w:lsdException w:name="index heading" w:semiHidden="0" w:uiPriority="0" w:unhideWhenUsed="0"/>
+    <w:lsdException w:name="caption" w:uiPriority="0" w:qFormat="1"/>
+    <w:lsdException w:name="table of figures" w:semiHidden="0" w:uiPriority="0" w:unhideWhenUsed="0"/>
+    <w:lsdException w:name="envelope address" w:semiHidden="0" w:uiPriority="0" w:unhideWhenUsed="0"/>
+    <w:lsdException w:name="envelope return" w:semiHidden="0" w:uiPriority="0" w:unhideWhenUsed="0"/>
+    <w:lsdException w:name="footnote reference" w:semiHidden="0" w:uiPriority="0" w:unhideWhenUsed="0"/>
+    <w:lsdException w:name="annotation reference" w:semiHidden="0" w:uiPriority="0" w:unhideWhenUsed="0"/>
+    <w:lsdException w:name="line number" w:semiHidden="0" w:uiPriority="0" w:unhideWhenUsed="0"/>
+    <w:lsdException w:name="page number" w:semiHidden="0" w:uiPriority="0" w:unhideWhenUsed="0"/>
+    <w:lsdException w:name="endnote reference" w:semiHidden="0" w:uiPriority="0" w:unhideWhenUsed="0"/>
+    <w:lsdException w:name="endnote text" w:semiHidden="0" w:uiPriority="0" w:unhideWhenUsed="0"/>
+    <w:lsdException w:name="table of authorities" w:semiHidden="0" w:uiPriority="0" w:unhideWhenUsed="0"/>
+    <w:lsdException w:name="macro" w:semiHidden="0" w:uiPriority="0" w:unhideWhenUsed="0"/>
+    <w:lsdException w:name="toa heading" w:semiHidden="0" w:uiPriority="0" w:unhideWhenUsed="0"/>
+    <w:lsdException w:name="List" w:semiHidden="0" w:uiPriority="0" w:unhideWhenUsed="0"/>
+    <w:lsdException w:name="List Bullet" w:semiHidden="0" w:uiPriority="0" w:unhideWhenUsed="0"/>
+    <w:lsdException w:name="List Number" w:semiHidden="0" w:uiPriority="0" w:unhideWhenUsed="0"/>
+    <w:lsdException w:name="List 2" w:semiHidden="0" w:uiPriority="0" w:unhideWhenUsed="0"/>
+    <w:lsdException w:name="List 3" w:semiHidden="0" w:uiPriority="0" w:unhideWhenUsed="0"/>
+    <w:lsdException w:name="List 4" w:semiHidden="0" w:uiPriority="0" w:unhideWhenUsed="0"/>
+    <w:lsdException w:name="List 5" w:semiHidden="0" w:uiPriority="0" w:unhideWhenUsed="0"/>
+    <w:lsdException w:name="List Bullet 2" w:semiHidden="0" w:uiPriority="0" w:unhideWhenUsed="0"/>
+    <w:lsdException w:name="List Bullet 3" w:semiHidden="0" w:uiPriority="0" w:unhideWhenUsed="0"/>
+    <w:lsdException w:name="List Bullet 4" w:semiHidden="0" w:uiPriority="0" w:unhideWhenUsed="0"/>
+    <w:lsdException w:name="List Bullet 5" w:semiHidden="0" w:uiPriority="0" w:unhideWhenUsed="0"/>
+    <w:lsdException w:name="List Number 2" w:semiHidden="0" w:uiPriority="0" w:unhideWhenUsed="0"/>
+    <w:lsdException w:name="List Number 3" w:semiHidden="0" w:uiPriority="0" w:unhideWhenUsed="0"/>
+    <w:lsdException w:name="List Number 4" w:semiHidden="0" w:uiPriority="0" w:unhideWhenUsed="0"/>
+    <w:lsdException w:name="List Number 5" w:semiHidden="0" w:uiPriority="0" w:unhideWhenUsed="0"/>
+    <w:lsdException w:name="Title" w:semiHidden="0" w:uiPriority="0" w:unhideWhenUsed="0" w:qFormat="1"/>
+    <w:lsdException w:name="Closing" w:semiHidden="0" w:uiPriority="0" w:unhideWhenUsed="0"/>
+    <w:lsdException w:name="Signature" w:semiHidden="0" w:uiPriority="0" w:unhideWhenUsed="0"/>
+    <w:lsdException w:name="Default Paragraph Font" w:uiPriority="0" w:unhideWhenUsed="0" w:qFormat="1"/>
+    <w:lsdException w:name="Body Text" w:uiPriority="0" w:unhideWhenUsed="0" w:qFormat="1"/>
+    <w:lsdException w:name="Body Text Indent" w:semiHidden="0" w:uiPriority="0" w:unhideWhenUsed="0"/>
+    <w:lsdException w:name="List Continue" w:semiHidden="0" w:uiPriority="0" w:unhideWhenUsed="0"/>
+    <w:lsdException w:name="List Continue 2" w:semiHidden="0" w:uiPriority="0" w:unhideWhenUsed="0"/>
+    <w:lsdException w:name="List Continue 3" w:semiHidden="0" w:uiPriority="0" w:unhideWhenUsed="0"/>
+    <w:lsdException w:name="List Continue 4" w:semiHidden="0" w:uiPriority="0" w:unhideWhenUsed="0"/>
+    <w:lsdException w:name="List Continue 5" w:semiHidden="0" w:uiPriority="0" w:unhideWhenUsed="0"/>
+    <w:lsdException w:name="Message Header" w:semiHidden="0" w:uiPriority="0" w:unhideWhenUsed="0"/>
+    <w:lsdException w:name="Subtitle" w:semiHidden="0" w:uiPriority="0" w:unhideWhenUsed="0" w:qFormat="1"/>
+    <w:lsdException w:name="Salutation" w:semiHidden="0" w:uiPriority="0" w:unhideWhenUsed="0"/>
+    <w:lsdException w:name="Date" w:semiHidden="0" w:uiPriority="0" w:unhideWhenUsed="0"/>
+    <w:lsdException w:name="Body Text First Indent" w:semiHidden="0" w:uiPriority="0" w:unhideWhenUsed="0"/>
+    <w:lsdException w:name="Body Text First Indent 2" w:semiHidden="0" w:uiPriority="0" w:unhideWhenUsed="0"/>
+    <w:lsdException w:name="Body Text 2" w:semiHidden="0" w:uiPriority="0" w:unhideWhenUsed="0"/>
+    <w:lsdException w:name="Body Text 3" w:semiHidden="0" w:uiPriority="0" w:unhideWhenUsed="0"/>
+    <w:lsdException w:name="Body Text Indent 2" w:semiHidden="0" w:uiPriority="0" w:unhideWhenUsed="0"/>
+    <w:lsdException w:name="Body Text Indent 3" w:semiHidden="0" w:uiPriority="0" w:unhideWhenUsed="0"/>
+    <w:lsdException w:name="Block Text" w:semiHidden="0" w:uiPriority="0" w:unhideWhenUsed="0"/>
+    <w:lsdException w:name="Hyperlink" w:semiHidden="0" w:uiPriority="0" w:unhideWhenUsed="0"/>
+    <w:lsdException w:name="FollowedHyperlink" w:semiHidden="0" w:uiPriority="0" w:unhideWhenUsed="0"/>
+    <w:lsdException w:name="Strong" w:semiHidden="0" w:uiPriority="0" w:unhideWhenUsed="0" w:qFormat="1"/>
+    <w:lsdException w:name="Emphasis" w:semiHidden="0" w:uiPriority="0" w:unhideWhenUsed="0" w:qFormat="1"/>
+    <w:lsdException w:name="Document Map" w:semiHidden="0" w:uiPriority="0" w:unhideWhenUsed="0"/>
+    <w:lsdException w:name="Plain Text" w:semiHidden="0" w:uiPriority="0" w:unhideWhenUsed="0"/>
+    <w:lsdException w:name="E-mail Signature" w:semiHidden="0" w:uiPriority="0" w:unhideWhenUsed="0"/>
+    <w:lsdException w:name="Normal (Web)" w:semiHidden="0" w:uiPriority="0" w:unhideWhenUsed="0" w:qFormat="1"/>
+    <w:lsdException w:name="HTML Acronym" w:semiHidden="0" w:uiPriority="0" w:unhideWhenUsed="0"/>
+    <w:lsdException w:name="HTML Address" w:semiHidden="0" w:uiPriority="0" w:unhideWhenUsed="0"/>
+    <w:lsdException w:name="HTML Cite" w:semiHidden="0" w:uiPriority="0" w:unhideWhenUsed="0"/>
+    <w:lsdException w:name="HTML Code" w:semiHidden="0" w:uiPriority="0" w:unhideWhenUsed="0"/>
+    <w:lsdException w:name="HTML Definition" w:semiHidden="0" w:uiPriority="0" w:unhideWhenUsed="0"/>
+    <w:lsdException w:name="HTML Keyboard" w:semiHidden="0" w:uiPriority="0" w:unhideWhenUsed="0"/>
+    <w:lsdException w:name="HTML Preformatted" w:semiHidden="0" w:uiPriority="0" w:unhideWhenUsed="0"/>
+    <w:lsdException w:name="HTML Sample" w:semiHidden="0" w:uiPriority="0" w:unhideWhenUsed="0"/>
+    <w:lsdException w:name="HTML Typewriter" w:semiHidden="0" w:uiPriority="0" w:unhideWhenUsed="0"/>
+    <w:lsdException w:name="HTML Variable" w:semiHidden="0" w:uiPriority="0" w:unhideWhenUsed="0"/>
+    <w:lsdException w:name="Normal Table" w:uiPriority="0" w:unhideWhenUsed="0" w:qFormat="1"/>
+    <w:lsdException w:name="annotation subject" w:semiHidden="0" w:uiPriority="0" w:unhideWhenUsed="0"/>
+    <w:lsdException w:name="Table Simple 1" w:semiHidden="0" w:uiPriority="0" w:unhideWhenUsed="0"/>
+    <w:lsdException w:name="Table Simple 2" w:semiHidden="0" w:uiPriority="0" w:unhideWhenUsed="0"/>
+    <w:lsdException w:name="Table Simple 3" w:semiHidden="0" w:uiPriority="0" w:unhideWhenUsed="0"/>
+    <w:lsdException w:name="Table Classic 1" w:semiHidden="0" w:uiPriority="0" w:unhideWhenUsed="0"/>
+    <w:lsdException w:name="Table Classic 2" w:semiHidden="0" w:uiPriority="0" w:unhideWhenUsed="0"/>
+    <w:lsdException w:name="Table Classic 3" w:semiHidden="0" w:uiPriority="0" w:unhideWhenUsed="0"/>
+    <w:lsdException w:name="Table Classic 4" w:semiHidden="0" w:uiPriority="0" w:unhideWhenUsed="0"/>
+    <w:lsdException w:name="Table Colorful 1" w:semiHidden="0" w:uiPriority="0" w:unhideWhenUsed="0"/>
+    <w:lsdException w:name="Table Colorful 2" w:semiHidden="0" w:uiPriority="0" w:unhideWhenUsed="0"/>
+    <w:lsdException w:name="Table Colorful 3" w:semiHidden="0" w:uiPriority="0" w:unhideWhenUsed="0"/>
+    <w:lsdException w:name="Table Columns 1" w:semiHidden="0" w:uiPriority="0" w:unhideWhenUsed="0"/>
+    <w:lsdException w:name="Table Columns 2" w:semiHidden="0" w:uiPriority="0" w:unhideWhenUsed="0"/>
+    <w:lsdException w:name="Table Columns 3" w:semiHidden="0" w:uiPriority="0" w:unhideWhenUsed="0"/>
+    <w:lsdException w:name="Table Columns 4" w:semiHidden="0" w:uiPriority="0" w:unhideWhenUsed="0"/>
+    <w:lsdException w:name="Table Columns 5" w:semiHidden="0" w:uiPriority="0" w:unhideWhenUsed="0"/>
+    <w:lsdException w:name="Table Grid 1" w:semiHidden="0" w:uiPriority="0" w:unhideWhenUsed="0"/>
+    <w:lsdException w:name="Table Grid 2" w:semiHidden="0" w:uiPriority="0" w:unhideWhenUsed="0"/>
+    <w:lsdException w:name="Table Grid 3" w:semiHidden="0" w:uiPriority="0" w:unhideWhenUsed="0"/>
+    <w:lsdException w:name="Table Grid 4" w:semiHidden="0" w:uiPriority="0" w:unhideWhenUsed="0"/>
+    <w:lsdException w:name="Table Grid 5" w:semiHidden="0" w:uiPriority="0" w:unhideWhenUsed="0"/>
+    <w:lsdException w:name="Table Grid 6" w:semiHidden="0" w:uiPriority="0" w:unhideWhenUsed="0"/>
+    <w:lsdException w:name="Table Grid 7" w:semiHidden="0" w:uiPriority="0" w:unhideWhenUsed="0"/>
+    <w:lsdException w:name="Table Grid 8" w:semiHidden="0" w:uiPriority="0" w:unhideWhenUsed="0"/>
+    <w:lsdException w:name="Table List 1" w:semiHidden="0" w:uiPriority="0" w:unhideWhenUsed="0"/>
+    <w:lsdException w:name="Table List 2" w:semiHidden="0" w:uiPriority="0" w:unhideWhenUsed="0"/>
+    <w:lsdException w:name="Table List 3" w:semiHidden="0" w:uiPriority="0" w:unhideWhenUsed="0"/>
+    <w:lsdException w:name="Table List 4" w:semiHidden="0" w:uiPriority="0" w:unhideWhenUsed="0"/>
+    <w:lsdException w:name="Table List 5" w:semiHidden="0" w:uiPriority="0" w:unhideWhenUsed="0"/>
+    <w:lsdException w:name="Table List 6" w:semiHidden="0" w:uiPriority="0" w:unhideWhenUsed="0"/>
+    <w:lsdException w:name="Table List 7" w:semiHidden="0" w:uiPriority="0" w:unhideWhenUsed="0"/>
+    <w:lsdException w:name="Table List 8" w:semiHidden="0" w:uiPriority="0" w:unhideWhenUsed="0"/>
+    <w:lsdException w:name="Table 3D effects 1" w:semiHidden="0" w:uiPriority="0" w:unhideWhenUsed="0"/>
+    <w:lsdException w:name="Table 3D effects 2" w:semiHidden="0" w:uiPriority="0" w:unhideWhenUsed="0"/>
+    <w:lsdException w:name="Table 3D effects 3" w:semiHidden="0" w:uiPriority="0" w:unhideWhenUsed="0"/>
+    <w:lsdException w:name="Table Contemporary" w:semiHidden="0" w:uiPriority="0" w:unhideWhenUsed="0"/>
+    <w:lsdException w:name="Table Elegant" w:semiHidden="0" w:uiPriority="0" w:unhideWhenUsed="0"/>
+    <w:lsdException w:name="Table Professional" w:semiHidden="0" w:uiPriority="0" w:unhideWhenUsed="0"/>
+    <w:lsdException w:name="Table Subtle 1" w:semiHidden="0" w:uiPriority="0" w:unhideWhenUsed="0"/>
+    <w:lsdException w:name="Table Subtle 2" w:semiHidden="0" w:uiPriority="0" w:unhideWhenUsed="0"/>
+    <w:lsdException w:name="Table Web 1" w:semiHidden="0" w:uiPriority="0" w:unhideWhenUsed="0"/>
+    <w:lsdException w:name="Table Web 2" w:semiHidden="0" w:uiPriority="0" w:unhideWhenUsed="0"/>
+    <w:lsdException w:name="Table Web 3" w:semiHidden="0" w:uiPriority="0" w:unhideWhenUsed="0"/>
+    <w:lsdException w:name="Balloon Text" w:semiHidden="0" w:uiPriority="0" w:unhideWhenUsed="0"/>
+    <w:lsdException w:name="Table Grid" w:semiHidden="0" w:uiPriority="0" w:unhideWhenUsed="0" w:qFormat="1"/>
+    <w:lsdException w:name="Table Theme" w:semiHidden="0" w:uiPriority="0" w:unhideWhenUsed="0"/>
+    <w:lsdException w:name="Light Shading" w:semiHidden="0" w:uiPriority="60" w:unhideWhenUsed="0"/>
+    <w:lsdException w:name="Light List" w:semiHidden="0" w:uiPriority="61" w:unhideWhenUsed="0"/>
+    <w:lsdException w:name="Light Grid" w:semiHidden="0" w:uiPriority="62" w:unhideWhenUsed="0"/>
+    <w:lsdException w:name="Medium Shading 1" w:semiHidden="0" w:uiPriority="63" w:unhideWhenUsed="0"/>
+    <w:lsdException w:name="Medium Shading 2" w:semiHidden="0" w:uiPriority="64" w:unhideWhenUsed="0"/>
+    <w:lsdException w:name="Medium List 1" w:semiHidden="0" w:uiPriority="65" w:unhideWhenUsed="0"/>
+    <w:lsdException w:name="Medium List 2" w:semiHidden="0" w:uiPriority="66" w:unhideWhenUsed="0"/>
+    <w:lsdException w:name="Medium Grid 1" w:semiHidden="0" w:uiPriority="67" w:unhideWhenUsed="0"/>
+    <w:lsdException w:name="Medium Grid 2" w:semiHidden="0" w:uiPriority="68" w:unhideWhenUsed="0"/>
+    <w:lsdException w:name="Medium Grid 3" w:semiHidden="0" w:uiPriority="69" w:unhideWhenUsed="0"/>
+    <w:lsdException w:name="Dark List" w:semiHidden="0" w:uiPriority="70" w:unhideWhenUsed="0"/>
+    <w:lsdException w:name="Colorful Shading" w:semiHidden="0" w:uiPriority="71" w:unhideWhenUsed="0"/>
+    <w:lsdException w:name="Colorful List" w:semiHidden="0" w:uiPriority="72" w:unhideWhenUsed="0"/>
+    <w:lsdException w:name="Colorful Grid" w:semiHidden="0" w:uiPriority="73" w:unhideWhenUsed="0"/>
+    <w:lsdException w:name="Light Shading Accent 1" w:semiHidden="0" w:uiPriority="60" w:unhideWhenUsed="0"/>
+    <w:lsdException w:name="Light List Accent 1" w:semiHidden="0" w:uiPriority="61" w:unhideWhenUsed="0"/>
+    <w:lsdException w:name="Light Grid Accent 1" w:semiHidden="0" w:uiPriority="62" w:unhideWhenUsed="0"/>
+    <w:lsdException w:name="Medium Shading 1 Accent 1" w:semiHidden="0" w:uiPriority="63" w:unhideWhenUsed="0"/>
+    <w:lsdException w:name="Medium Shading 2 Accent 1" w:semiHidden="0" w:uiPriority="64" w:unhideWhenUsed="0"/>
+    <w:lsdException w:name="Medium List 1 Accent 1" w:semiHidden="0" w:uiPriority="65" w:unhideWhenUsed="0"/>
+    <w:lsdException w:name="Medium List 2 Accent 1" w:semiHidden="0" w:uiPriority="66" w:unhideWhenUsed="0"/>
+    <w:lsdException w:name="Medium Grid 1 Accent 1" w:semiHidden="0" w:uiPriority="67" w:unhideWhenUsed="0"/>
+    <w:lsdException w:name="Medium Grid 2 Accent 1" w:semiHidden="0" w:uiPriority="68" w:unhideWhenUsed="0"/>
+    <w:lsdException w:name="Medium Grid 3 Accent 1" w:semiHidden="0" w:uiPriority="69" w:unhideWhenUsed="0"/>
+    <w:lsdException w:name="Dark List Accent 1" w:semiHidden="0" w:uiPriority="70" w:unhideWhenUsed="0"/>
+    <w:lsdException w:name="Colorful Shading Accent 1" w:semiHidden="0" w:uiPriority="71" w:unhideWhenUsed="0"/>
+    <w:lsdException w:name="Colorful List Accent 1" w:semiHidden="0" w:uiPriority="72" w:unhideWhenUsed="0"/>
+    <w:lsdException w:name="Colorful Grid Accent 1" w:semiHidden="0" w:uiPriority="73" w:unhideWhenUsed="0"/>
+    <w:lsdException w:name="Light Shading Accent 2" w:semiHidden="0" w:uiPriority="60" w:unhideWhenUsed="0"/>
+    <w:lsdException w:name="Light List Accent 2" w:semiHidden="0" w:uiPriority="61" w:unhideWhenUsed="0"/>
+    <w:lsdException w:name="Light Grid Accent 2" w:semiHidden="0" w:uiPriority="62" w:unhideWhenUsed="0"/>
+    <w:lsdException w:name="Medium Shading 1 Accent 2" w:semiHidden="0" w:uiPriority="63" w:unhideWhenUsed="0"/>
+    <w:lsdException w:name="Medium Shading 2 Accent 2" w:semiHidden="0" w:uiPriority="64" w:unhideWhenUsed="0"/>
+    <w:lsdException w:name="Medium List 1 Accent 2" w:semiHidden="0" w:uiPriority="65" w:unhideWhenUsed="0"/>
+    <w:lsdException w:name="Medium List 2 Accent 2" w:semiHidden="0" w:uiPriority="66" w:unhideWhenUsed="0"/>
+    <w:lsdException w:name="Medium Grid 1 Accent 2" w:semiHidden="0" w:uiPriority="67" w:unhideWhenUsed="0"/>
+    <w:lsdException w:name="Medium Grid 2 Accent 2" w:semiHidden="0" w:uiPriority="68" w:unhideWhenUsed="0"/>
+    <w:lsdException w:name="Medium Grid 3 Accent 2" w:semiHidden="0" w:uiPriority="69" w:unhideWhenUsed="0"/>
+    <w:lsdException w:name="Dark List Accent 2" w:semiHidden="0" w:uiPriority="70" w:unhideWhenUsed="0"/>
+    <w:lsdException w:name="Colorful Shading Accent 2" w:semiHidden="0" w:uiPriority="71" w:unhideWhenUsed="0"/>
+    <w:lsdException w:name="Colorful List Accent 2" w:semiHidden="0" w:uiPriority="72" w:unhideWhenUsed="0"/>
+    <w:lsdException w:name="Colorful Grid Accent 2" w:semiHidden="0" w:uiPriority="73" w:unhideWhenUsed="0"/>
+    <w:lsdException w:name="Light Shading Accent 3" w:semiHidden="0" w:uiPriority="60" w:unhideWhenUsed="0"/>
+    <w:lsdException w:name="Light List Accent 3" w:semiHidden="0" w:uiPriority="61" w:unhideWhenUsed="0"/>
+    <w:lsdException w:name="Light Grid Accent 3" w:semiHidden="0" w:uiPriority="62" w:unhideWhenUsed="0"/>
+    <w:lsdException w:name="Medium Shading 1 Accent 3" w:semiHidden="0" w:uiPriority="63" w:unhideWhenUsed="0"/>
+    <w:lsdException w:name="Medium Shading 2 Accent 3" w:semiHidden="0" w:uiPriority="64" w:unhideWhenUsed="0"/>
+    <w:lsdException w:name="Medium List 1 Accent 3" w:semiHidden="0" w:uiPriority="65" w:unhideWhenUsed="0"/>
+    <w:lsdException w:name="Medium List 2 Accent 3" w:semiHidden="0" w:uiPriority="66" w:unhideWhenUsed="0"/>
+    <w:lsdException w:name="Medium Grid 1 Accent 3" w:semiHidden="0" w:uiPriority="67" w:unhideWhenUsed="0"/>
+    <w:lsdException w:name="Medium Grid 2 Accent 3" w:semiHidden="0" w:uiPriority="68" w:unhideWhenUsed="0"/>
+    <w:lsdException w:name="Medium Grid 3 Accent 3" w:semiHidden="0" w:uiPriority="69" w:unhideWhenUsed="0"/>
+    <w:lsdException w:name="Dark List Accent 3" w:semiHidden="0" w:uiPriority="70" w:unhideWhenUsed="0"/>
+    <w:lsdException w:name="Colorful Shading Accent 3" w:semiHidden="0" w:uiPriority="71" w:unhideWhenUsed="0"/>
+    <w:lsdException w:name="Colorful List Accent 3" w:semiHidden="0" w:uiPriority="72" w:unhideWhenUsed="0"/>
+    <w:lsdException w:name="Colorful Grid Accent 3" w:semiHidden="0" w:uiPriority="73" w:unhideWhenUsed="0"/>
+    <w:lsdException w:name="Light Shading Accent 4" w:semiHidden="0" w:uiPriority="60" w:unhideWhenUsed="0"/>
+    <w:lsdException w:name="Light List Accent 4" w:semiHidden="0" w:uiPriority="61" w:unhideWhenUsed="0"/>
+    <w:lsdException w:name="Light Grid Accent 4" w:semiHidden="0" w:uiPriority="62" w:unhideWhenUsed="0"/>
+    <w:lsdException w:name="Medium Shading 1 Accent 4" w:semiHidden="0" w:uiPriority="63" w:unhideWhenUsed="0"/>
+    <w:lsdException w:name="Medium Shading 2 Accent 4" w:semiHidden="0" w:uiPriority="64" w:unhideWhenUsed="0"/>
+    <w:lsdException w:name="Medium List 1 Accent 4" w:semiHidden="0" w:uiPriority="65" w:unhideWhenUsed="0"/>
+    <w:lsdException w:name="Medium List 2 Accent 4" w:semiHidden="0" w:uiPriority="66" w:unhideWhenUsed="0"/>
+    <w:lsdException w:name="Medium Grid 1 Accent 4" w:semiHidden="0" w:uiPriority="67" w:unhideWhenUsed="0"/>
+    <w:lsdException w:name="Medium Grid 2 Accent 4" w:semiHidden="0" w:uiPriority="68" w:unhideWhenUsed="0"/>
+    <w:lsdException w:name="Medium Grid 3 Accent 4" w:semiHidden="0" w:uiPriority="69" w:unhideWhenUsed="0"/>
+    <w:lsdException w:name="Dark List Accent 4" w:semiHidden="0" w:uiPriority="70" w:unhideWhenUsed="0"/>
+    <w:lsdException w:name="Colorful Shading Accent 4" w:semiHidden="0" w:uiPriority="71" w:unhideWhenUsed="0"/>
+    <w:lsdException w:name="Colorful List Accent 4" w:semiHidden="0" w:uiPriority="72" w:unhideWhenUsed="0"/>
+    <w:lsdException w:name="Colorful Grid Accent 4" w:semiHidden="0" w:uiPriority="73" w:unhideWhenUsed="0"/>
+    <w:lsdException w:name="Light Shading Accent 5" w:semiHidden="0" w:uiPriority="60" w:unhideWhenUsed="0"/>
+    <w:lsdException w:name="Light List Accent 5" w:semiHidden="0" w:uiPriority="61" w:unhideWhenUsed="0"/>
+    <w:lsdException w:name="Light Grid Accent 5" w:semiHidden="0" w:uiPriority="62" w:unhideWhenUsed="0"/>
+    <w:lsdException w:name="Medium Shading 1 Accent 5" w:semiHidden="0" w:uiPriority="63" w:unhideWhenUsed="0"/>
+    <w:lsdException w:name="Medium Shading 2 Accent 5" w:semiHidden="0" w:uiPriority="64" w:unhideWhenUsed="0"/>
+    <w:lsdException w:name="Medium List 1 Accent 5" w:semiHidden="0" w:uiPriority="65" w:unhideWhenUsed="0"/>
+    <w:lsdException w:name="Medium List 2 Accent 5" w:semiHidden="0" w:uiPriority="66" w:unhideWhenUsed="0"/>
+    <w:lsdException w:name="Medium Grid 1 Accent 5" w:semiHidden="0" w:uiPriority="67" w:unhideWhenUsed="0"/>
+    <w:lsdException w:name="Medium Grid 2 Accent 5" w:semiHidden="0" w:uiPriority="68" w:unhideWhenUsed="0"/>
+    <w:lsdException w:name="Medium Grid 3 Accent 5" w:semiHidden="0" w:uiPriority="69" w:unhideWhenUsed="0"/>
+    <w:lsdException w:name="Dark List Accent 5" w:semiHidden="0" w:uiPriority="70" w:unhideWhenUsed="0"/>
+    <w:lsdException w:name="Colorful Shading Accent 5" w:semiHidden="0" w:uiPriority="71" w:unhideWhenUsed="0"/>
+    <w:lsdException w:name="Colorful List Accent 5" w:semiHidden="0" w:uiPriority="72" w:unhideWhenUsed="0"/>
+    <w:lsdException w:name="Colorful Grid Accent 5" w:semiHidden="0" w:uiPriority="73" w:unhideWhenUsed="0"/>
+    <w:lsdException w:name="Light Shading Accent 6" w:semiHidden="0" w:uiPriority="60" w:unhideWhenUsed="0"/>
+    <w:lsdException w:name="Light List Accent 6" w:semiHidden="0" w:uiPriority="61" w:unhideWhenUsed="0"/>
+    <w:lsdException w:name="Light Grid Accent 6" w:semiHidden="0" w:uiPriority="62" w:unhideWhenUsed="0"/>
+    <w:lsdException w:name="Medium Shading 1 Accent 6" w:semiHidden="0" w:uiPriority="63" w:unhideWhenUsed="0"/>
+    <w:lsdException w:name="Medium Shading 2 Accent 6" w:semiHidden="0" w:uiPriority="64" w:unhideWhenUsed="0"/>
+    <w:lsdException w:name="Medium List 1 Accent 6" w:semiHidden="0" w:uiPriority="65" w:unhideWhenUsed="0"/>
+    <w:lsdException w:name="Medium List 2 Accent 6" w:semiHidden="0" w:uiPriority="66" w:unhideWhenUsed="0"/>
+    <w:lsdException w:name="Medium Grid 1 Accent 6" w:semiHidden="0" w:uiPriority="67" w:unhideWhenUsed="0"/>
+    <w:lsdException w:name="Medium Grid 2 Accent 6" w:semiHidden="0" w:uiPriority="68" w:unhideWhenUsed="0"/>
+    <w:lsdException w:name="Medium Grid 3 Accent 6" w:semiHidden="0" w:uiPriority="69" w:unhideWhenUsed="0"/>
+    <w:lsdException w:name="Dark List Accent 6" w:semiHidden="0" w:uiPriority="70" w:unhideWhenUsed="0"/>
+    <w:lsdException w:name="Colorful Shading Accent 6" w:semiHidden="0" w:uiPriority="71" w:unhideWhenUsed="0"/>
+    <w:lsdException w:name="Colorful List Accent 6" w:semiHidden="0" w:uiPriority="72" w:unhideWhenUsed="0"/>
+    <w:lsdException w:name="Colorful Grid Accent 6" w:semiHidden="0" w:uiPriority="73" w:unhideWhenUsed="0"/>
   </w:latentStyles>
-  <w:style w:type="paragraph" w:default="1" w:styleId="1">
+  <w:style w:type="paragraph" w:default="1" w:styleId="Normal">
     <w:name w:val="Normal"/>
     <w:qFormat/>
-    <w:uiPriority w:val="0"/>
     <w:pPr>
       <w:kinsoku w:val="0"/>
       <w:autoSpaceDE w:val="0"/>
@@ -8423,7 +8240,7 @@
       <w:textAlignment w:val="baseline"/>
     </w:pPr>
     <w:rPr>
-      <w:rFonts w:ascii="Arial" w:hAnsi="Arial" w:eastAsia="宋体" w:cs="Arial"/>
+      <w:rFonts w:ascii="Arial" w:eastAsia="宋体" w:hAnsi="Arial" w:cs="Arial"/>
       <w:snapToGrid w:val="0"/>
       <w:color w:val="000000"/>
       <w:kern w:val="0"/>
@@ -8432,12 +8249,11 @@
       <w:lang w:val="en-US" w:eastAsia="en-US" w:bidi="ar-SA"/>
     </w:rPr>
   </w:style>
-  <w:style w:type="paragraph" w:styleId="2">
+  <w:style w:type="paragraph" w:styleId="Heading1">
     <w:name w:val="heading 1"/>
-    <w:basedOn w:val="1"/>
-    <w:next w:val="1"/>
+    <w:basedOn w:val="Normal"/>
+    <w:next w:val="Normal"/>
     <w:qFormat/>
-    <w:uiPriority w:val="0"/>
     <w:pPr>
       <w:keepNext/>
       <w:keepLines/>
@@ -8455,13 +8271,12 @@
       <w:sz w:val="44"/>
     </w:rPr>
   </w:style>
-  <w:style w:type="paragraph" w:styleId="3">
+  <w:style w:type="paragraph" w:styleId="Heading2">
     <w:name w:val="heading 2"/>
-    <w:basedOn w:val="1"/>
-    <w:next w:val="1"/>
+    <w:basedOn w:val="Normal"/>
+    <w:next w:val="Normal"/>
     <w:unhideWhenUsed/>
     <w:qFormat/>
-    <w:uiPriority w:val="0"/>
     <w:pPr>
       <w:keepNext/>
       <w:keepLines/>
@@ -8474,19 +8289,18 @@
       <w:outlineLvl w:val="1"/>
     </w:pPr>
     <w:rPr>
-      <w:rFonts w:ascii="Arial" w:hAnsi="Arial" w:eastAsia="黑体"/>
+      <w:rFonts w:ascii="Arial" w:eastAsia="黑体" w:hAnsi="Arial"/>
       <w:b/>
       <w:sz w:val="32"/>
     </w:rPr>
   </w:style>
-  <w:style w:type="paragraph" w:styleId="4">
+  <w:style w:type="paragraph" w:styleId="Heading3">
     <w:name w:val="heading 3"/>
-    <w:basedOn w:val="1"/>
-    <w:next w:val="1"/>
+    <w:basedOn w:val="Normal"/>
+    <w:next w:val="Normal"/>
     <w:semiHidden/>
     <w:unhideWhenUsed/>
     <w:qFormat/>
-    <w:uiPriority w:val="0"/>
     <w:pPr>
       <w:keepNext/>
       <w:keepLines/>
@@ -8503,13 +8317,12 @@
       <w:sz w:val="32"/>
     </w:rPr>
   </w:style>
-  <w:style w:type="paragraph" w:styleId="5">
+  <w:style w:type="paragraph" w:styleId="Heading4">
     <w:name w:val="heading 4"/>
-    <w:basedOn w:val="1"/>
-    <w:next w:val="1"/>
+    <w:basedOn w:val="Normal"/>
+    <w:next w:val="Normal"/>
     <w:unhideWhenUsed/>
     <w:qFormat/>
-    <w:uiPriority w:val="0"/>
     <w:pPr>
       <w:keepNext/>
       <w:keepLines/>
@@ -8522,19 +8335,18 @@
       <w:outlineLvl w:val="3"/>
     </w:pPr>
     <w:rPr>
-      <w:rFonts w:ascii="Arial" w:hAnsi="Arial" w:eastAsia="黑体"/>
+      <w:rFonts w:ascii="Arial" w:eastAsia="黑体" w:hAnsi="Arial"/>
       <w:b/>
       <w:sz w:val="28"/>
     </w:rPr>
   </w:style>
-  <w:style w:type="paragraph" w:styleId="6">
+  <w:style w:type="paragraph" w:styleId="Heading5">
     <w:name w:val="heading 5"/>
-    <w:basedOn w:val="1"/>
-    <w:next w:val="1"/>
+    <w:basedOn w:val="Normal"/>
+    <w:next w:val="Normal"/>
     <w:semiHidden/>
     <w:unhideWhenUsed/>
     <w:qFormat/>
-    <w:uiPriority w:val="0"/>
     <w:pPr>
       <w:keepNext/>
       <w:keepLines/>
@@ -8551,14 +8363,13 @@
       <w:sz w:val="28"/>
     </w:rPr>
   </w:style>
-  <w:style w:type="paragraph" w:styleId="7">
+  <w:style w:type="paragraph" w:styleId="Heading6">
     <w:name w:val="heading 6"/>
-    <w:basedOn w:val="1"/>
-    <w:next w:val="1"/>
+    <w:basedOn w:val="Normal"/>
+    <w:next w:val="Normal"/>
     <w:semiHidden/>
     <w:unhideWhenUsed/>
     <w:qFormat/>
-    <w:uiPriority w:val="0"/>
     <w:pPr>
       <w:keepNext/>
       <w:keepLines/>
@@ -8571,19 +8382,18 @@
       <w:outlineLvl w:val="5"/>
     </w:pPr>
     <w:rPr>
-      <w:rFonts w:ascii="Arial" w:hAnsi="Arial" w:eastAsia="黑体"/>
+      <w:rFonts w:ascii="Arial" w:eastAsia="黑体" w:hAnsi="Arial"/>
       <w:b/>
       <w:sz w:val="24"/>
     </w:rPr>
   </w:style>
-  <w:style w:type="paragraph" w:styleId="8">
+  <w:style w:type="paragraph" w:styleId="Heading7">
     <w:name w:val="heading 7"/>
-    <w:basedOn w:val="1"/>
-    <w:next w:val="1"/>
+    <w:basedOn w:val="Normal"/>
+    <w:next w:val="Normal"/>
     <w:semiHidden/>
     <w:unhideWhenUsed/>
     <w:qFormat/>
-    <w:uiPriority w:val="0"/>
     <w:pPr>
       <w:keepNext/>
       <w:keepLines/>
@@ -8600,14 +8410,13 @@
       <w:sz w:val="24"/>
     </w:rPr>
   </w:style>
-  <w:style w:type="paragraph" w:styleId="9">
+  <w:style w:type="paragraph" w:styleId="Heading8">
     <w:name w:val="heading 8"/>
-    <w:basedOn w:val="1"/>
-    <w:next w:val="1"/>
+    <w:basedOn w:val="Normal"/>
+    <w:next w:val="Normal"/>
     <w:semiHidden/>
     <w:unhideWhenUsed/>
     <w:qFormat/>
-    <w:uiPriority w:val="0"/>
     <w:pPr>
       <w:keepNext/>
       <w:keepLines/>
@@ -8620,18 +8429,17 @@
       <w:outlineLvl w:val="7"/>
     </w:pPr>
     <w:rPr>
-      <w:rFonts w:ascii="Arial" w:hAnsi="Arial" w:eastAsia="黑体"/>
+      <w:rFonts w:ascii="Arial" w:eastAsia="黑体" w:hAnsi="Arial"/>
       <w:sz w:val="24"/>
     </w:rPr>
   </w:style>
-  <w:style w:type="paragraph" w:styleId="10">
+  <w:style w:type="paragraph" w:styleId="Heading9">
     <w:name w:val="heading 9"/>
-    <w:basedOn w:val="1"/>
-    <w:next w:val="1"/>
+    <w:basedOn w:val="Normal"/>
+    <w:next w:val="Normal"/>
     <w:semiHidden/>
     <w:unhideWhenUsed/>
     <w:qFormat/>
-    <w:uiPriority w:val="0"/>
     <w:pPr>
       <w:keepNext/>
       <w:keepLines/>
@@ -8644,21 +8452,19 @@
       <w:outlineLvl w:val="8"/>
     </w:pPr>
     <w:rPr>
-      <w:rFonts w:ascii="Arial" w:hAnsi="Arial" w:eastAsia="黑体"/>
+      <w:rFonts w:ascii="Arial" w:eastAsia="黑体" w:hAnsi="Arial"/>
       <w:sz w:val="21"/>
     </w:rPr>
   </w:style>
-  <w:style w:type="character" w:default="1" w:styleId="22">
+  <w:style w:type="character" w:default="1" w:styleId="DefaultParagraphFont">
     <w:name w:val="Default Paragraph Font"/>
     <w:semiHidden/>
     <w:qFormat/>
-    <w:uiPriority w:val="0"/>
   </w:style>
-  <w:style w:type="table" w:default="1" w:styleId="20">
+  <w:style w:type="table" w:default="1" w:styleId="TableNormal">
     <w:name w:val="Normal Table"/>
     <w:semiHidden/>
     <w:qFormat/>
-    <w:uiPriority w:val="0"/>
     <w:tblPr>
       <w:tblCellMar>
         <w:top w:w="0" w:type="dxa"/>
@@ -8668,43 +8474,39 @@
       </w:tblCellMar>
     </w:tblPr>
   </w:style>
-  <w:style w:type="paragraph" w:styleId="11">
+  <w:style w:type="paragraph" w:styleId="CommentText">
     <w:name w:val="annotation text"/>
-    <w:basedOn w:val="1"/>
+    <w:basedOn w:val="Normal"/>
     <w:qFormat/>
-    <w:uiPriority w:val="0"/>
     <w:pPr>
       <w:jc w:val="left"/>
     </w:pPr>
   </w:style>
-  <w:style w:type="paragraph" w:styleId="12">
+  <w:style w:type="paragraph" w:styleId="BodyText">
     <w:name w:val="Body Text"/>
-    <w:basedOn w:val="1"/>
+    <w:basedOn w:val="Normal"/>
     <w:semiHidden/>
     <w:qFormat/>
-    <w:uiPriority w:val="0"/>
     <w:rPr>
-      <w:rFonts w:ascii="Arial" w:hAnsi="Arial" w:eastAsia="Arial" w:cs="Arial"/>
+      <w:rFonts w:ascii="Arial" w:eastAsia="Arial" w:hAnsi="Arial" w:cs="Arial"/>
       <w:sz w:val="21"/>
       <w:szCs w:val="21"/>
       <w:lang w:val="en-US" w:eastAsia="en-US" w:bidi="ar-SA"/>
     </w:rPr>
   </w:style>
-  <w:style w:type="paragraph" w:styleId="13">
+  <w:style w:type="paragraph" w:styleId="TOC3">
     <w:name w:val="toc 3"/>
-    <w:basedOn w:val="1"/>
-    <w:next w:val="1"/>
+    <w:basedOn w:val="Normal"/>
+    <w:next w:val="Normal"/>
     <w:qFormat/>
-    <w:uiPriority w:val="0"/>
     <w:pPr>
       <w:ind w:left="840" w:leftChars="400"/>
     </w:pPr>
   </w:style>
-  <w:style w:type="paragraph" w:styleId="14">
+  <w:style w:type="paragraph" w:styleId="Footer">
     <w:name w:val="footer"/>
-    <w:basedOn w:val="1"/>
+    <w:basedOn w:val="Normal"/>
     <w:qFormat/>
-    <w:uiPriority w:val="0"/>
     <w:pPr>
       <w:tabs>
         <w:tab w:val="center" w:pos="4153"/>
@@ -8717,17 +8519,16 @@
       <w:sz w:val="18"/>
     </w:rPr>
   </w:style>
-  <w:style w:type="paragraph" w:styleId="15">
+  <w:style w:type="paragraph" w:styleId="Header">
     <w:name w:val="header"/>
-    <w:basedOn w:val="1"/>
+    <w:basedOn w:val="Normal"/>
     <w:qFormat/>
-    <w:uiPriority w:val="0"/>
     <w:pPr>
       <w:pBdr>
-        <w:top w:val="none" w:color="auto" w:sz="0" w:space="0"/>
-        <w:left w:val="none" w:color="auto" w:sz="0" w:space="0"/>
-        <w:bottom w:val="none" w:color="auto" w:sz="0" w:space="0"/>
-        <w:right w:val="none" w:color="auto" w:sz="0" w:space="0"/>
+        <w:top w:val="nil"/>
+        <w:left w:val="nil"/>
+        <w:bottom w:val="nil"/>
+        <w:right w:val="nil"/>
       </w:pBdr>
       <w:tabs>
         <w:tab w:val="center" w:pos="4153"/>
@@ -8742,41 +8543,37 @@
       <w:sz w:val="18"/>
     </w:rPr>
   </w:style>
-  <w:style w:type="paragraph" w:styleId="16">
+  <w:style w:type="paragraph" w:styleId="TOC1">
     <w:name w:val="toc 1"/>
-    <w:basedOn w:val="1"/>
-    <w:next w:val="1"/>
+    <w:basedOn w:val="Normal"/>
+    <w:next w:val="Normal"/>
     <w:qFormat/>
-    <w:uiPriority w:val="0"/>
     <w:rPr>
-      <w:rFonts w:ascii="Arial" w:hAnsi="Arial" w:eastAsia="Microsoft JhengHei"/>
+      <w:rFonts w:ascii="Arial" w:eastAsia="Microsoft JhengHei" w:hAnsi="Arial"/>
       <w:sz w:val="24"/>
     </w:rPr>
   </w:style>
-  <w:style w:type="paragraph" w:styleId="17">
+  <w:style w:type="paragraph" w:styleId="TOC2">
     <w:name w:val="toc 2"/>
-    <w:basedOn w:val="1"/>
-    <w:next w:val="1"/>
+    <w:basedOn w:val="Normal"/>
+    <w:next w:val="Normal"/>
     <w:qFormat/>
-    <w:uiPriority w:val="0"/>
     <w:pPr>
       <w:ind w:left="420" w:leftChars="200"/>
     </w:pPr>
   </w:style>
-  <w:style w:type="paragraph" w:styleId="18">
+  <w:style w:type="paragraph" w:styleId="NormalWeb">
     <w:name w:val="Normal (Web)"/>
-    <w:basedOn w:val="1"/>
+    <w:basedOn w:val="Normal"/>
     <w:qFormat/>
-    <w:uiPriority w:val="0"/>
     <w:rPr>
       <w:sz w:val="24"/>
     </w:rPr>
   </w:style>
-  <w:style w:type="paragraph" w:styleId="19">
+  <w:style w:type="paragraph" w:styleId="Title">
     <w:name w:val="Title"/>
-    <w:basedOn w:val="1"/>
+    <w:basedOn w:val="Normal"/>
     <w:qFormat/>
-    <w:uiPriority w:val="0"/>
     <w:pPr>
       <w:spacing w:before="240" w:beforeLines="0" w:beforeAutospacing="0" w:after="60" w:afterLines="0" w:afterAutospacing="0"/>
       <w:jc w:val="center"/>
@@ -8788,73 +8585,68 @@
       <w:sz w:val="32"/>
     </w:rPr>
   </w:style>
-  <w:style w:type="table" w:styleId="21">
+  <w:style w:type="table" w:styleId="TableGrid">
     <w:name w:val="Table Grid"/>
-    <w:basedOn w:val="20"/>
+    <w:basedOn w:val="TableNormal"/>
     <w:qFormat/>
-    <w:uiPriority w:val="0"/>
     <w:pPr>
       <w:widowControl w:val="0"/>
       <w:jc w:val="both"/>
     </w:pPr>
     <w:tblPr>
       <w:tblBorders>
-        <w:top w:val="single" w:color="auto" w:sz="4" w:space="0"/>
-        <w:left w:val="single" w:color="auto" w:sz="4" w:space="0"/>
-        <w:bottom w:val="single" w:color="auto" w:sz="4" w:space="0"/>
-        <w:right w:val="single" w:color="auto" w:sz="4" w:space="0"/>
-        <w:insideH w:val="single" w:color="auto" w:sz="4" w:space="0"/>
-        <w:insideV w:val="single" w:color="auto" w:sz="4" w:space="0"/>
+        <w:top w:val="single" w:sz="4" w:space="0" w:color="auto"/>
+        <w:left w:val="single" w:sz="4" w:space="0" w:color="auto"/>
+        <w:bottom w:val="single" w:sz="4" w:space="0" w:color="auto"/>
+        <w:right w:val="single" w:sz="4" w:space="0" w:color="auto"/>
+        <w:insideH w:val="single" w:sz="4" w:space="0" w:color="auto"/>
+        <w:insideV w:val="single" w:sz="4" w:space="0" w:color="auto"/>
       </w:tblBorders>
     </w:tblPr>
   </w:style>
-  <w:style w:type="character" w:styleId="23">
+  <w:style w:type="character" w:styleId="Strong">
     <w:name w:val="Strong"/>
-    <w:basedOn w:val="22"/>
+    <w:basedOn w:val="DefaultParagraphFont"/>
     <w:qFormat/>
-    <w:uiPriority w:val="0"/>
     <w:rPr>
       <w:b/>
     </w:rPr>
   </w:style>
-  <w:style w:type="paragraph" w:customStyle="1" w:styleId="24">
+  <w:style w:type="paragraph" w:customStyle="1" w:styleId="a">
     <w:name w:val="柴_公司名"/>
-    <w:basedOn w:val="19"/>
+    <w:basedOn w:val="Title"/>
     <w:qFormat/>
-    <w:uiPriority w:val="0"/>
     <w:pPr>
       <w:spacing w:after="600" w:afterLines="600"/>
     </w:pPr>
     <w:rPr>
-      <w:rFonts w:hint="eastAsia" w:ascii="宋体" w:hAnsi="宋体" w:eastAsia="宋体" w:cs="宋体"/>
+      <w:rFonts w:ascii="宋体" w:eastAsia="宋体" w:hAnsi="宋体" w:cs="宋体" w:hint="eastAsia"/>
       <w:bCs/>
       <w:spacing w:val="-6"/>
       <w:sz w:val="52"/>
       <w:szCs w:val="52"/>
     </w:rPr>
   </w:style>
-  <w:style w:type="paragraph" w:customStyle="1" w:styleId="25">
+  <w:style w:type="paragraph" w:customStyle="1" w:styleId="a0">
     <w:name w:val="柴_文档名"/>
-    <w:basedOn w:val="19"/>
+    <w:basedOn w:val="Title"/>
     <w:qFormat/>
-    <w:uiPriority w:val="0"/>
     <w:pPr>
       <w:spacing w:after="900" w:afterLines="900"/>
     </w:pPr>
     <w:rPr>
-      <w:rFonts w:ascii="黑体" w:hAnsi="黑体" w:eastAsia="黑体" w:cs="黑体"/>
+      <w:rFonts w:ascii="黑体" w:eastAsia="黑体" w:hAnsi="黑体" w:cs="黑体"/>
       <w:bCs/>
       <w:spacing w:val="-7"/>
       <w:sz w:val="52"/>
       <w:szCs w:val="52"/>
     </w:rPr>
   </w:style>
-  <w:style w:type="table" w:customStyle="1" w:styleId="26">
+  <w:style w:type="table" w:customStyle="1" w:styleId="TableNormal0">
     <w:name w:val="Table Normal_0"/>
     <w:semiHidden/>
     <w:unhideWhenUsed/>
     <w:qFormat/>
-    <w:uiPriority w:val="0"/>
     <w:tblPr>
       <w:tblCellMar>
         <w:top w:w="0" w:type="dxa"/>
@@ -8864,87 +8656,81 @@
       </w:tblCellMar>
     </w:tblPr>
   </w:style>
-  <w:style w:type="paragraph" w:customStyle="1" w:styleId="27">
+  <w:style w:type="paragraph" w:customStyle="1" w:styleId="TableText">
     <w:name w:val="Table Text"/>
-    <w:basedOn w:val="1"/>
+    <w:basedOn w:val="Normal"/>
     <w:semiHidden/>
     <w:qFormat/>
-    <w:uiPriority w:val="0"/>
     <w:rPr>
-      <w:rFonts w:ascii="宋体" w:hAnsi="宋体" w:eastAsia="宋体" w:cs="宋体"/>
+      <w:rFonts w:ascii="宋体" w:eastAsia="宋体" w:hAnsi="宋体" w:cs="宋体"/>
       <w:sz w:val="21"/>
       <w:szCs w:val="21"/>
       <w:lang w:val="en-US" w:eastAsia="en-US" w:bidi="ar-SA"/>
     </w:rPr>
   </w:style>
-  <w:style w:type="paragraph" w:customStyle="1" w:styleId="28">
+  <w:style w:type="paragraph" w:customStyle="1" w:styleId="1">
     <w:name w:val="柴_标题1"/>
-    <w:basedOn w:val="2"/>
-    <w:next w:val="29"/>
-    <w:link w:val="38"/>
+    <w:basedOn w:val="Heading1"/>
+    <w:next w:val="a1"/>
+    <w:link w:val="1Char"/>
     <w:qFormat/>
-    <w:uiPriority w:val="0"/>
     <w:pPr>
       <w:spacing w:before="100" w:after="90" w:line="360" w:lineRule="auto"/>
     </w:pPr>
     <w:rPr>
-      <w:rFonts w:ascii="Arial" w:hAnsi="Arial" w:eastAsia="宋体"/>
+      <w:rFonts w:ascii="Arial" w:eastAsia="宋体" w:hAnsi="Arial"/>
       <w:sz w:val="32"/>
     </w:rPr>
   </w:style>
-  <w:style w:type="paragraph" w:customStyle="1" w:styleId="29">
+  <w:style w:type="paragraph" w:customStyle="1" w:styleId="a1">
     <w:name w:val="柴_正文"/>
-    <w:basedOn w:val="12"/>
-    <w:link w:val="42"/>
+    <w:basedOn w:val="BodyText"/>
+    <w:link w:val="Char"/>
     <w:qFormat/>
-    <w:uiPriority w:val="0"/>
     <w:pPr>
       <w:spacing w:line="360" w:lineRule="auto"/>
       <w:ind w:firstLine="470" w:firstLineChars="200"/>
     </w:pPr>
     <w:rPr>
-      <w:rFonts w:ascii="Arial" w:hAnsi="Arial" w:eastAsia="宋体"/>
+      <w:rFonts w:ascii="Arial" w:eastAsia="宋体" w:hAnsi="Arial"/>
       <w:sz w:val="24"/>
       <w:lang w:eastAsia="zh-CN"/>
     </w:rPr>
   </w:style>
-  <w:style w:type="paragraph" w:customStyle="1" w:styleId="30">
+  <w:style w:type="paragraph" w:customStyle="1" w:styleId="2">
     <w:name w:val="柴_标题2"/>
-    <w:basedOn w:val="3"/>
-    <w:next w:val="29"/>
+    <w:basedOn w:val="Heading2"/>
+    <w:next w:val="a1"/>
     <w:qFormat/>
-    <w:uiPriority w:val="0"/>
     <w:pPr>
       <w:spacing w:line="360" w:lineRule="auto"/>
     </w:pPr>
     <w:rPr>
-      <w:rFonts w:ascii="Arial" w:hAnsi="Arial" w:eastAsia="宋体"/>
+      <w:rFonts w:ascii="Arial" w:eastAsia="宋体" w:hAnsi="Arial"/>
       <w:sz w:val="28"/>
     </w:rPr>
   </w:style>
-  <w:style w:type="paragraph" w:customStyle="1" w:styleId="31">
+  <w:style w:type="paragraph" w:customStyle="1" w:styleId="3">
     <w:name w:val="柴_标题3"/>
-    <w:basedOn w:val="4"/>
-    <w:next w:val="29"/>
+    <w:basedOn w:val="Heading3"/>
+    <w:next w:val="a1"/>
     <w:qFormat/>
-    <w:uiPriority w:val="0"/>
     <w:pPr>
       <w:spacing w:line="360" w:lineRule="auto"/>
       <w:ind w:left="0" w:firstLine="472" w:firstLineChars="200"/>
     </w:pPr>
     <w:rPr>
-      <w:rFonts w:ascii="宋体" w:hAnsi="宋体" w:eastAsia="宋体" w:cs="宋体"/>
+      <w:rFonts w:ascii="宋体" w:eastAsia="宋体" w:hAnsi="宋体" w:cs="宋体"/>
       <w:spacing w:val="-2"/>
       <w:sz w:val="24"/>
       <w:szCs w:val="24"/>
     </w:rPr>
   </w:style>
-  <w:style w:type="paragraph" w:customStyle="1" w:styleId="32">
+  <w:style w:type="paragraph" w:customStyle="1" w:styleId="a2">
     <w:name w:val="柴_目录"/>
-    <w:basedOn w:val="1"/>
-    <w:next w:val="12"/>
+    <w:basedOn w:val="Normal"/>
+    <w:next w:val="BodyText"/>
     <w:qFormat/>
-    <w:uiPriority w:val="0"/>
     <w:pPr>
       <w:tabs>
         <w:tab w:val="right" w:leader="dot" w:pos="8442"/>
@@ -8952,64 +8738,59 @@
       <w:ind w:left="0" w:leftChars="0"/>
     </w:pPr>
     <w:rPr>
-      <w:rFonts w:ascii="Arial" w:hAnsi="Arial" w:eastAsia="Microsoft JhengHei"/>
+      <w:rFonts w:ascii="Arial" w:eastAsia="Microsoft JhengHei" w:hAnsi="Arial"/>
       <w:sz w:val="24"/>
     </w:rPr>
   </w:style>
-  <w:style w:type="paragraph" w:customStyle="1" w:styleId="33">
+  <w:style w:type="paragraph" w:customStyle="1" w:styleId="WPSOffice1">
     <w:name w:val="WPSOffice手动目录 1"/>
     <w:qFormat/>
-    <w:uiPriority w:val="0"/>
     <w:pPr>
       <w:ind w:leftChars="0"/>
     </w:pPr>
     <w:rPr>
-      <w:rFonts w:ascii="Times New Roman" w:hAnsi="Times New Roman" w:eastAsia="宋体" w:cs="Times New Roman"/>
+      <w:rFonts w:ascii="Times New Roman" w:eastAsia="宋体" w:hAnsi="Times New Roman" w:cs="Times New Roman"/>
       <w:sz w:val="20"/>
       <w:szCs w:val="20"/>
     </w:rPr>
   </w:style>
-  <w:style w:type="paragraph" w:customStyle="1" w:styleId="34">
+  <w:style w:type="paragraph" w:customStyle="1" w:styleId="WPSOffice2">
     <w:name w:val="WPSOffice手动目录 2"/>
     <w:qFormat/>
-    <w:uiPriority w:val="0"/>
     <w:pPr>
       <w:ind w:leftChars="200"/>
     </w:pPr>
     <w:rPr>
-      <w:rFonts w:ascii="Times New Roman" w:hAnsi="Times New Roman" w:eastAsia="宋体" w:cs="Times New Roman"/>
+      <w:rFonts w:ascii="Times New Roman" w:eastAsia="宋体" w:hAnsi="Times New Roman" w:cs="Times New Roman"/>
       <w:sz w:val="20"/>
       <w:szCs w:val="20"/>
     </w:rPr>
   </w:style>
-  <w:style w:type="paragraph" w:customStyle="1" w:styleId="35">
+  <w:style w:type="paragraph" w:customStyle="1" w:styleId="WPSOffice3">
     <w:name w:val="WPSOffice手动目录 3"/>
     <w:qFormat/>
-    <w:uiPriority w:val="0"/>
     <w:pPr>
       <w:ind w:leftChars="400"/>
     </w:pPr>
     <w:rPr>
-      <w:rFonts w:ascii="Times New Roman" w:hAnsi="Times New Roman" w:eastAsia="宋体" w:cs="Times New Roman"/>
+      <w:rFonts w:ascii="Times New Roman" w:eastAsia="宋体" w:hAnsi="Times New Roman" w:cs="Times New Roman"/>
       <w:sz w:val="20"/>
       <w:szCs w:val="20"/>
     </w:rPr>
   </w:style>
-  <w:style w:type="paragraph" w:customStyle="1" w:styleId="36">
+  <w:style w:type="paragraph" w:customStyle="1" w:styleId="Compact">
     <w:name w:val="Compact"/>
-    <w:basedOn w:val="12"/>
+    <w:basedOn w:val="BodyText"/>
     <w:qFormat/>
-    <w:uiPriority w:val="0"/>
     <w:pPr>
       <w:spacing w:before="36" w:after="36"/>
     </w:pPr>
   </w:style>
-  <w:style w:type="table" w:customStyle="1" w:styleId="37">
+  <w:style w:type="table" w:customStyle="1" w:styleId="Table">
     <w:name w:val="Table"/>
     <w:semiHidden/>
     <w:unhideWhenUsed/>
     <w:qFormat/>
-    <w:uiPriority w:val="0"/>
     <w:tblPr>
       <w:tblCellMar>
         <w:top w:w="0" w:type="dxa"/>
@@ -9021,28 +8802,26 @@
     <w:tblStylePr w:type="firstRow">
       <w:tcPr>
         <w:tcBorders>
-          <w:bottom w:val="single" w:color="auto" w:sz="0" w:space="0"/>
+          <w:bottom w:val="single" w:sz="0" w:space="0" w:color="auto"/>
         </w:tcBorders>
         <w:vAlign w:val="bottom"/>
       </w:tcPr>
     </w:tblStylePr>
   </w:style>
-  <w:style w:type="character" w:customStyle="1" w:styleId="38">
+  <w:style w:type="character" w:customStyle="1" w:styleId="1Char">
     <w:name w:val="柴_标题1 Char"/>
-    <w:link w:val="28"/>
+    <w:link w:val="1"/>
     <w:qFormat/>
-    <w:uiPriority w:val="0"/>
     <w:rPr>
-      <w:rFonts w:ascii="Arial" w:hAnsi="Arial" w:eastAsia="宋体"/>
+      <w:rFonts w:ascii="Arial" w:eastAsia="宋体" w:hAnsi="Arial"/>
       <w:sz w:val="32"/>
     </w:rPr>
   </w:style>
-  <w:style w:type="table" w:customStyle="1" w:styleId="39">
+  <w:style w:type="table" w:customStyle="1" w:styleId="TableNormal1">
     <w:name w:val="Table Normal_1"/>
     <w:semiHidden/>
     <w:unhideWhenUsed/>
     <w:qFormat/>
-    <w:uiPriority w:val="0"/>
     <w:tblPr>
       <w:tblCellMar>
         <w:top w:w="0" w:type="dxa"/>
@@ -9052,11 +8831,10 @@
       </w:tblCellMar>
     </w:tblPr>
   </w:style>
-  <w:style w:type="paragraph" w:customStyle="1" w:styleId="40">
+  <w:style w:type="paragraph" w:customStyle="1" w:styleId="a3">
     <w:name w:val="柴_正文_无缩进"/>
-    <w:basedOn w:val="1"/>
+    <w:basedOn w:val="Normal"/>
     <w:qFormat/>
-    <w:uiPriority w:val="0"/>
     <w:pPr>
       <w:ind w:firstLine="0" w:firstLineChars="0"/>
     </w:pPr>
@@ -9066,31 +8844,29 @@
       <w:lang w:eastAsia="zh-CN"/>
     </w:rPr>
   </w:style>
-  <w:style w:type="paragraph" w:customStyle="1" w:styleId="41">
+  <w:style w:type="paragraph" w:customStyle="1" w:styleId="4">
     <w:name w:val="柴_标题4"/>
-    <w:basedOn w:val="5"/>
-    <w:next w:val="1"/>
+    <w:basedOn w:val="Heading4"/>
+    <w:next w:val="Normal"/>
     <w:qFormat/>
-    <w:uiPriority w:val="0"/>
     <w:pPr>
       <w:widowControl w:val="0"/>
       <w:spacing w:before="160" w:line="360" w:lineRule="auto"/>
-      <w:ind w:left="981" w:leftChars="300" w:hanging="862"/>
+      <w:ind w:left="981" w:hanging="862" w:leftChars="300"/>
     </w:pPr>
     <w:rPr>
-      <w:rFonts w:hint="eastAsia" w:ascii="Calibri" w:hAnsi="Calibri" w:eastAsia="宋体" w:cs="宋体"/>
+      <w:rFonts w:ascii="Calibri" w:eastAsia="宋体" w:hAnsi="Calibri" w:cs="宋体" w:hint="eastAsia"/>
       <w:sz w:val="24"/>
       <w:szCs w:val="24"/>
       <w:lang w:eastAsia="zh-CN" w:bidi="zh-CN"/>
     </w:rPr>
   </w:style>
-  <w:style w:type="character" w:customStyle="1" w:styleId="42">
+  <w:style w:type="character" w:customStyle="1" w:styleId="Char">
     <w:name w:val="柴_正文 Char"/>
-    <w:link w:val="29"/>
+    <w:link w:val="a1"/>
     <w:qFormat/>
-    <w:uiPriority w:val="0"/>
     <w:rPr>
-      <w:rFonts w:ascii="Arial" w:hAnsi="Arial" w:eastAsia="宋体"/>
+      <w:rFonts w:ascii="Arial" w:eastAsia="宋体" w:hAnsi="Arial"/>
       <w:sz w:val="24"/>
       <w:lang w:eastAsia="zh-CN"/>
     </w:rPr>
